--- a/Отчёт .docx
+++ b/Отчёт .docx
@@ -1,6 +1,6 @@
 
 <file path=word/document.xml><?xml version="1.0" encoding="utf-8"?>
-<w:document xmlns:wpc="http://schemas.microsoft.com/office/word/2010/wordprocessingCanvas" xmlns:cx="http://schemas.microsoft.com/office/drawing/2014/chartex" xmlns:cx1="http://schemas.microsoft.com/office/drawing/2015/9/8/chartex" xmlns:cx2="http://schemas.microsoft.com/office/drawing/2015/10/21/chartex" xmlns:cx3="http://schemas.microsoft.com/office/drawing/2016/5/9/chartex" xmlns:cx4="http://schemas.microsoft.com/office/drawing/2016/5/10/chartex" xmlns:cx5="http://schemas.microsoft.com/office/drawing/2016/5/11/chartex" xmlns:cx6="http://schemas.microsoft.com/office/drawing/2016/5/12/chartex" xmlns:cx7="http://schemas.microsoft.com/office/drawing/2016/5/13/chartex" xmlns:cx8="http://schemas.microsoft.com/office/drawing/2016/5/14/chartex" xmlns:mc="http://schemas.openxmlformats.org/markup-compatibility/2006" xmlns:aink="http://schemas.microsoft.com/office/drawing/2016/ink" xmlns:am3d="http://schemas.microsoft.com/office/drawing/2017/model3d" xmlns:o="urn:schemas-microsoft-com:office:office" xmlns:oel="http://schemas.microsoft.com/office/2019/extlst" xmlns:r="http://schemas.openxmlformats.org/officeDocument/2006/relationships" xmlns:m="http://schemas.openxmlformats.org/officeDocument/2006/math" xmlns:v="urn:schemas-microsoft-com:vml" xmlns:wp14="http://schemas.microsoft.com/office/word/2010/wordprocessingDrawing" xmlns:wp="http://schemas.openxmlformats.org/drawingml/2006/wordprocessingDrawing" xmlns:w10="urn:schemas-microsoft-com:office:word" xmlns:w="http://schemas.openxmlformats.org/wordprocessingml/2006/main" xmlns:w14="http://schemas.microsoft.com/office/word/2010/wordml" xmlns:w15="http://schemas.microsoft.com/office/word/2012/wordml" xmlns:w16cex="http://schemas.microsoft.com/office/word/2018/wordml/cex" xmlns:w16cid="http://schemas.microsoft.com/office/word/2016/wordml/cid" xmlns:w16="http://schemas.microsoft.com/office/word/2018/wordml" xmlns:w16du="http://schemas.microsoft.com/office/word/2023/wordml/word16du" xmlns:w16sdtdh="http://schemas.microsoft.com/office/word/2020/wordml/sdtdatahash" xmlns:w16sdtfl="http://schemas.microsoft.com/office/word/2024/wordml/sdtformatlock" xmlns:w16se="http://schemas.microsoft.com/office/word/2015/wordml/symex" xmlns:wpg="http://schemas.microsoft.com/office/word/2010/wordprocessingGroup" xmlns:wpi="http://schemas.microsoft.com/office/word/2010/wordprocessingInk" xmlns:wne="http://schemas.microsoft.com/office/word/2006/wordml" xmlns:wps="http://schemas.microsoft.com/office/word/2010/wordprocessingShape" mc:Ignorable="w14 w15 w16se w16cid w16 w16cex w16sdtdh w16sdtfl w16du wp14">
+<w:document xmlns:wpc="http://schemas.microsoft.com/office/word/2010/wordprocessingCanvas" xmlns:cx="http://schemas.microsoft.com/office/drawing/2014/chartex" xmlns:cx1="http://schemas.microsoft.com/office/drawing/2015/9/8/chartex" xmlns:mc="http://schemas.openxmlformats.org/markup-compatibility/2006" xmlns:o="urn:schemas-microsoft-com:office:office" xmlns:r="http://schemas.openxmlformats.org/officeDocument/2006/relationships" xmlns:m="http://schemas.openxmlformats.org/officeDocument/2006/math" xmlns:v="urn:schemas-microsoft-com:vml" xmlns:wp14="http://schemas.microsoft.com/office/word/2010/wordprocessingDrawing" xmlns:wp="http://schemas.openxmlformats.org/drawingml/2006/wordprocessingDrawing" xmlns:w10="urn:schemas-microsoft-com:office:word" xmlns:w="http://schemas.openxmlformats.org/wordprocessingml/2006/main" xmlns:w14="http://schemas.microsoft.com/office/word/2010/wordml" xmlns:w15="http://schemas.microsoft.com/office/word/2012/wordml" xmlns:w16se="http://schemas.microsoft.com/office/word/2015/wordml/symex" xmlns:wpg="http://schemas.microsoft.com/office/word/2010/wordprocessingGroup" xmlns:wpi="http://schemas.microsoft.com/office/word/2010/wordprocessingInk" xmlns:wne="http://schemas.microsoft.com/office/word/2006/wordml" xmlns:wps="http://schemas.microsoft.com/office/word/2010/wordprocessingShape" mc:Ignorable="w14 w15 w16se wp14">
   <w:body>
     <w:p>
       <w:pPr>
@@ -282,13 +282,54 @@
           <w:b/>
           <w:sz w:val="28"/>
         </w:rPr>
-        <w:t xml:space="preserve">Разработка подпрограмм в National Instruments </w:t>
+        <w:t xml:space="preserve">Разработка подпрограмм в </w:t>
+      </w:r>
+      <w:proofErr w:type="spellStart"/>
+      <w:r>
+        <w:rPr>
+          <w:rFonts w:ascii="Times New Roman" w:hAnsi="Times New Roman" w:cs="Times New Roman"/>
+          <w:b/>
+          <w:i/>
+          <w:sz w:val="28"/>
+        </w:rPr>
+        <w:t>National</w:t>
+      </w:r>
+      <w:proofErr w:type="spellEnd"/>
+      <w:r>
+        <w:rPr>
+          <w:rFonts w:ascii="Times New Roman" w:hAnsi="Times New Roman" w:cs="Times New Roman"/>
+          <w:b/>
+          <w:i/>
+          <w:sz w:val="28"/>
+        </w:rPr>
+        <w:t xml:space="preserve"> </w:t>
+      </w:r>
+      <w:proofErr w:type="spellStart"/>
+      <w:r>
+        <w:rPr>
+          <w:rFonts w:ascii="Times New Roman" w:hAnsi="Times New Roman" w:cs="Times New Roman"/>
+          <w:b/>
+          <w:i/>
+          <w:sz w:val="28"/>
+        </w:rPr>
+        <w:t>Instruments</w:t>
+      </w:r>
+      <w:proofErr w:type="spellEnd"/>
+      <w:r>
+        <w:rPr>
+          <w:rFonts w:ascii="Times New Roman" w:hAnsi="Times New Roman" w:cs="Times New Roman"/>
+          <w:b/>
+          <w:i/>
+          <w:sz w:val="28"/>
+        </w:rPr>
+        <w:t xml:space="preserve"> </w:t>
       </w:r>
       <w:r>
         <w:rPr>
           <w:rFonts w:ascii="Times New Roman" w:hAnsi="Times New Roman" w:cs="Times New Roman"/>
           <w:b/>
           <w:bCs/>
+          <w:i/>
           <w:sz w:val="28"/>
           <w:lang w:val="en-US"/>
         </w:rPr>
@@ -692,26 +733,185 @@
     </w:p>
     <w:p>
       <w:pPr>
-        <w:spacing w:after="0" w:line="360" w:lineRule="auto"/>
-        <w:jc w:val="center"/>
-        <w:rPr>
-          <w:rFonts w:ascii="Times New Roman" w:hAnsi="Times New Roman" w:cs="Times New Roman"/>
-          <w:b/>
-          <w:sz w:val="28"/>
-        </w:rPr>
-      </w:pPr>
-      <w:r>
-        <w:rPr>
-          <w:rFonts w:ascii="Times New Roman" w:hAnsi="Times New Roman" w:cs="Times New Roman"/>
-          <w:b/>
+        <w:spacing w:after="160" w:line="259" w:lineRule="auto"/>
+        <w:jc w:val="center"/>
+        <w:rPr>
+          <w:rFonts w:ascii="Times New Roman" w:hAnsi="Times New Roman" w:cs="Times New Roman"/>
+          <w:b/>
+          <w:color w:val="FF0000"/>
+          <w:sz w:val="28"/>
+        </w:rPr>
+      </w:pPr>
+      <w:r>
+        <w:rPr>
+          <w:rFonts w:ascii="Times New Roman" w:hAnsi="Times New Roman" w:cs="Times New Roman"/>
+          <w:b/>
+          <w:color w:val="FF0000"/>
           <w:sz w:val="28"/>
         </w:rPr>
         <w:lastRenderedPageBreak/>
+        <w:t>Здесь должно быть оглавление</w:t>
+      </w:r>
+    </w:p>
+    <w:sdt>
+      <w:sdtPr>
+        <w:id w:val="-2085592280"/>
+        <w:docPartObj>
+          <w:docPartGallery w:val="Table of Contents"/>
+          <w:docPartUnique/>
+        </w:docPartObj>
+      </w:sdtPr>
+      <w:sdtEndPr>
+        <w:rPr>
+          <w:rFonts w:asciiTheme="minorHAnsi" w:eastAsiaTheme="minorHAnsi" w:hAnsiTheme="minorHAnsi" w:cstheme="minorBidi"/>
+          <w:b/>
+          <w:bCs/>
+          <w:color w:val="auto"/>
+          <w:sz w:val="22"/>
+          <w:szCs w:val="22"/>
+          <w:lang w:eastAsia="en-US"/>
+        </w:rPr>
+      </w:sdtEndPr>
+      <w:sdtContent>
+        <w:p>
+          <w:pPr>
+            <w:pStyle w:val="ac"/>
+          </w:pPr>
+          <w:r>
+            <w:t>Оглавление</w:t>
+          </w:r>
+        </w:p>
+        <w:p>
+          <w:fldSimple w:instr=" TOC \o &quot;1-3&quot; \h \z \u ">
+            <w:r>
+              <w:rPr>
+                <w:b/>
+                <w:bCs/>
+                <w:noProof/>
+              </w:rPr>
+              <w:t>Элементы оглавления не найдены.</w:t>
+            </w:r>
+          </w:fldSimple>
+        </w:p>
+      </w:sdtContent>
+    </w:sdt>
+    <w:p>
+      <w:pPr>
+        <w:spacing w:after="160" w:line="259" w:lineRule="auto"/>
+        <w:jc w:val="center"/>
+        <w:rPr>
+          <w:rFonts w:ascii="Times New Roman" w:hAnsi="Times New Roman" w:cs="Times New Roman"/>
+          <w:b/>
+          <w:color w:val="FF0000"/>
+          <w:sz w:val="28"/>
+        </w:rPr>
+      </w:pPr>
+    </w:p>
+    <w:p>
+      <w:pPr>
+        <w:spacing w:after="160" w:line="259" w:lineRule="auto"/>
+        <w:rPr>
+          <w:rFonts w:ascii="Times New Roman" w:hAnsi="Times New Roman" w:cs="Times New Roman"/>
+          <w:b/>
+          <w:sz w:val="28"/>
+        </w:rPr>
+      </w:pPr>
+      <w:r>
+        <w:rPr>
+          <w:rFonts w:ascii="Times New Roman" w:hAnsi="Times New Roman" w:cs="Times New Roman"/>
+          <w:b/>
+          <w:sz w:val="28"/>
+        </w:rPr>
+        <w:br w:type="page"/>
+      </w:r>
+    </w:p>
+    <w:p>
+      <w:pPr>
+        <w:spacing w:after="0" w:line="360" w:lineRule="auto"/>
+        <w:jc w:val="center"/>
+        <w:rPr>
+          <w:rFonts w:ascii="Times New Roman" w:hAnsi="Times New Roman" w:cs="Times New Roman"/>
+          <w:b/>
+          <w:color w:val="FF0000"/>
+          <w:sz w:val="28"/>
+        </w:rPr>
+      </w:pPr>
+      <w:r>
+        <w:rPr>
+          <w:rFonts w:ascii="Times New Roman" w:hAnsi="Times New Roman" w:cs="Times New Roman"/>
+          <w:b/>
+          <w:color w:val="FF0000"/>
+          <w:sz w:val="28"/>
+        </w:rPr>
+        <w:lastRenderedPageBreak/>
+        <w:t>Должен быть заголовок, открывающий переход к содержанию первой работы</w:t>
+      </w:r>
+    </w:p>
+    <w:p>
+      <w:pPr>
+        <w:spacing w:after="0" w:line="360" w:lineRule="auto"/>
+        <w:jc w:val="center"/>
+        <w:rPr>
+          <w:rFonts w:ascii="Times New Roman" w:hAnsi="Times New Roman" w:cs="Times New Roman"/>
+          <w:b/>
+          <w:color w:val="000000" w:themeColor="text1"/>
+          <w:sz w:val="28"/>
+        </w:rPr>
+      </w:pPr>
+      <w:r>
+        <w:rPr>
+          <w:rFonts w:ascii="Times New Roman" w:hAnsi="Times New Roman" w:cs="Times New Roman"/>
+          <w:b/>
+          <w:color w:val="000000" w:themeColor="text1"/>
+          <w:sz w:val="28"/>
+          <w:highlight w:val="yellow"/>
+        </w:rPr>
+        <w:t xml:space="preserve">Форматирование необходимо перенести из отчёта в </w:t>
+      </w:r>
+      <w:r>
+        <w:rPr>
+          <w:rFonts w:ascii="Times New Roman" w:hAnsi="Times New Roman" w:cs="Times New Roman"/>
+          <w:b/>
+          <w:color w:val="000000" w:themeColor="text1"/>
+          <w:sz w:val="28"/>
+          <w:highlight w:val="yellow"/>
+          <w:lang w:val="en-US"/>
+        </w:rPr>
+        <w:t>feature</w:t>
+      </w:r>
+      <w:r>
+        <w:rPr>
+          <w:rFonts w:ascii="Times New Roman" w:hAnsi="Times New Roman" w:cs="Times New Roman"/>
+          <w:b/>
+          <w:color w:val="000000" w:themeColor="text1"/>
+          <w:sz w:val="28"/>
+          <w:highlight w:val="yellow"/>
+        </w:rPr>
+        <w:t>-1</w:t>
+      </w:r>
+    </w:p>
+    <w:p>
+      <w:pPr>
+        <w:spacing w:after="0" w:line="360" w:lineRule="auto"/>
+        <w:jc w:val="center"/>
+        <w:rPr>
+          <w:rFonts w:ascii="Times New Roman" w:hAnsi="Times New Roman" w:cs="Times New Roman"/>
+          <w:b/>
+          <w:sz w:val="28"/>
+        </w:rPr>
+      </w:pPr>
+      <w:r>
+        <w:rPr>
+          <w:rFonts w:ascii="Times New Roman" w:hAnsi="Times New Roman" w:cs="Times New Roman"/>
+          <w:b/>
+          <w:sz w:val="28"/>
+        </w:rPr>
         <w:t>Описание работы</w:t>
       </w:r>
     </w:p>
     <w:p>
       <w:pPr>
+        <w:spacing w:after="0" w:line="360" w:lineRule="auto"/>
         <w:ind w:firstLine="708"/>
         <w:rPr>
           <w:b/>
@@ -742,6 +942,7 @@
     <w:p>
       <w:pPr>
         <w:spacing w:after="0" w:line="360" w:lineRule="auto"/>
+        <w:ind w:firstLine="708"/>
         <w:rPr>
           <w:rFonts w:ascii="Times New Roman" w:eastAsia="Times New Roman" w:hAnsi="Times New Roman" w:cs="Times New Roman"/>
           <w:b/>
@@ -764,6 +965,7 @@
     <w:p>
       <w:pPr>
         <w:spacing w:after="0" w:line="360" w:lineRule="auto"/>
+        <w:ind w:firstLine="708"/>
         <w:jc w:val="both"/>
         <w:rPr>
           <w:rFonts w:ascii="Times New Roman" w:eastAsia="Times New Roman" w:hAnsi="Times New Roman" w:cs="Times New Roman"/>
@@ -785,6 +987,7 @@
     <w:p>
       <w:pPr>
         <w:spacing w:after="0" w:line="360" w:lineRule="auto"/>
+        <w:ind w:left="708"/>
         <w:jc w:val="both"/>
         <w:rPr>
           <w:rFonts w:ascii="Times New Roman" w:eastAsia="Times New Roman" w:hAnsi="Times New Roman" w:cs="Times New Roman"/>
@@ -806,6 +1009,7 @@
     <w:p>
       <w:pPr>
         <w:spacing w:after="0" w:line="360" w:lineRule="auto"/>
+        <w:ind w:left="708"/>
         <w:jc w:val="both"/>
         <w:rPr>
           <w:rFonts w:ascii="Times New Roman" w:eastAsia="Times New Roman" w:hAnsi="Times New Roman" w:cs="Times New Roman"/>
@@ -827,6 +1031,7 @@
     <w:p>
       <w:pPr>
         <w:spacing w:after="0" w:line="360" w:lineRule="auto"/>
+        <w:ind w:left="708"/>
         <w:jc w:val="both"/>
         <w:rPr>
           <w:rFonts w:ascii="Times New Roman" w:eastAsia="Times New Roman" w:hAnsi="Times New Roman" w:cs="Times New Roman"/>
@@ -847,11 +1052,14 @@
     </w:p>
     <w:p>
       <w:pPr>
+        <w:spacing w:after="0" w:line="360" w:lineRule="auto"/>
         <w:jc w:val="both"/>
       </w:pPr>
     </w:p>
     <w:p>
       <w:pPr>
+        <w:spacing w:after="0" w:line="360" w:lineRule="auto"/>
+        <w:ind w:firstLine="708"/>
         <w:jc w:val="both"/>
         <w:rPr>
           <w:rFonts w:ascii="Times New Roman" w:eastAsia="Times New Roman" w:hAnsi="Times New Roman" w:cs="Times New Roman"/>
@@ -883,30 +1091,152 @@
           <w:szCs w:val="24"/>
           <w:lang w:eastAsia="ru-RU"/>
         </w:rPr>
-        <w:t>В пакете прикладных программ National Instruments LabView разработать подпрограмму (виртуальный прибор) для расчёта/исследования функции факториала. Определить границы корректного вычисления факториала и ограничить диапазон пользовательского ввода входного значения.</w:t>
-      </w:r>
-      <w:r>
-        <w:rPr>
-          <w:rFonts w:ascii="Times New Roman" w:eastAsia="Times New Roman" w:hAnsi="Times New Roman" w:cs="Times New Roman"/>
+        <w:t xml:space="preserve">В пакете прикладных программ </w:t>
+      </w:r>
+      <w:proofErr w:type="spellStart"/>
+      <w:r>
+        <w:rPr>
+          <w:rFonts w:ascii="Times New Roman" w:eastAsia="Times New Roman" w:hAnsi="Times New Roman" w:cs="Times New Roman"/>
+          <w:i/>
+          <w:sz w:val="28"/>
+          <w:szCs w:val="24"/>
+          <w:lang w:eastAsia="ru-RU"/>
+        </w:rPr>
+        <w:t>National</w:t>
+      </w:r>
+      <w:proofErr w:type="spellEnd"/>
+      <w:r>
+        <w:rPr>
+          <w:rFonts w:ascii="Times New Roman" w:eastAsia="Times New Roman" w:hAnsi="Times New Roman" w:cs="Times New Roman"/>
+          <w:i/>
           <w:sz w:val="28"/>
           <w:szCs w:val="24"/>
           <w:lang w:eastAsia="ru-RU"/>
         </w:rPr>
         <w:t xml:space="preserve"> </w:t>
       </w:r>
-      <w:r>
-        <w:rPr>
-          <w:rFonts w:ascii="Times New Roman" w:eastAsia="Times New Roman" w:hAnsi="Times New Roman" w:cs="Times New Roman"/>
-          <w:sz w:val="28"/>
-          <w:szCs w:val="24"/>
-          <w:lang w:eastAsia="ru-RU"/>
-        </w:rPr>
-        <w:t>Секанс угла, заданного в градусах, вычисленный с учётом N членов ряда (циклическая структура For).</w:t>
-      </w:r>
-    </w:p>
-    <w:p>
-      <w:pPr>
-        <w:spacing w:after="0" w:line="360" w:lineRule="auto"/>
+      <w:proofErr w:type="spellStart"/>
+      <w:r>
+        <w:rPr>
+          <w:rFonts w:ascii="Times New Roman" w:eastAsia="Times New Roman" w:hAnsi="Times New Roman" w:cs="Times New Roman"/>
+          <w:i/>
+          <w:sz w:val="28"/>
+          <w:szCs w:val="24"/>
+          <w:lang w:eastAsia="ru-RU"/>
+        </w:rPr>
+        <w:t>Instruments</w:t>
+      </w:r>
+      <w:proofErr w:type="spellEnd"/>
+      <w:r>
+        <w:rPr>
+          <w:rFonts w:ascii="Times New Roman" w:eastAsia="Times New Roman" w:hAnsi="Times New Roman" w:cs="Times New Roman"/>
+          <w:i/>
+          <w:sz w:val="28"/>
+          <w:szCs w:val="24"/>
+          <w:lang w:eastAsia="ru-RU"/>
+        </w:rPr>
+        <w:t xml:space="preserve"> </w:t>
+      </w:r>
+      <w:proofErr w:type="spellStart"/>
+      <w:r>
+        <w:rPr>
+          <w:rFonts w:ascii="Times New Roman" w:eastAsia="Times New Roman" w:hAnsi="Times New Roman" w:cs="Times New Roman"/>
+          <w:i/>
+          <w:sz w:val="28"/>
+          <w:szCs w:val="24"/>
+          <w:lang w:eastAsia="ru-RU"/>
+        </w:rPr>
+        <w:t>LabView</w:t>
+      </w:r>
+      <w:proofErr w:type="spellEnd"/>
+      <w:r>
+        <w:rPr>
+          <w:rFonts w:ascii="Times New Roman" w:eastAsia="Times New Roman" w:hAnsi="Times New Roman" w:cs="Times New Roman"/>
+          <w:sz w:val="28"/>
+          <w:szCs w:val="24"/>
+          <w:lang w:eastAsia="ru-RU"/>
+        </w:rPr>
+        <w:t xml:space="preserve"> разработать подпрограмму (виртуальный прибор) для расчёта/исследования функции факториала. Определить границы корректного вычисления факториала и ограничить диапазон пользовательского ввода входного значения.</w:t>
+      </w:r>
+      <w:r>
+        <w:rPr>
+          <w:rFonts w:ascii="Times New Roman" w:eastAsia="Times New Roman" w:hAnsi="Times New Roman" w:cs="Times New Roman"/>
+          <w:sz w:val="28"/>
+          <w:szCs w:val="24"/>
+          <w:lang w:eastAsia="ru-RU"/>
+        </w:rPr>
+        <w:t xml:space="preserve"> </w:t>
+      </w:r>
+      <w:r>
+        <w:rPr>
+          <w:rFonts w:ascii="Times New Roman" w:eastAsia="Times New Roman" w:hAnsi="Times New Roman" w:cs="Times New Roman"/>
+          <w:sz w:val="28"/>
+          <w:szCs w:val="24"/>
+          <w:lang w:eastAsia="ru-RU"/>
+        </w:rPr>
+        <w:t xml:space="preserve">Секанс угла, заданного в градусах, вычисленный с учётом </w:t>
+      </w:r>
+      <w:r>
+        <w:rPr>
+          <w:rFonts w:ascii="Times New Roman" w:eastAsia="Times New Roman" w:hAnsi="Times New Roman" w:cs="Times New Roman"/>
+          <w:i/>
+          <w:sz w:val="28"/>
+          <w:szCs w:val="24"/>
+          <w:lang w:eastAsia="ru-RU"/>
+        </w:rPr>
+        <w:t>N</w:t>
+      </w:r>
+      <w:r>
+        <w:rPr>
+          <w:rFonts w:ascii="Times New Roman" w:eastAsia="Times New Roman" w:hAnsi="Times New Roman" w:cs="Times New Roman"/>
+          <w:sz w:val="28"/>
+          <w:szCs w:val="24"/>
+          <w:lang w:eastAsia="ru-RU"/>
+        </w:rPr>
+        <w:t xml:space="preserve"> членов ряда (циклическая структура </w:t>
+      </w:r>
+      <w:proofErr w:type="spellStart"/>
+      <w:r>
+        <w:rPr>
+          <w:rFonts w:ascii="Times New Roman" w:eastAsia="Times New Roman" w:hAnsi="Times New Roman" w:cs="Times New Roman"/>
+          <w:i/>
+          <w:sz w:val="28"/>
+          <w:szCs w:val="24"/>
+          <w:lang w:eastAsia="ru-RU"/>
+        </w:rPr>
+        <w:t>For</w:t>
+      </w:r>
+      <w:proofErr w:type="spellEnd"/>
+      <w:r>
+        <w:rPr>
+          <w:rFonts w:ascii="Times New Roman" w:eastAsia="Times New Roman" w:hAnsi="Times New Roman" w:cs="Times New Roman"/>
+          <w:sz w:val="28"/>
+          <w:szCs w:val="24"/>
+          <w:lang w:eastAsia="ru-RU"/>
+        </w:rPr>
+        <w:t>).</w:t>
+      </w:r>
+    </w:p>
+    <w:p>
+      <w:pPr>
+        <w:spacing w:after="160" w:line="259" w:lineRule="auto"/>
+        <w:rPr>
+          <w:rFonts w:ascii="Times New Roman" w:hAnsi="Times New Roman" w:cs="Times New Roman"/>
+          <w:sz w:val="28"/>
+        </w:rPr>
+      </w:pPr>
+      <w:r>
+        <w:rPr>
+          <w:rFonts w:ascii="Times New Roman" w:hAnsi="Times New Roman" w:cs="Times New Roman"/>
+          <w:sz w:val="28"/>
+        </w:rPr>
+        <w:br w:type="page"/>
+      </w:r>
+    </w:p>
+    <w:p>
+      <w:pPr>
+        <w:spacing w:after="0" w:line="360" w:lineRule="auto"/>
+        <w:ind w:firstLine="708"/>
         <w:jc w:val="both"/>
         <w:rPr>
           <w:rFonts w:ascii="Times New Roman" w:hAnsi="Times New Roman" w:cs="Times New Roman"/>
@@ -918,13 +1248,16 @@
       <w:r>
         <w:rPr>
           <w:rFonts w:ascii="Times New Roman" w:hAnsi="Times New Roman" w:cs="Times New Roman"/>
-          <w:sz w:val="28"/>
-        </w:rPr>
+          <w:b/>
+          <w:sz w:val="28"/>
+        </w:rPr>
+        <w:lastRenderedPageBreak/>
         <w:t xml:space="preserve">Вариант </w:t>
       </w:r>
       <w:r>
         <w:rPr>
           <w:rFonts w:ascii="Times New Roman" w:hAnsi="Times New Roman" w:cs="Times New Roman"/>
+          <w:b/>
           <w:sz w:val="28"/>
         </w:rPr>
         <w:t>6</w:t>
@@ -932,6 +1265,7 @@
       <w:r>
         <w:rPr>
           <w:rFonts w:ascii="Times New Roman" w:hAnsi="Times New Roman" w:cs="Times New Roman"/>
+          <w:b/>
           <w:sz w:val="28"/>
         </w:rPr>
         <w:t>.</w:t>
@@ -951,6 +1285,7 @@
           <w:rFonts w:ascii="Times New Roman" w:hAnsi="Times New Roman" w:cs="Times New Roman"/>
           <w:noProof/>
           <w:sz w:val="28"/>
+          <w:lang w:eastAsia="ru-RU"/>
         </w:rPr>
         <w:drawing>
           <wp:inline distT="0" distB="0" distL="0" distR="0" wp14:anchorId="4D18AE15" wp14:editId="45EAA25E">
@@ -992,11 +1327,12 @@
     <w:p>
       <w:pPr>
         <w:spacing w:after="0" w:line="360" w:lineRule="auto"/>
-        <w:ind w:left="-1418" w:firstLine="709"/>
-        <w:jc w:val="center"/>
-        <w:rPr>
-          <w:rFonts w:ascii="Times New Roman" w:hAnsi="Times New Roman" w:cs="Times New Roman"/>
-          <w:sz w:val="28"/>
+        <w:jc w:val="center"/>
+        <w:rPr>
+          <w:rFonts w:ascii="Times New Roman" w:hAnsi="Times New Roman" w:cs="Times New Roman"/>
+          <w:i/>
+          <w:sz w:val="28"/>
+          <w:lang w:val="en-US"/>
         </w:rPr>
       </w:pPr>
       <w:r>
@@ -1018,18 +1354,36 @@
           <w:rFonts w:ascii="Times New Roman" w:hAnsi="Times New Roman" w:cs="Times New Roman"/>
           <w:sz w:val="28"/>
         </w:rPr>
-        <w:t xml:space="preserve"> 1 – </w:t>
-      </w:r>
-      <w:r>
-        <w:rPr>
-          <w:rFonts w:ascii="Times New Roman" w:hAnsi="Times New Roman" w:cs="Times New Roman"/>
+        <w:t xml:space="preserve"> 1</w:t>
+      </w:r>
+      <w:r>
+        <w:rPr>
+          <w:rFonts w:ascii="Times New Roman" w:hAnsi="Times New Roman" w:cs="Times New Roman"/>
+          <w:sz w:val="28"/>
+        </w:rPr>
+        <w:t>.1</w:t>
+      </w:r>
+      <w:r>
+        <w:rPr>
+          <w:rFonts w:ascii="Times New Roman" w:hAnsi="Times New Roman" w:cs="Times New Roman"/>
+          <w:sz w:val="28"/>
+        </w:rPr>
+        <w:t xml:space="preserve"> – </w:t>
+      </w:r>
+      <w:proofErr w:type="spellStart"/>
+      <w:r>
+        <w:rPr>
+          <w:rFonts w:ascii="Times New Roman" w:hAnsi="Times New Roman" w:cs="Times New Roman"/>
+          <w:i/>
           <w:sz w:val="28"/>
         </w:rPr>
         <w:t>factorial</w:t>
       </w:r>
-      <w:r>
-        <w:rPr>
-          <w:rFonts w:ascii="Times New Roman" w:hAnsi="Times New Roman" w:cs="Times New Roman"/>
+      <w:proofErr w:type="spellEnd"/>
+      <w:r>
+        <w:rPr>
+          <w:rFonts w:ascii="Times New Roman" w:hAnsi="Times New Roman" w:cs="Times New Roman"/>
+          <w:i/>
           <w:sz w:val="28"/>
         </w:rPr>
         <w:t>.</w:t>
@@ -1037,6 +1391,7 @@
       <w:r>
         <w:rPr>
           <w:rFonts w:ascii="Times New Roman" w:hAnsi="Times New Roman" w:cs="Times New Roman"/>
+          <w:i/>
           <w:sz w:val="28"/>
           <w:lang w:val="en-US"/>
         </w:rPr>
@@ -1046,7 +1401,25 @@
     <w:p>
       <w:pPr>
         <w:spacing w:after="0" w:line="360" w:lineRule="auto"/>
-        <w:ind w:left="-1418"/>
+        <w:jc w:val="center"/>
+        <w:rPr>
+          <w:rFonts w:ascii="Times New Roman" w:hAnsi="Times New Roman" w:cs="Times New Roman"/>
+          <w:color w:val="FF0000"/>
+          <w:sz w:val="28"/>
+        </w:rPr>
+      </w:pPr>
+      <w:r>
+        <w:rPr>
+          <w:rFonts w:ascii="Times New Roman" w:hAnsi="Times New Roman" w:cs="Times New Roman"/>
+          <w:color w:val="FF0000"/>
+          <w:sz w:val="28"/>
+        </w:rPr>
+        <w:t>Подряд идущих иллюстраций быть не должно – продумать описания к каждой</w:t>
+      </w:r>
+    </w:p>
+    <w:p>
+      <w:pPr>
+        <w:spacing w:after="0" w:line="360" w:lineRule="auto"/>
         <w:jc w:val="center"/>
         <w:rPr>
           <w:rFonts w:ascii="Times New Roman" w:hAnsi="Times New Roman" w:cs="Times New Roman"/>
@@ -1058,12 +1431,12 @@
           <w:rFonts w:ascii="Times New Roman" w:hAnsi="Times New Roman" w:cs="Times New Roman"/>
           <w:noProof/>
           <w:sz w:val="28"/>
-        </w:rPr>
-        <w:lastRenderedPageBreak/>
+          <w:lang w:eastAsia="ru-RU"/>
+        </w:rPr>
         <w:drawing>
-          <wp:inline distT="0" distB="0" distL="0" distR="0" wp14:anchorId="49DD09E1" wp14:editId="3774844E">
-            <wp:extent cx="7212243" cy="4922520"/>
-            <wp:effectExtent l="0" t="0" r="8255" b="0"/>
+          <wp:inline distT="0" distB="0" distL="0" distR="0" wp14:anchorId="49DD09E1" wp14:editId="4A253273">
+            <wp:extent cx="5539704" cy="3780974"/>
+            <wp:effectExtent l="0" t="0" r="4445" b="0"/>
             <wp:docPr id="226179750" name="Рисунок 1" descr="Изображение выглядит как текст, диаграмма, снимок экрана, Прямоугольник&#10;&#10;Контент, сгенерированный ИИ, может содержать ошибки."/>
             <wp:cNvGraphicFramePr>
               <a:graphicFrameLocks xmlns:a="http://schemas.openxmlformats.org/drawingml/2006/main" noChangeAspect="1"/>
@@ -1084,7 +1457,7 @@
                   <pic:spPr>
                     <a:xfrm>
                       <a:off x="0" y="0"/>
-                      <a:ext cx="7231466" cy="4935640"/>
+                      <a:ext cx="5568293" cy="3800487"/>
                     </a:xfrm>
                     <a:prstGeom prst="rect">
                       <a:avLst/>
@@ -1100,30 +1473,56 @@
     <w:p>
       <w:pPr>
         <w:spacing w:after="0" w:line="360" w:lineRule="auto"/>
-        <w:ind w:left="-1418" w:firstLine="709"/>
-        <w:jc w:val="center"/>
-        <w:rPr>
-          <w:rFonts w:ascii="Times New Roman" w:hAnsi="Times New Roman" w:cs="Times New Roman"/>
-          <w:sz w:val="28"/>
-        </w:rPr>
-      </w:pPr>
-      <w:r>
-        <w:rPr>
-          <w:rFonts w:ascii="Times New Roman" w:hAnsi="Times New Roman" w:cs="Times New Roman"/>
-          <w:sz w:val="28"/>
-        </w:rPr>
-        <w:t xml:space="preserve">Рис. 2 – </w:t>
-      </w:r>
-      <w:r>
-        <w:rPr>
-          <w:rFonts w:ascii="Times New Roman" w:hAnsi="Times New Roman" w:cs="Times New Roman"/>
+        <w:jc w:val="center"/>
+        <w:rPr>
+          <w:rFonts w:ascii="Times New Roman" w:hAnsi="Times New Roman" w:cs="Times New Roman"/>
+          <w:i/>
+          <w:sz w:val="28"/>
+          <w:lang w:val="en-US"/>
+        </w:rPr>
+      </w:pPr>
+      <w:r>
+        <w:rPr>
+          <w:rFonts w:ascii="Times New Roman" w:hAnsi="Times New Roman" w:cs="Times New Roman"/>
+          <w:sz w:val="28"/>
+        </w:rPr>
+        <w:t>Рисунок</w:t>
+      </w:r>
+      <w:r>
+        <w:rPr>
+          <w:rFonts w:ascii="Times New Roman" w:hAnsi="Times New Roman" w:cs="Times New Roman"/>
+          <w:sz w:val="28"/>
+        </w:rPr>
+        <w:t xml:space="preserve"> </w:t>
+      </w:r>
+      <w:r>
+        <w:rPr>
+          <w:rFonts w:ascii="Times New Roman" w:hAnsi="Times New Roman" w:cs="Times New Roman"/>
+          <w:sz w:val="28"/>
+        </w:rPr>
+        <w:t>1.</w:t>
+      </w:r>
+      <w:r>
+        <w:rPr>
+          <w:rFonts w:ascii="Times New Roman" w:hAnsi="Times New Roman" w:cs="Times New Roman"/>
+          <w:sz w:val="28"/>
+        </w:rPr>
+        <w:t xml:space="preserve">2 – </w:t>
+      </w:r>
+      <w:proofErr w:type="spellStart"/>
+      <w:r>
+        <w:rPr>
+          <w:rFonts w:ascii="Times New Roman" w:hAnsi="Times New Roman" w:cs="Times New Roman"/>
+          <w:i/>
           <w:sz w:val="28"/>
         </w:rPr>
         <w:t>FirstTask</w:t>
       </w:r>
-      <w:r>
-        <w:rPr>
-          <w:rFonts w:ascii="Times New Roman" w:hAnsi="Times New Roman" w:cs="Times New Roman"/>
+      <w:proofErr w:type="spellEnd"/>
+      <w:r>
+        <w:rPr>
+          <w:rFonts w:ascii="Times New Roman" w:hAnsi="Times New Roman" w:cs="Times New Roman"/>
+          <w:i/>
           <w:sz w:val="28"/>
         </w:rPr>
         <w:t>.</w:t>
@@ -1131,6 +1530,7 @@
       <w:r>
         <w:rPr>
           <w:rFonts w:ascii="Times New Roman" w:hAnsi="Times New Roman" w:cs="Times New Roman"/>
+          <w:i/>
           <w:sz w:val="28"/>
           <w:lang w:val="en-US"/>
         </w:rPr>
@@ -1140,7 +1540,35 @@
     <w:p>
       <w:pPr>
         <w:spacing w:after="0" w:line="360" w:lineRule="auto"/>
-        <w:ind w:left="-1418" w:firstLine="425"/>
+        <w:jc w:val="center"/>
+        <w:rPr>
+          <w:rFonts w:ascii="Times New Roman" w:hAnsi="Times New Roman" w:cs="Times New Roman"/>
+          <w:color w:val="FF0000"/>
+          <w:sz w:val="28"/>
+        </w:rPr>
+      </w:pPr>
+      <w:r>
+        <w:rPr>
+          <w:rFonts w:ascii="Times New Roman" w:hAnsi="Times New Roman" w:cs="Times New Roman"/>
+          <w:color w:val="FF0000"/>
+          <w:sz w:val="28"/>
+        </w:rPr>
+        <w:t>Подряд идущих иллюстраций быть не должно – продумать описания к каждой</w:t>
+      </w:r>
+    </w:p>
+    <w:p>
+      <w:pPr>
+        <w:spacing w:after="0" w:line="360" w:lineRule="auto"/>
+        <w:jc w:val="center"/>
+        <w:rPr>
+          <w:rFonts w:ascii="Times New Roman" w:hAnsi="Times New Roman" w:cs="Times New Roman"/>
+          <w:sz w:val="28"/>
+        </w:rPr>
+      </w:pPr>
+    </w:p>
+    <w:p>
+      <w:pPr>
+        <w:spacing w:after="0" w:line="360" w:lineRule="auto"/>
         <w:jc w:val="center"/>
         <w:rPr>
           <w:rFonts w:ascii="Times New Roman" w:hAnsi="Times New Roman" w:cs="Times New Roman"/>
@@ -1152,11 +1580,13 @@
           <w:rFonts w:ascii="Times New Roman" w:hAnsi="Times New Roman" w:cs="Times New Roman"/>
           <w:noProof/>
           <w:sz w:val="28"/>
-        </w:rPr>
+          <w:lang w:eastAsia="ru-RU"/>
+        </w:rPr>
+        <w:lastRenderedPageBreak/>
         <w:drawing>
-          <wp:inline distT="0" distB="0" distL="0" distR="0" wp14:anchorId="0138101D" wp14:editId="3B6627B8">
-            <wp:extent cx="6720840" cy="3183330"/>
-            <wp:effectExtent l="0" t="0" r="3810" b="0"/>
+          <wp:inline distT="0" distB="0" distL="0" distR="0" wp14:anchorId="0138101D" wp14:editId="5104BCAD">
+            <wp:extent cx="5725815" cy="2712036"/>
+            <wp:effectExtent l="0" t="0" r="8255" b="0"/>
             <wp:docPr id="1808642015" name="Рисунок 1" descr="Изображение выглядит как диаграмма, снимок экрана, линия, Параллельный&#10;&#10;Контент, сгенерированный ИИ, может содержать ошибки."/>
             <wp:cNvGraphicFramePr>
               <a:graphicFrameLocks xmlns:a="http://schemas.openxmlformats.org/drawingml/2006/main" noChangeAspect="1"/>
@@ -1177,7 +1607,7 @@
                   <pic:spPr>
                     <a:xfrm>
                       <a:off x="0" y="0"/>
-                      <a:ext cx="6737682" cy="3191307"/>
+                      <a:ext cx="5756614" cy="2726624"/>
                     </a:xfrm>
                     <a:prstGeom prst="rect">
                       <a:avLst/>
@@ -1193,37 +1623,52 @@
     <w:p>
       <w:pPr>
         <w:spacing w:after="0" w:line="360" w:lineRule="auto"/>
-        <w:ind w:left="-1418" w:firstLine="709"/>
-        <w:jc w:val="center"/>
-        <w:rPr>
-          <w:rFonts w:ascii="Times New Roman" w:hAnsi="Times New Roman" w:cs="Times New Roman"/>
-          <w:sz w:val="28"/>
-        </w:rPr>
-      </w:pPr>
-      <w:r>
-        <w:rPr>
-          <w:rFonts w:ascii="Times New Roman" w:hAnsi="Times New Roman" w:cs="Times New Roman"/>
-          <w:sz w:val="28"/>
-        </w:rPr>
-        <w:t xml:space="preserve">Рис. 3 – </w:t>
-      </w:r>
-      <w:r>
-        <w:rPr>
-          <w:rFonts w:ascii="Times New Roman" w:hAnsi="Times New Roman" w:cs="Times New Roman"/>
-          <w:sz w:val="28"/>
-        </w:rPr>
-        <w:t>TASK1</w:t>
-      </w:r>
-      <w:r>
-        <w:rPr>
-          <w:rFonts w:ascii="Times New Roman" w:hAnsi="Times New Roman" w:cs="Times New Roman"/>
-          <w:sz w:val="28"/>
-        </w:rPr>
-        <w:t>.</w:t>
-      </w:r>
-      <w:r>
-        <w:rPr>
-          <w:rFonts w:ascii="Times New Roman" w:hAnsi="Times New Roman" w:cs="Times New Roman"/>
+        <w:jc w:val="center"/>
+        <w:rPr>
+          <w:rFonts w:ascii="Times New Roman" w:hAnsi="Times New Roman" w:cs="Times New Roman"/>
+          <w:sz w:val="28"/>
+        </w:rPr>
+      </w:pPr>
+      <w:r>
+        <w:rPr>
+          <w:rFonts w:ascii="Times New Roman" w:hAnsi="Times New Roman" w:cs="Times New Roman"/>
+          <w:sz w:val="28"/>
+        </w:rPr>
+        <w:t>Рисунок</w:t>
+      </w:r>
+      <w:r>
+        <w:rPr>
+          <w:rFonts w:ascii="Times New Roman" w:hAnsi="Times New Roman" w:cs="Times New Roman"/>
+          <w:sz w:val="28"/>
+        </w:rPr>
+        <w:t xml:space="preserve"> </w:t>
+      </w:r>
+      <w:r>
+        <w:rPr>
+          <w:rFonts w:ascii="Times New Roman" w:hAnsi="Times New Roman" w:cs="Times New Roman"/>
+          <w:sz w:val="28"/>
+        </w:rPr>
+        <w:t>1.</w:t>
+      </w:r>
+      <w:r>
+        <w:rPr>
+          <w:rFonts w:ascii="Times New Roman" w:hAnsi="Times New Roman" w:cs="Times New Roman"/>
+          <w:sz w:val="28"/>
+        </w:rPr>
+        <w:t xml:space="preserve">3 – </w:t>
+      </w:r>
+      <w:r>
+        <w:rPr>
+          <w:rFonts w:ascii="Times New Roman" w:hAnsi="Times New Roman" w:cs="Times New Roman"/>
+          <w:i/>
+          <w:sz w:val="28"/>
+        </w:rPr>
+        <w:t>TASK1.</w:t>
+      </w:r>
+      <w:r>
+        <w:rPr>
+          <w:rFonts w:ascii="Times New Roman" w:hAnsi="Times New Roman" w:cs="Times New Roman"/>
+          <w:i/>
           <w:sz w:val="28"/>
           <w:lang w:val="en-US"/>
         </w:rPr>
@@ -1232,6 +1677,7 @@
     </w:p>
     <w:p>
       <w:pPr>
+        <w:spacing w:after="0" w:line="360" w:lineRule="auto"/>
         <w:jc w:val="both"/>
         <w:rPr>
           <w:rFonts w:ascii="Times New Roman" w:eastAsia="Times New Roman" w:hAnsi="Times New Roman" w:cs="Times New Roman"/>
@@ -1243,22 +1689,24 @@
     </w:p>
     <w:p>
       <w:pPr>
+        <w:spacing w:after="0" w:line="360" w:lineRule="auto"/>
+        <w:ind w:firstLine="708"/>
         <w:jc w:val="both"/>
         <w:rPr>
           <w:rFonts w:ascii="Times New Roman" w:eastAsia="Times New Roman" w:hAnsi="Times New Roman" w:cs="Times New Roman"/>
-          <w:sz w:val="28"/>
-          <w:szCs w:val="24"/>
-          <w:lang w:eastAsia="ru-RU"/>
-        </w:rPr>
-      </w:pPr>
-      <w:r>
-        <w:rPr>
-          <w:rFonts w:ascii="Times New Roman" w:eastAsia="Times New Roman" w:hAnsi="Times New Roman" w:cs="Times New Roman"/>
-          <w:sz w:val="28"/>
-          <w:szCs w:val="24"/>
-          <w:lang w:eastAsia="ru-RU"/>
-        </w:rPr>
-        <w:lastRenderedPageBreak/>
+          <w:color w:val="FF0000"/>
+          <w:sz w:val="28"/>
+          <w:szCs w:val="24"/>
+          <w:lang w:eastAsia="ru-RU"/>
+        </w:rPr>
+      </w:pPr>
+      <w:r>
+        <w:rPr>
+          <w:rFonts w:ascii="Times New Roman" w:eastAsia="Times New Roman" w:hAnsi="Times New Roman" w:cs="Times New Roman"/>
+          <w:sz w:val="28"/>
+          <w:szCs w:val="24"/>
+          <w:lang w:eastAsia="ru-RU"/>
+        </w:rPr>
         <w:t>Построи</w:t>
       </w:r>
       <w:r>
@@ -1310,9 +1758,40 @@
         </w:rPr>
         <w:t xml:space="preserve"> </w:t>
       </w:r>
-    </w:p>
-    <w:p>
-      <w:pPr>
+      <w:r>
+        <w:rPr>
+          <w:rFonts w:ascii="Times New Roman" w:eastAsia="Times New Roman" w:hAnsi="Times New Roman" w:cs="Times New Roman"/>
+          <w:color w:val="FF0000"/>
+          <w:sz w:val="28"/>
+          <w:szCs w:val="24"/>
+          <w:lang w:eastAsia="ru-RU"/>
+        </w:rPr>
+        <w:t xml:space="preserve">Замечания по корректировке смотрите в </w:t>
+      </w:r>
+      <w:r>
+        <w:rPr>
+          <w:rFonts w:ascii="Times New Roman" w:eastAsia="Times New Roman" w:hAnsi="Times New Roman" w:cs="Times New Roman"/>
+          <w:color w:val="FF0000"/>
+          <w:sz w:val="28"/>
+          <w:szCs w:val="24"/>
+          <w:lang w:val="en-US" w:eastAsia="ru-RU"/>
+        </w:rPr>
+        <w:t>feature</w:t>
+      </w:r>
+      <w:r>
+        <w:rPr>
+          <w:rFonts w:ascii="Times New Roman" w:eastAsia="Times New Roman" w:hAnsi="Times New Roman" w:cs="Times New Roman"/>
+          <w:color w:val="FF0000"/>
+          <w:sz w:val="28"/>
+          <w:szCs w:val="24"/>
+          <w:lang w:eastAsia="ru-RU"/>
+        </w:rPr>
+        <w:t>-1</w:t>
+      </w:r>
+    </w:p>
+    <w:p>
+      <w:pPr>
+        <w:spacing w:after="0" w:line="360" w:lineRule="auto"/>
         <w:jc w:val="center"/>
         <w:rPr>
           <w:rFonts w:ascii="Times New Roman" w:eastAsia="Times New Roman" w:hAnsi="Times New Roman" w:cs="Times New Roman"/>
@@ -1330,9 +1809,9 @@
           <w:lang w:eastAsia="ru-RU"/>
         </w:rPr>
         <w:drawing>
-          <wp:inline distT="0" distB="0" distL="0" distR="0" wp14:anchorId="4BEB723E" wp14:editId="39A98A44">
-            <wp:extent cx="2562583" cy="4953691"/>
-            <wp:effectExtent l="0" t="0" r="9525" b="0"/>
+          <wp:inline distT="0" distB="0" distL="0" distR="0" wp14:anchorId="4BEB723E" wp14:editId="6A1F59D9">
+            <wp:extent cx="2428646" cy="4694779"/>
+            <wp:effectExtent l="0" t="0" r="0" b="0"/>
             <wp:docPr id="1009945367" name="Рисунок 1" descr="Изображение выглядит как диаграмма, линия, Шрифт, снимок экрана&#10;&#10;Контент, сгенерированный ИИ, может содержать ошибки."/>
             <wp:cNvGraphicFramePr>
               <a:graphicFrameLocks xmlns:a="http://schemas.openxmlformats.org/drawingml/2006/main" noChangeAspect="1"/>
@@ -1353,7 +1832,7 @@
                   <pic:spPr>
                     <a:xfrm>
                       <a:off x="0" y="0"/>
-                      <a:ext cx="2562583" cy="4953691"/>
+                      <a:ext cx="2434818" cy="4706710"/>
                     </a:xfrm>
                     <a:prstGeom prst="rect">
                       <a:avLst/>
@@ -1369,19 +1848,40 @@
     <w:p>
       <w:pPr>
         <w:spacing w:after="0" w:line="360" w:lineRule="auto"/>
-        <w:ind w:left="-1418" w:firstLine="709"/>
-        <w:jc w:val="center"/>
-        <w:rPr>
-          <w:rFonts w:ascii="Times New Roman" w:hAnsi="Times New Roman" w:cs="Times New Roman"/>
-          <w:sz w:val="28"/>
-        </w:rPr>
-      </w:pPr>
-      <w:r>
-        <w:rPr>
-          <w:rFonts w:ascii="Times New Roman" w:hAnsi="Times New Roman" w:cs="Times New Roman"/>
-          <w:sz w:val="28"/>
-        </w:rPr>
-        <w:t xml:space="preserve">Рис. 4 – </w:t>
+        <w:jc w:val="center"/>
+        <w:rPr>
+          <w:rFonts w:ascii="Times New Roman" w:hAnsi="Times New Roman" w:cs="Times New Roman"/>
+          <w:i/>
+          <w:sz w:val="28"/>
+        </w:rPr>
+      </w:pPr>
+      <w:r>
+        <w:rPr>
+          <w:rFonts w:ascii="Times New Roman" w:hAnsi="Times New Roman" w:cs="Times New Roman"/>
+          <w:sz w:val="28"/>
+        </w:rPr>
+        <w:t>Рисунок</w:t>
+      </w:r>
+      <w:r>
+        <w:rPr>
+          <w:rFonts w:ascii="Times New Roman" w:hAnsi="Times New Roman" w:cs="Times New Roman"/>
+          <w:sz w:val="28"/>
+        </w:rPr>
+        <w:t xml:space="preserve"> </w:t>
+      </w:r>
+      <w:r>
+        <w:rPr>
+          <w:rFonts w:ascii="Times New Roman" w:hAnsi="Times New Roman" w:cs="Times New Roman"/>
+          <w:sz w:val="28"/>
+        </w:rPr>
+        <w:t>1.</w:t>
+      </w:r>
+      <w:r>
+        <w:rPr>
+          <w:rFonts w:ascii="Times New Roman" w:hAnsi="Times New Roman" w:cs="Times New Roman"/>
+          <w:sz w:val="28"/>
+        </w:rPr>
+        <w:t xml:space="preserve">4 – </w:t>
       </w:r>
       <w:r>
         <w:rPr>
@@ -1397,13 +1897,46 @@
         </w:rPr>
         <w:t xml:space="preserve">лок-схема для функции </w:t>
       </w:r>
-      <w:r>
-        <w:rPr>
-          <w:rFonts w:ascii="Times New Roman" w:hAnsi="Times New Roman" w:cs="Times New Roman"/>
+      <w:proofErr w:type="spellStart"/>
+      <w:r>
+        <w:rPr>
+          <w:rFonts w:ascii="Times New Roman" w:hAnsi="Times New Roman" w:cs="Times New Roman"/>
+          <w:i/>
           <w:sz w:val="28"/>
         </w:rPr>
         <w:t>factorial</w:t>
       </w:r>
+      <w:proofErr w:type="spellEnd"/>
+    </w:p>
+    <w:p>
+      <w:pPr>
+        <w:spacing w:after="0" w:line="360" w:lineRule="auto"/>
+        <w:jc w:val="center"/>
+        <w:rPr>
+          <w:rFonts w:ascii="Times New Roman" w:hAnsi="Times New Roman" w:cs="Times New Roman"/>
+          <w:color w:val="FF0000"/>
+          <w:sz w:val="28"/>
+        </w:rPr>
+      </w:pPr>
+      <w:r>
+        <w:rPr>
+          <w:rFonts w:ascii="Times New Roman" w:hAnsi="Times New Roman" w:cs="Times New Roman"/>
+          <w:color w:val="FF0000"/>
+          <w:sz w:val="28"/>
+        </w:rPr>
+        <w:lastRenderedPageBreak/>
+        <w:t>Подряд идущих иллюстраций быть не должно – продумать описания к каждой</w:t>
+      </w:r>
+    </w:p>
+    <w:p>
+      <w:pPr>
+        <w:spacing w:after="0" w:line="360" w:lineRule="auto"/>
+        <w:jc w:val="center"/>
+        <w:rPr>
+          <w:rFonts w:ascii="Times New Roman" w:hAnsi="Times New Roman" w:cs="Times New Roman"/>
+          <w:sz w:val="28"/>
+        </w:rPr>
+      </w:pPr>
     </w:p>
     <w:p>
       <w:pPr>
@@ -1419,8 +1952,8 @@
           <w:rFonts w:ascii="Times New Roman" w:hAnsi="Times New Roman" w:cs="Times New Roman"/>
           <w:noProof/>
           <w:sz w:val="28"/>
-        </w:rPr>
-        <w:lastRenderedPageBreak/>
+          <w:lang w:eastAsia="ru-RU"/>
+        </w:rPr>
         <w:drawing>
           <wp:inline distT="0" distB="0" distL="0" distR="0" wp14:anchorId="318000CE" wp14:editId="16ABADD0">
             <wp:extent cx="2295845" cy="6496957"/>
@@ -1461,25 +1994,70 @@
     <w:p>
       <w:pPr>
         <w:spacing w:after="0" w:line="360" w:lineRule="auto"/>
-        <w:jc w:val="center"/>
-        <w:rPr>
-          <w:rFonts w:ascii="Times New Roman" w:hAnsi="Times New Roman" w:cs="Times New Roman"/>
-          <w:sz w:val="28"/>
-        </w:rPr>
-      </w:pPr>
-      <w:r>
-        <w:rPr>
-          <w:rFonts w:ascii="Times New Roman" w:hAnsi="Times New Roman" w:cs="Times New Roman"/>
-          <w:sz w:val="28"/>
-        </w:rPr>
-        <w:t>Рис. 5 –</w:t>
-      </w:r>
-      <w:r>
-        <w:rPr>
-          <w:rFonts w:ascii="Times New Roman" w:hAnsi="Times New Roman" w:cs="Times New Roman"/>
-          <w:sz w:val="28"/>
-        </w:rPr>
-        <w:t xml:space="preserve"> блок-схема для функции</w:t>
+        <w:ind w:firstLine="708"/>
+        <w:jc w:val="both"/>
+        <w:rPr>
+          <w:rFonts w:ascii="Times New Roman" w:eastAsia="Times New Roman" w:hAnsi="Times New Roman" w:cs="Times New Roman"/>
+          <w:color w:val="FF0000"/>
+          <w:sz w:val="28"/>
+          <w:szCs w:val="24"/>
+          <w:lang w:eastAsia="ru-RU"/>
+        </w:rPr>
+      </w:pPr>
+      <w:r>
+        <w:rPr>
+          <w:rFonts w:ascii="Times New Roman" w:eastAsia="Times New Roman" w:hAnsi="Times New Roman" w:cs="Times New Roman"/>
+          <w:color w:val="FF0000"/>
+          <w:sz w:val="28"/>
+          <w:szCs w:val="24"/>
+          <w:lang w:eastAsia="ru-RU"/>
+        </w:rPr>
+        <w:t xml:space="preserve">Замечания по корректировке смотрите в </w:t>
+      </w:r>
+      <w:r>
+        <w:rPr>
+          <w:rFonts w:ascii="Times New Roman" w:eastAsia="Times New Roman" w:hAnsi="Times New Roman" w:cs="Times New Roman"/>
+          <w:color w:val="FF0000"/>
+          <w:sz w:val="28"/>
+          <w:szCs w:val="24"/>
+          <w:lang w:val="en-US" w:eastAsia="ru-RU"/>
+        </w:rPr>
+        <w:t>feature</w:t>
+      </w:r>
+      <w:r>
+        <w:rPr>
+          <w:rFonts w:ascii="Times New Roman" w:eastAsia="Times New Roman" w:hAnsi="Times New Roman" w:cs="Times New Roman"/>
+          <w:color w:val="FF0000"/>
+          <w:sz w:val="28"/>
+          <w:szCs w:val="24"/>
+          <w:lang w:eastAsia="ru-RU"/>
+        </w:rPr>
+        <w:t>-1</w:t>
+      </w:r>
+    </w:p>
+    <w:p>
+      <w:pPr>
+        <w:spacing w:after="0" w:line="360" w:lineRule="auto"/>
+        <w:jc w:val="center"/>
+        <w:rPr>
+          <w:rFonts w:ascii="Times New Roman" w:hAnsi="Times New Roman" w:cs="Times New Roman"/>
+          <w:i/>
+          <w:sz w:val="28"/>
+        </w:rPr>
+      </w:pPr>
+      <w:r>
+        <w:rPr>
+          <w:rFonts w:ascii="Times New Roman" w:hAnsi="Times New Roman" w:cs="Times New Roman"/>
+          <w:sz w:val="28"/>
+        </w:rPr>
+        <w:t>Рисунок 1.</w:t>
+      </w:r>
+      <w:r>
+        <w:rPr>
+          <w:rFonts w:ascii="Times New Roman" w:hAnsi="Times New Roman" w:cs="Times New Roman"/>
+          <w:sz w:val="28"/>
+        </w:rPr>
+        <w:t>5 –</w:t>
       </w:r>
       <w:r>
         <w:rPr>
@@ -1493,8 +2071,62 @@
           <w:rFonts w:ascii="Times New Roman" w:hAnsi="Times New Roman" w:cs="Times New Roman"/>
           <w:sz w:val="28"/>
         </w:rPr>
+        <w:t>Б</w:t>
+      </w:r>
+      <w:r>
+        <w:rPr>
+          <w:rFonts w:ascii="Times New Roman" w:hAnsi="Times New Roman" w:cs="Times New Roman"/>
+          <w:sz w:val="28"/>
+        </w:rPr>
+        <w:t>лок-схема для функции</w:t>
+      </w:r>
+      <w:r>
+        <w:rPr>
+          <w:rFonts w:ascii="Times New Roman" w:hAnsi="Times New Roman" w:cs="Times New Roman"/>
+          <w:sz w:val="28"/>
+        </w:rPr>
+        <w:t xml:space="preserve"> </w:t>
+      </w:r>
+      <w:proofErr w:type="spellStart"/>
+      <w:r>
+        <w:rPr>
+          <w:rFonts w:ascii="Times New Roman" w:hAnsi="Times New Roman" w:cs="Times New Roman"/>
+          <w:i/>
+          <w:sz w:val="28"/>
+        </w:rPr>
         <w:t>FirstTask</w:t>
       </w:r>
+      <w:proofErr w:type="spellEnd"/>
+    </w:p>
+    <w:p>
+      <w:pPr>
+        <w:spacing w:after="0" w:line="360" w:lineRule="auto"/>
+        <w:jc w:val="center"/>
+        <w:rPr>
+          <w:rFonts w:ascii="Times New Roman" w:hAnsi="Times New Roman" w:cs="Times New Roman"/>
+          <w:color w:val="FF0000"/>
+          <w:sz w:val="28"/>
+        </w:rPr>
+      </w:pPr>
+      <w:r>
+        <w:rPr>
+          <w:rFonts w:ascii="Times New Roman" w:hAnsi="Times New Roman" w:cs="Times New Roman"/>
+          <w:color w:val="FF0000"/>
+          <w:sz w:val="28"/>
+        </w:rPr>
+        <w:t>Подряд идущих иллюстраций быть не должно – продумать описания к каждой</w:t>
+      </w:r>
+    </w:p>
+    <w:p>
+      <w:pPr>
+        <w:spacing w:after="0" w:line="360" w:lineRule="auto"/>
+        <w:jc w:val="center"/>
+        <w:rPr>
+          <w:rFonts w:ascii="Times New Roman" w:hAnsi="Times New Roman" w:cs="Times New Roman"/>
+          <w:i/>
+          <w:sz w:val="28"/>
+        </w:rPr>
+      </w:pPr>
     </w:p>
     <w:p>
       <w:pPr>
@@ -1510,6 +2142,7 @@
           <w:rFonts w:ascii="Times New Roman" w:hAnsi="Times New Roman" w:cs="Times New Roman"/>
           <w:noProof/>
           <w:sz w:val="28"/>
+          <w:lang w:eastAsia="ru-RU"/>
         </w:rPr>
         <w:lastRenderedPageBreak/>
         <w:drawing>
@@ -1552,30 +2185,109 @@
     <w:p>
       <w:pPr>
         <w:spacing w:after="0" w:line="360" w:lineRule="auto"/>
-        <w:ind w:left="-1418" w:firstLine="709"/>
-        <w:jc w:val="center"/>
-        <w:rPr>
-          <w:rFonts w:ascii="Times New Roman" w:hAnsi="Times New Roman" w:cs="Times New Roman"/>
-          <w:sz w:val="28"/>
-        </w:rPr>
-      </w:pPr>
-      <w:r>
-        <w:rPr>
-          <w:rFonts w:ascii="Times New Roman" w:hAnsi="Times New Roman" w:cs="Times New Roman"/>
-          <w:sz w:val="28"/>
-        </w:rPr>
-        <w:t xml:space="preserve">Рис. 6 – </w:t>
-      </w:r>
-      <w:r>
-        <w:rPr>
-          <w:rFonts w:ascii="Times New Roman" w:hAnsi="Times New Roman" w:cs="Times New Roman"/>
-          <w:sz w:val="28"/>
-        </w:rPr>
-        <w:t xml:space="preserve">блок-схема для функции </w:t>
-      </w:r>
-      <w:r>
-        <w:rPr>
-          <w:rFonts w:ascii="Times New Roman" w:hAnsi="Times New Roman" w:cs="Times New Roman"/>
+        <w:ind w:firstLine="708"/>
+        <w:jc w:val="both"/>
+        <w:rPr>
+          <w:rFonts w:ascii="Times New Roman" w:eastAsia="Times New Roman" w:hAnsi="Times New Roman" w:cs="Times New Roman"/>
+          <w:color w:val="FF0000"/>
+          <w:sz w:val="28"/>
+          <w:szCs w:val="24"/>
+          <w:lang w:eastAsia="ru-RU"/>
+        </w:rPr>
+      </w:pPr>
+      <w:r>
+        <w:rPr>
+          <w:rFonts w:ascii="Times New Roman" w:eastAsia="Times New Roman" w:hAnsi="Times New Roman" w:cs="Times New Roman"/>
+          <w:color w:val="FF0000"/>
+          <w:sz w:val="28"/>
+          <w:szCs w:val="24"/>
+          <w:lang w:eastAsia="ru-RU"/>
+        </w:rPr>
+        <w:t xml:space="preserve">Замечания по корректировке смотрите в </w:t>
+      </w:r>
+      <w:r>
+        <w:rPr>
+          <w:rFonts w:ascii="Times New Roman" w:eastAsia="Times New Roman" w:hAnsi="Times New Roman" w:cs="Times New Roman"/>
+          <w:color w:val="FF0000"/>
+          <w:sz w:val="28"/>
+          <w:szCs w:val="24"/>
+          <w:lang w:val="en-US" w:eastAsia="ru-RU"/>
+        </w:rPr>
+        <w:t>feature</w:t>
+      </w:r>
+      <w:r>
+        <w:rPr>
+          <w:rFonts w:ascii="Times New Roman" w:eastAsia="Times New Roman" w:hAnsi="Times New Roman" w:cs="Times New Roman"/>
+          <w:color w:val="FF0000"/>
+          <w:sz w:val="28"/>
+          <w:szCs w:val="24"/>
+          <w:lang w:eastAsia="ru-RU"/>
+        </w:rPr>
+        <w:t>-1</w:t>
+      </w:r>
+    </w:p>
+    <w:p>
+      <w:pPr>
+        <w:spacing w:after="0" w:line="360" w:lineRule="auto"/>
+        <w:jc w:val="center"/>
+        <w:rPr>
+          <w:rFonts w:ascii="Times New Roman" w:hAnsi="Times New Roman" w:cs="Times New Roman"/>
+          <w:sz w:val="28"/>
+        </w:rPr>
+      </w:pPr>
+      <w:r>
+        <w:rPr>
+          <w:rFonts w:ascii="Times New Roman" w:hAnsi="Times New Roman" w:cs="Times New Roman"/>
+          <w:sz w:val="28"/>
+        </w:rPr>
+        <w:t>Рис</w:t>
+      </w:r>
+      <w:r>
+        <w:rPr>
+          <w:rFonts w:ascii="Times New Roman" w:hAnsi="Times New Roman" w:cs="Times New Roman"/>
+          <w:sz w:val="28"/>
+        </w:rPr>
+        <w:t>унок</w:t>
+      </w:r>
+      <w:r>
+        <w:rPr>
+          <w:rFonts w:ascii="Times New Roman" w:hAnsi="Times New Roman" w:cs="Times New Roman"/>
+          <w:sz w:val="28"/>
+        </w:rPr>
+        <w:t xml:space="preserve"> </w:t>
+      </w:r>
+      <w:r>
+        <w:rPr>
+          <w:rFonts w:ascii="Times New Roman" w:hAnsi="Times New Roman" w:cs="Times New Roman"/>
+          <w:sz w:val="28"/>
+        </w:rPr>
+        <w:t>1.</w:t>
+      </w:r>
+      <w:r>
+        <w:rPr>
+          <w:rFonts w:ascii="Times New Roman" w:hAnsi="Times New Roman" w:cs="Times New Roman"/>
+          <w:sz w:val="28"/>
+        </w:rPr>
+        <w:t xml:space="preserve">6 – </w:t>
+      </w:r>
+      <w:r>
+        <w:rPr>
+          <w:rFonts w:ascii="Times New Roman" w:hAnsi="Times New Roman" w:cs="Times New Roman"/>
+          <w:sz w:val="28"/>
+        </w:rPr>
+        <w:t>Б</w:t>
+      </w:r>
+      <w:r>
+        <w:rPr>
+          <w:rFonts w:ascii="Times New Roman" w:hAnsi="Times New Roman" w:cs="Times New Roman"/>
+          <w:sz w:val="28"/>
+        </w:rPr>
+        <w:t xml:space="preserve">лок-схема для функции </w:t>
+      </w:r>
+      <w:r>
+        <w:rPr>
+          <w:rFonts w:ascii="Times New Roman" w:hAnsi="Times New Roman" w:cs="Times New Roman"/>
+          <w:i/>
           <w:sz w:val="28"/>
         </w:rPr>
         <w:t>TASK1</w:t>
@@ -1583,6 +2295,7 @@
     </w:p>
     <w:p>
       <w:pPr>
+        <w:spacing w:after="0" w:line="360" w:lineRule="auto"/>
         <w:jc w:val="both"/>
         <w:rPr>
           <w:rFonts w:ascii="Times New Roman" w:eastAsia="Times New Roman" w:hAnsi="Times New Roman" w:cs="Times New Roman"/>
@@ -1594,61 +2307,28 @@
     </w:p>
     <w:p>
       <w:pPr>
-        <w:jc w:val="both"/>
-        <w:rPr>
-          <w:rFonts w:ascii="Times New Roman" w:eastAsia="Times New Roman" w:hAnsi="Times New Roman" w:cs="Times New Roman"/>
-          <w:sz w:val="28"/>
-          <w:szCs w:val="24"/>
-          <w:lang w:eastAsia="ru-RU"/>
-        </w:rPr>
-      </w:pPr>
-    </w:p>
-    <w:p>
-      <w:pPr>
-        <w:jc w:val="both"/>
-        <w:rPr>
-          <w:rFonts w:ascii="Times New Roman" w:eastAsia="Times New Roman" w:hAnsi="Times New Roman" w:cs="Times New Roman"/>
-          <w:sz w:val="28"/>
-          <w:szCs w:val="24"/>
-          <w:lang w:eastAsia="ru-RU"/>
-        </w:rPr>
-      </w:pPr>
-    </w:p>
-    <w:p>
-      <w:pPr>
-        <w:jc w:val="both"/>
-        <w:rPr>
-          <w:rFonts w:ascii="Times New Roman" w:eastAsia="Times New Roman" w:hAnsi="Times New Roman" w:cs="Times New Roman"/>
-          <w:sz w:val="28"/>
-          <w:szCs w:val="24"/>
-          <w:lang w:eastAsia="ru-RU"/>
-        </w:rPr>
-      </w:pPr>
-    </w:p>
-    <w:p>
-      <w:pPr>
-        <w:jc w:val="both"/>
-        <w:rPr>
-          <w:rFonts w:ascii="Times New Roman" w:eastAsia="Times New Roman" w:hAnsi="Times New Roman" w:cs="Times New Roman"/>
-          <w:sz w:val="28"/>
-          <w:szCs w:val="24"/>
-          <w:lang w:eastAsia="ru-RU"/>
-        </w:rPr>
-      </w:pPr>
-    </w:p>
-    <w:p>
-      <w:pPr>
-        <w:jc w:val="both"/>
-        <w:rPr>
-          <w:rFonts w:ascii="Times New Roman" w:eastAsia="Times New Roman" w:hAnsi="Times New Roman" w:cs="Times New Roman"/>
-          <w:sz w:val="28"/>
-          <w:szCs w:val="24"/>
-          <w:lang w:eastAsia="ru-RU"/>
-        </w:rPr>
-      </w:pPr>
-    </w:p>
-    <w:p>
-      <w:pPr>
+        <w:spacing w:after="160" w:line="259" w:lineRule="auto"/>
+        <w:rPr>
+          <w:rFonts w:ascii="Times New Roman" w:eastAsia="Times New Roman" w:hAnsi="Times New Roman" w:cs="Times New Roman"/>
+          <w:sz w:val="28"/>
+          <w:szCs w:val="24"/>
+          <w:lang w:eastAsia="ru-RU"/>
+        </w:rPr>
+      </w:pPr>
+      <w:r>
+        <w:rPr>
+          <w:rFonts w:ascii="Times New Roman" w:eastAsia="Times New Roman" w:hAnsi="Times New Roman" w:cs="Times New Roman"/>
+          <w:sz w:val="28"/>
+          <w:szCs w:val="24"/>
+          <w:lang w:eastAsia="ru-RU"/>
+        </w:rPr>
+        <w:br w:type="page"/>
+      </w:r>
+    </w:p>
+    <w:p>
+      <w:pPr>
+        <w:spacing w:after="0" w:line="360" w:lineRule="auto"/>
+        <w:ind w:firstLine="708"/>
         <w:jc w:val="both"/>
         <w:rPr>
           <w:rFonts w:ascii="Times New Roman" w:eastAsia="Times New Roman" w:hAnsi="Times New Roman" w:cs="Times New Roman"/>
@@ -1719,8 +2399,9 @@
     </w:p>
     <w:p>
       <w:pPr>
-        <w:ind w:left="-1418" w:right="-710"/>
-        <w:jc w:val="both"/>
+        <w:spacing w:after="0" w:line="360" w:lineRule="auto"/>
+        <w:ind w:right="-710"/>
+        <w:jc w:val="center"/>
         <w:rPr>
           <w:rFonts w:ascii="Times New Roman" w:eastAsia="Times New Roman" w:hAnsi="Times New Roman" w:cs="Times New Roman"/>
           <w:sz w:val="28"/>
@@ -1820,32 +2501,132 @@
     <w:p>
       <w:pPr>
         <w:spacing w:after="0" w:line="360" w:lineRule="auto"/>
-        <w:ind w:left="-1418" w:firstLine="709"/>
-        <w:jc w:val="center"/>
-        <w:rPr>
-          <w:rFonts w:ascii="Times New Roman" w:hAnsi="Times New Roman" w:cs="Times New Roman"/>
-          <w:sz w:val="28"/>
-        </w:rPr>
-      </w:pPr>
-      <w:r>
-        <w:rPr>
-          <w:rFonts w:ascii="Times New Roman" w:hAnsi="Times New Roman" w:cs="Times New Roman"/>
-          <w:sz w:val="28"/>
-        </w:rPr>
-        <w:t xml:space="preserve">Рис. 7 – результат выполнения программы при 0 и 60 градусов в </w:t>
-      </w:r>
-      <w:r>
-        <w:rPr>
-          <w:rFonts w:ascii="Times New Roman" w:hAnsi="Times New Roman" w:cs="Times New Roman"/>
+        <w:ind w:firstLine="708"/>
+        <w:jc w:val="both"/>
+        <w:rPr>
+          <w:rFonts w:ascii="Times New Roman" w:eastAsia="Times New Roman" w:hAnsi="Times New Roman" w:cs="Times New Roman"/>
+          <w:color w:val="FF0000"/>
+          <w:sz w:val="28"/>
+          <w:szCs w:val="24"/>
+          <w:lang w:eastAsia="ru-RU"/>
+        </w:rPr>
+      </w:pPr>
+      <w:r>
+        <w:rPr>
+          <w:rFonts w:ascii="Times New Roman" w:eastAsia="Times New Roman" w:hAnsi="Times New Roman" w:cs="Times New Roman"/>
+          <w:color w:val="FF0000"/>
+          <w:sz w:val="28"/>
+          <w:szCs w:val="24"/>
+          <w:lang w:eastAsia="ru-RU"/>
+        </w:rPr>
+        <w:t>Предложенное форматирование</w:t>
+      </w:r>
+      <w:r>
+        <w:rPr>
+          <w:rFonts w:ascii="Times New Roman" w:eastAsia="Times New Roman" w:hAnsi="Times New Roman" w:cs="Times New Roman"/>
+          <w:color w:val="FF0000"/>
+          <w:sz w:val="28"/>
+          <w:szCs w:val="24"/>
+          <w:lang w:eastAsia="ru-RU"/>
+        </w:rPr>
+        <w:t xml:space="preserve"> смотрите в </w:t>
+      </w:r>
+      <w:r>
+        <w:rPr>
+          <w:rFonts w:ascii="Times New Roman" w:eastAsia="Times New Roman" w:hAnsi="Times New Roman" w:cs="Times New Roman"/>
+          <w:color w:val="FF0000"/>
+          <w:sz w:val="28"/>
+          <w:szCs w:val="24"/>
+          <w:lang w:val="en-US" w:eastAsia="ru-RU"/>
+        </w:rPr>
+        <w:t>feature</w:t>
+      </w:r>
+      <w:r>
+        <w:rPr>
+          <w:rFonts w:ascii="Times New Roman" w:eastAsia="Times New Roman" w:hAnsi="Times New Roman" w:cs="Times New Roman"/>
+          <w:color w:val="FF0000"/>
+          <w:sz w:val="28"/>
+          <w:szCs w:val="24"/>
+          <w:lang w:eastAsia="ru-RU"/>
+        </w:rPr>
+        <w:t>-1</w:t>
+      </w:r>
+    </w:p>
+    <w:p>
+      <w:pPr>
+        <w:spacing w:after="0" w:line="360" w:lineRule="auto"/>
+        <w:jc w:val="center"/>
+        <w:rPr>
+          <w:rFonts w:ascii="Times New Roman" w:hAnsi="Times New Roman" w:cs="Times New Roman"/>
+          <w:i/>
           <w:sz w:val="28"/>
           <w:lang w:val="en-US"/>
         </w:rPr>
+      </w:pPr>
+      <w:r>
+        <w:rPr>
+          <w:rFonts w:ascii="Times New Roman" w:hAnsi="Times New Roman" w:cs="Times New Roman"/>
+          <w:sz w:val="28"/>
+        </w:rPr>
+        <w:t>Рис</w:t>
+      </w:r>
+      <w:r>
+        <w:rPr>
+          <w:rFonts w:ascii="Times New Roman" w:hAnsi="Times New Roman" w:cs="Times New Roman"/>
+          <w:sz w:val="28"/>
+        </w:rPr>
+        <w:t>унок</w:t>
+      </w:r>
+      <w:r>
+        <w:rPr>
+          <w:rFonts w:ascii="Times New Roman" w:hAnsi="Times New Roman" w:cs="Times New Roman"/>
+          <w:sz w:val="28"/>
+        </w:rPr>
+        <w:t xml:space="preserve"> 7 – результат выполнения программы при 0 и 60 градусов в </w:t>
+      </w:r>
+      <w:r>
+        <w:rPr>
+          <w:rFonts w:ascii="Times New Roman" w:hAnsi="Times New Roman" w:cs="Times New Roman"/>
+          <w:i/>
+          <w:sz w:val="28"/>
+          <w:lang w:val="en-US"/>
+        </w:rPr>
         <w:t>LabVIEW</w:t>
       </w:r>
     </w:p>
     <w:p>
       <w:pPr>
-        <w:ind w:left="-1276" w:right="-568"/>
+        <w:spacing w:after="0" w:line="360" w:lineRule="auto"/>
+        <w:jc w:val="center"/>
+        <w:rPr>
+          <w:rFonts w:ascii="Times New Roman" w:hAnsi="Times New Roman" w:cs="Times New Roman"/>
+          <w:color w:val="FF0000"/>
+          <w:sz w:val="28"/>
+        </w:rPr>
+      </w:pPr>
+      <w:r>
+        <w:rPr>
+          <w:rFonts w:ascii="Times New Roman" w:hAnsi="Times New Roman" w:cs="Times New Roman"/>
+          <w:color w:val="FF0000"/>
+          <w:sz w:val="28"/>
+        </w:rPr>
+        <w:t>Подряд идущих иллюстраций быть не должно – продумать описания к каждой</w:t>
+      </w:r>
+    </w:p>
+    <w:p>
+      <w:pPr>
+        <w:spacing w:after="0" w:line="360" w:lineRule="auto"/>
+        <w:jc w:val="center"/>
+        <w:rPr>
+          <w:rFonts w:ascii="Times New Roman" w:hAnsi="Times New Roman" w:cs="Times New Roman"/>
+          <w:sz w:val="28"/>
+        </w:rPr>
+      </w:pPr>
+    </w:p>
+    <w:p>
+      <w:pPr>
+        <w:spacing w:after="0" w:line="360" w:lineRule="auto"/>
+        <w:ind w:right="-568"/>
         <w:jc w:val="both"/>
         <w:rPr>
           <w:rFonts w:ascii="Times New Roman" w:eastAsia="Times New Roman" w:hAnsi="Times New Roman" w:cs="Times New Roman"/>
@@ -1857,7 +2638,9 @@
       <w:r>
         <w:rPr>
           <w:noProof/>
-        </w:rPr>
+          <w:lang w:eastAsia="ru-RU"/>
+        </w:rPr>
+        <w:lastRenderedPageBreak/>
         <w:drawing>
           <wp:inline distT="0" distB="0" distL="0" distR="0" wp14:anchorId="6D64DA95" wp14:editId="62930E67">
             <wp:extent cx="3593450" cy="4434320"/>
@@ -1904,6 +2687,7 @@
       <w:r>
         <w:rPr>
           <w:noProof/>
+          <w:lang w:eastAsia="ru-RU"/>
         </w:rPr>
         <w:drawing>
           <wp:inline distT="0" distB="0" distL="0" distR="0" wp14:anchorId="55D10D6F" wp14:editId="05BFE01E">
@@ -1952,19 +2736,70 @@
     <w:p>
       <w:pPr>
         <w:spacing w:after="0" w:line="360" w:lineRule="auto"/>
-        <w:ind w:left="-1418" w:firstLine="709"/>
-        <w:jc w:val="center"/>
-        <w:rPr>
-          <w:rFonts w:ascii="Times New Roman" w:hAnsi="Times New Roman" w:cs="Times New Roman"/>
-          <w:sz w:val="28"/>
-        </w:rPr>
-      </w:pPr>
-      <w:r>
-        <w:rPr>
-          <w:rFonts w:ascii="Times New Roman" w:hAnsi="Times New Roman" w:cs="Times New Roman"/>
-          <w:sz w:val="28"/>
-        </w:rPr>
-        <w:t xml:space="preserve">Рис. </w:t>
+        <w:jc w:val="center"/>
+        <w:rPr>
+          <w:rFonts w:ascii="Times New Roman" w:hAnsi="Times New Roman" w:cs="Times New Roman"/>
+          <w:sz w:val="28"/>
+        </w:rPr>
+      </w:pPr>
+      <w:r>
+        <w:rPr>
+          <w:rFonts w:ascii="Times New Roman" w:eastAsia="Times New Roman" w:hAnsi="Times New Roman" w:cs="Times New Roman"/>
+          <w:color w:val="FF0000"/>
+          <w:sz w:val="28"/>
+          <w:szCs w:val="24"/>
+          <w:lang w:eastAsia="ru-RU"/>
+        </w:rPr>
+        <w:lastRenderedPageBreak/>
+        <w:t>Предложенное форматирование</w:t>
+      </w:r>
+      <w:r>
+        <w:rPr>
+          <w:rFonts w:ascii="Times New Roman" w:eastAsia="Times New Roman" w:hAnsi="Times New Roman" w:cs="Times New Roman"/>
+          <w:color w:val="FF0000"/>
+          <w:sz w:val="28"/>
+          <w:szCs w:val="24"/>
+          <w:lang w:eastAsia="ru-RU"/>
+        </w:rPr>
+        <w:t xml:space="preserve"> смотрите в</w:t>
+      </w:r>
+      <w:r>
+        <w:rPr>
+          <w:rFonts w:ascii="Times New Roman" w:hAnsi="Times New Roman" w:cs="Times New Roman"/>
+          <w:sz w:val="28"/>
+        </w:rPr>
+        <w:t xml:space="preserve"> </w:t>
+      </w:r>
+    </w:p>
+    <w:p>
+      <w:pPr>
+        <w:spacing w:after="0" w:line="360" w:lineRule="auto"/>
+        <w:jc w:val="center"/>
+        <w:rPr>
+          <w:rFonts w:ascii="Times New Roman" w:hAnsi="Times New Roman" w:cs="Times New Roman"/>
+          <w:sz w:val="28"/>
+        </w:rPr>
+      </w:pPr>
+      <w:r>
+        <w:rPr>
+          <w:rFonts w:ascii="Times New Roman" w:hAnsi="Times New Roman" w:cs="Times New Roman"/>
+          <w:sz w:val="28"/>
+        </w:rPr>
+        <w:t>Рисунок</w:t>
+      </w:r>
+      <w:r>
+        <w:rPr>
+          <w:rFonts w:ascii="Times New Roman" w:hAnsi="Times New Roman" w:cs="Times New Roman"/>
+          <w:sz w:val="28"/>
+        </w:rPr>
+        <w:t xml:space="preserve"> </w:t>
+      </w:r>
+      <w:r>
+        <w:rPr>
+          <w:rFonts w:ascii="Times New Roman" w:hAnsi="Times New Roman" w:cs="Times New Roman"/>
+          <w:sz w:val="28"/>
+        </w:rPr>
+        <w:t>1.</w:t>
       </w:r>
       <w:r>
         <w:rPr>
@@ -1980,6 +2815,7 @@
         </w:rPr>
         <w:t xml:space="preserve"> – результат выполнения программы при 0 и 60 градусов в </w:t>
       </w:r>
+      <w:proofErr w:type="spellStart"/>
       <w:r>
         <w:rPr>
           <w:rFonts w:ascii="Times New Roman" w:eastAsia="Times New Roman" w:hAnsi="Times New Roman" w:cs="Times New Roman"/>
@@ -1991,9 +2827,11 @@
         </w:rPr>
         <w:t>Photomath</w:t>
       </w:r>
-    </w:p>
-    <w:p>
-      <w:pPr>
+      <w:proofErr w:type="spellEnd"/>
+    </w:p>
+    <w:p>
+      <w:pPr>
+        <w:spacing w:after="0" w:line="360" w:lineRule="auto"/>
         <w:jc w:val="both"/>
         <w:rPr>
           <w:rFonts w:ascii="Times New Roman" w:eastAsia="Times New Roman" w:hAnsi="Times New Roman" w:cs="Times New Roman"/>
@@ -2007,6 +2845,8 @@
     </w:p>
     <w:p>
       <w:pPr>
+        <w:spacing w:after="0" w:line="360" w:lineRule="auto"/>
+        <w:ind w:firstLine="708"/>
         <w:jc w:val="both"/>
         <w:rPr>
           <w:rFonts w:ascii="Times New Roman" w:eastAsia="Times New Roman" w:hAnsi="Times New Roman" w:cs="Times New Roman"/>
@@ -2026,11 +2866,35 @@
           <w:szCs w:val="24"/>
           <w:lang w:eastAsia="ru-RU"/>
         </w:rPr>
-        <w:t>Вывод:</w:t>
-      </w:r>
-    </w:p>
-    <w:p>
-      <w:pPr>
+        <w:t>Вывод</w:t>
+      </w:r>
+      <w:r>
+        <w:rPr>
+          <w:rFonts w:ascii="Times New Roman" w:eastAsia="Times New Roman" w:hAnsi="Times New Roman" w:cs="Times New Roman"/>
+          <w:b/>
+          <w:bCs/>
+          <w:sz w:val="28"/>
+          <w:szCs w:val="24"/>
+          <w:lang w:eastAsia="ru-RU"/>
+        </w:rPr>
+        <w:t xml:space="preserve"> по Заданию 1</w:t>
+      </w:r>
+      <w:r>
+        <w:rPr>
+          <w:rFonts w:ascii="Times New Roman" w:eastAsia="Times New Roman" w:hAnsi="Times New Roman" w:cs="Times New Roman"/>
+          <w:b/>
+          <w:bCs/>
+          <w:sz w:val="28"/>
+          <w:szCs w:val="24"/>
+          <w:lang w:eastAsia="ru-RU"/>
+        </w:rPr>
+        <w:t>:</w:t>
+      </w:r>
+    </w:p>
+    <w:p>
+      <w:pPr>
+        <w:spacing w:after="0" w:line="360" w:lineRule="auto"/>
+        <w:ind w:firstLine="708"/>
         <w:jc w:val="both"/>
         <w:rPr>
           <w:rFonts w:ascii="Times New Roman" w:eastAsia="Times New Roman" w:hAnsi="Times New Roman" w:cs="Times New Roman"/>
@@ -2051,6 +2915,7 @@
       <w:r>
         <w:rPr>
           <w:rFonts w:ascii="Times New Roman" w:hAnsi="Times New Roman" w:cs="Times New Roman"/>
+          <w:i/>
           <w:sz w:val="28"/>
           <w:lang w:val="en-US"/>
         </w:rPr>
@@ -2074,15 +2939,18 @@
         </w:rPr>
         <w:t xml:space="preserve">можно научиться вычислять как простые примеры, так и сложные выражения. А также, можно проверить верность выполненного задания с помощью программы </w:t>
       </w:r>
-      <w:r>
-        <w:rPr>
-          <w:rFonts w:ascii="Times New Roman" w:eastAsia="Times New Roman" w:hAnsi="Times New Roman" w:cs="Times New Roman"/>
+      <w:proofErr w:type="spellStart"/>
+      <w:r>
+        <w:rPr>
+          <w:rFonts w:ascii="Times New Roman" w:eastAsia="Times New Roman" w:hAnsi="Times New Roman" w:cs="Times New Roman"/>
+          <w:i/>
           <w:sz w:val="28"/>
           <w:szCs w:val="24"/>
           <w:lang w:eastAsia="ru-RU"/>
         </w:rPr>
         <w:t>Photomath</w:t>
       </w:r>
+      <w:proofErr w:type="spellEnd"/>
       <w:r>
         <w:rPr>
           <w:rFonts w:ascii="Times New Roman" w:eastAsia="Times New Roman" w:hAnsi="Times New Roman" w:cs="Times New Roman"/>
@@ -2095,30 +2963,83 @@
     </w:p>
     <w:p>
       <w:pPr>
-        <w:jc w:val="center"/>
-        <w:rPr>
-          <w:rFonts w:ascii="Times New Roman" w:hAnsi="Times New Roman" w:cs="Times New Roman"/>
-          <w:b/>
-          <w:sz w:val="28"/>
-          <w:szCs w:val="28"/>
-        </w:rPr>
-      </w:pPr>
-      <w:r>
-        <w:rPr>
-          <w:rFonts w:ascii="Times New Roman" w:hAnsi="Times New Roman" w:cs="Times New Roman"/>
-          <w:b/>
-          <w:sz w:val="28"/>
-          <w:szCs w:val="28"/>
+        <w:spacing w:after="160" w:line="259" w:lineRule="auto"/>
+        <w:rPr>
+          <w:rFonts w:ascii="Times New Roman" w:hAnsi="Times New Roman" w:cs="Times New Roman"/>
+          <w:b/>
+          <w:color w:val="FF0000"/>
+          <w:sz w:val="28"/>
+        </w:rPr>
+      </w:pPr>
+      <w:r>
+        <w:rPr>
+          <w:rFonts w:ascii="Times New Roman" w:hAnsi="Times New Roman" w:cs="Times New Roman"/>
+          <w:b/>
+          <w:color w:val="FF0000"/>
+          <w:sz w:val="28"/>
+        </w:rPr>
+        <w:br w:type="page"/>
+      </w:r>
+    </w:p>
+    <w:p>
+      <w:pPr>
+        <w:spacing w:after="0" w:line="360" w:lineRule="auto"/>
+        <w:jc w:val="center"/>
+        <w:rPr>
+          <w:rFonts w:ascii="Times New Roman" w:hAnsi="Times New Roman" w:cs="Times New Roman"/>
+          <w:b/>
+          <w:color w:val="FF0000"/>
+          <w:sz w:val="28"/>
+        </w:rPr>
+      </w:pPr>
+      <w:r>
+        <w:rPr>
+          <w:rFonts w:ascii="Times New Roman" w:hAnsi="Times New Roman" w:cs="Times New Roman"/>
+          <w:b/>
+          <w:color w:val="FF0000"/>
+          <w:sz w:val="28"/>
         </w:rPr>
         <w:lastRenderedPageBreak/>
-        <w:t>Описание работы</w:t>
-      </w:r>
-    </w:p>
-    <w:p>
-      <w:pPr>
+        <w:t xml:space="preserve">Должен быть заголовок, открывающий переход к содержанию </w:t>
+      </w:r>
+      <w:r>
+        <w:rPr>
+          <w:rFonts w:ascii="Times New Roman" w:hAnsi="Times New Roman" w:cs="Times New Roman"/>
+          <w:b/>
+          <w:color w:val="FF0000"/>
+          <w:sz w:val="28"/>
+        </w:rPr>
+        <w:t>второй</w:t>
+      </w:r>
+      <w:r>
+        <w:rPr>
+          <w:rFonts w:ascii="Times New Roman" w:hAnsi="Times New Roman" w:cs="Times New Roman"/>
+          <w:b/>
+          <w:color w:val="FF0000"/>
+          <w:sz w:val="28"/>
+        </w:rPr>
+        <w:t xml:space="preserve"> работы</w:t>
+      </w:r>
+    </w:p>
+    <w:p>
+      <w:pPr>
+        <w:spacing w:after="0" w:line="360" w:lineRule="auto"/>
         <w:jc w:val="both"/>
         <w:rPr>
           <w:rFonts w:ascii="Times New Roman" w:hAnsi="Times New Roman" w:cs="Times New Roman"/>
+          <w:b/>
+          <w:sz w:val="28"/>
+          <w:szCs w:val="28"/>
+        </w:rPr>
+      </w:pPr>
+    </w:p>
+    <w:p>
+      <w:pPr>
+        <w:spacing w:after="0" w:line="360" w:lineRule="auto"/>
+        <w:ind w:firstLine="708"/>
+        <w:jc w:val="both"/>
+        <w:rPr>
+          <w:rFonts w:ascii="Times New Roman" w:hAnsi="Times New Roman" w:cs="Times New Roman"/>
           <w:sz w:val="28"/>
           <w:szCs w:val="28"/>
         </w:rPr>
@@ -2188,6 +3109,21 @@
     </w:p>
     <w:p>
       <w:pPr>
+        <w:spacing w:after="0" w:line="360" w:lineRule="auto"/>
+        <w:jc w:val="both"/>
+        <w:rPr>
+          <w:rFonts w:ascii="Times New Roman" w:hAnsi="Times New Roman" w:cs="Times New Roman"/>
+          <w:b/>
+          <w:sz w:val="28"/>
+          <w:szCs w:val="28"/>
+        </w:rPr>
+      </w:pPr>
+    </w:p>
+    <w:p>
+      <w:pPr>
+        <w:spacing w:after="0" w:line="360" w:lineRule="auto"/>
+        <w:ind w:firstLine="708"/>
+        <w:jc w:val="both"/>
         <w:rPr>
           <w:rFonts w:ascii="Times New Roman" w:hAnsi="Times New Roman" w:cs="Times New Roman"/>
           <w:b/>
@@ -2207,6 +3143,8 @@
     </w:p>
     <w:p>
       <w:pPr>
+        <w:spacing w:after="0" w:line="360" w:lineRule="auto"/>
+        <w:ind w:firstLine="708"/>
         <w:jc w:val="both"/>
         <w:rPr>
           <w:rFonts w:ascii="Times New Roman" w:hAnsi="Times New Roman" w:cs="Times New Roman"/>
@@ -2225,6 +3163,7 @@
     </w:p>
     <w:p>
       <w:pPr>
+        <w:spacing w:after="0" w:line="360" w:lineRule="auto"/>
         <w:ind w:left="708"/>
         <w:jc w:val="both"/>
         <w:rPr>
@@ -2241,6 +3180,7 @@
         </w:rPr>
         <w:t>- диапазон построения ([</w:t>
       </w:r>
+      <w:proofErr w:type="spellStart"/>
       <w:r>
         <w:rPr>
           <w:rFonts w:ascii="Times New Roman" w:hAnsi="Times New Roman" w:cs="Times New Roman"/>
@@ -2251,6 +3191,7 @@
         </w:rPr>
         <w:t>Xn</w:t>
       </w:r>
+      <w:proofErr w:type="spellEnd"/>
       <w:r>
         <w:rPr>
           <w:rFonts w:ascii="Times New Roman" w:hAnsi="Times New Roman" w:cs="Times New Roman"/>
@@ -2259,6 +3200,7 @@
         </w:rPr>
         <w:t xml:space="preserve">; </w:t>
       </w:r>
+      <w:proofErr w:type="spellStart"/>
       <w:r>
         <w:rPr>
           <w:rFonts w:ascii="Times New Roman" w:hAnsi="Times New Roman" w:cs="Times New Roman"/>
@@ -2269,6 +3211,7 @@
         </w:rPr>
         <w:t>Xk</w:t>
       </w:r>
+      <w:proofErr w:type="spellEnd"/>
       <w:r>
         <w:rPr>
           <w:rFonts w:ascii="Times New Roman" w:hAnsi="Times New Roman" w:cs="Times New Roman"/>
@@ -2280,6 +3223,7 @@
     </w:p>
     <w:p>
       <w:pPr>
+        <w:spacing w:after="0" w:line="360" w:lineRule="auto"/>
         <w:ind w:left="708"/>
         <w:jc w:val="both"/>
         <w:rPr>
@@ -2317,6 +3261,8 @@
     </w:p>
     <w:p>
       <w:pPr>
+        <w:spacing w:after="0" w:line="360" w:lineRule="auto"/>
+        <w:ind w:firstLine="708"/>
         <w:jc w:val="both"/>
         <w:rPr>
           <w:rFonts w:ascii="Times New Roman" w:hAnsi="Times New Roman" w:cs="Times New Roman"/>
@@ -2335,6 +3281,7 @@
     </w:p>
     <w:p>
       <w:pPr>
+        <w:spacing w:after="0" w:line="360" w:lineRule="auto"/>
         <w:ind w:left="708"/>
         <w:jc w:val="both"/>
         <w:rPr>
@@ -2351,6 +3298,7 @@
         </w:rPr>
         <w:t>- начало диапазона построения (</w:t>
       </w:r>
+      <w:proofErr w:type="spellStart"/>
       <w:r>
         <w:rPr>
           <w:rFonts w:ascii="Times New Roman" w:hAnsi="Times New Roman" w:cs="Times New Roman"/>
@@ -2361,6 +3309,7 @@
         </w:rPr>
         <w:t>Xn</w:t>
       </w:r>
+      <w:proofErr w:type="spellEnd"/>
       <w:r>
         <w:rPr>
           <w:rFonts w:ascii="Times New Roman" w:hAnsi="Times New Roman" w:cs="Times New Roman"/>
@@ -2372,6 +3321,7 @@
     </w:p>
     <w:p>
       <w:pPr>
+        <w:spacing w:after="0" w:line="360" w:lineRule="auto"/>
         <w:ind w:left="708"/>
         <w:jc w:val="both"/>
         <w:rPr>
@@ -2388,6 +3338,7 @@
         </w:rPr>
         <w:t>- конец диапазона построения (</w:t>
       </w:r>
+      <w:proofErr w:type="spellStart"/>
       <w:r>
         <w:rPr>
           <w:rFonts w:ascii="Times New Roman" w:hAnsi="Times New Roman" w:cs="Times New Roman"/>
@@ -2398,6 +3349,7 @@
         </w:rPr>
         <w:t>Xk</w:t>
       </w:r>
+      <w:proofErr w:type="spellEnd"/>
       <w:r>
         <w:rPr>
           <w:rFonts w:ascii="Times New Roman" w:hAnsi="Times New Roman" w:cs="Times New Roman"/>
@@ -2409,6 +3361,8 @@
     </w:p>
     <w:p>
       <w:pPr>
+        <w:spacing w:after="0" w:line="360" w:lineRule="auto"/>
+        <w:ind w:firstLine="708"/>
         <w:jc w:val="both"/>
         <w:rPr>
           <w:rFonts w:ascii="Times New Roman" w:hAnsi="Times New Roman" w:cs="Times New Roman"/>
@@ -2471,6 +3425,7 @@
         </w:rPr>
         <w:t xml:space="preserve"> </w:t>
       </w:r>
+      <w:proofErr w:type="spellStart"/>
       <w:r>
         <w:rPr>
           <w:rFonts w:ascii="Times New Roman" w:hAnsi="Times New Roman" w:cs="Times New Roman"/>
@@ -2481,6 +3436,7 @@
         </w:rPr>
         <w:t>LabView</w:t>
       </w:r>
+      <w:proofErr w:type="spellEnd"/>
       <w:r>
         <w:rPr>
           <w:rFonts w:ascii="Times New Roman" w:hAnsi="Times New Roman" w:cs="Times New Roman"/>
@@ -2492,6 +3448,7 @@
     </w:p>
     <w:p>
       <w:pPr>
+        <w:spacing w:after="0" w:line="360" w:lineRule="auto"/>
         <w:jc w:val="both"/>
         <w:rPr>
           <w:rFonts w:ascii="Times New Roman" w:hAnsi="Times New Roman" w:cs="Times New Roman"/>
@@ -2502,8 +3459,10 @@
       <w:r>
         <w:rPr>
           <w:rFonts w:ascii="Times New Roman" w:hAnsi="Times New Roman" w:cs="Times New Roman"/>
-          <w:sz w:val="28"/>
-          <w:szCs w:val="28"/>
+          <w:noProof/>
+          <w:sz w:val="28"/>
+          <w:szCs w:val="28"/>
+          <w:lang w:eastAsia="ru-RU"/>
         </w:rPr>
         <w:lastRenderedPageBreak/>
         <w:drawing>
@@ -2546,54 +3505,92 @@
     <w:p>
       <w:pPr>
         <w:spacing w:after="0" w:line="360" w:lineRule="auto"/>
-        <w:ind w:left="-1418" w:firstLine="709"/>
-        <w:jc w:val="center"/>
-        <w:rPr>
-          <w:rFonts w:ascii="Times New Roman" w:hAnsi="Times New Roman" w:cs="Times New Roman"/>
-          <w:sz w:val="28"/>
-        </w:rPr>
-      </w:pPr>
-      <w:r>
-        <w:rPr>
-          <w:rFonts w:ascii="Times New Roman" w:hAnsi="Times New Roman" w:cs="Times New Roman"/>
-          <w:sz w:val="28"/>
-        </w:rPr>
-        <w:t xml:space="preserve">Рис. </w:t>
-      </w:r>
-      <w:r>
-        <w:rPr>
-          <w:rFonts w:ascii="Times New Roman" w:hAnsi="Times New Roman" w:cs="Times New Roman"/>
-          <w:sz w:val="28"/>
-        </w:rPr>
-        <w:t>9</w:t>
-      </w:r>
-      <w:r>
-        <w:rPr>
-          <w:rFonts w:ascii="Times New Roman" w:hAnsi="Times New Roman" w:cs="Times New Roman"/>
-          <w:sz w:val="28"/>
-        </w:rPr>
-        <w:t xml:space="preserve"> – Программа TASK2.vi</w:t>
-      </w:r>
-    </w:p>
-    <w:p>
-      <w:pPr>
-        <w:spacing w:after="0" w:line="360" w:lineRule="auto"/>
-        <w:ind w:left="-1418" w:firstLine="709"/>
-        <w:jc w:val="center"/>
-        <w:rPr>
-          <w:rFonts w:ascii="Times New Roman" w:hAnsi="Times New Roman" w:cs="Times New Roman"/>
-          <w:sz w:val="28"/>
-        </w:rPr>
-      </w:pPr>
-      <w:r>
-        <w:rPr>
-          <w:rFonts w:ascii="Times New Roman" w:hAnsi="Times New Roman" w:cs="Times New Roman"/>
-          <w:sz w:val="28"/>
+        <w:jc w:val="center"/>
+        <w:rPr>
+          <w:rFonts w:ascii="Times New Roman" w:hAnsi="Times New Roman" w:cs="Times New Roman"/>
+          <w:i/>
+          <w:sz w:val="28"/>
+        </w:rPr>
+      </w:pPr>
+      <w:r>
+        <w:rPr>
+          <w:rFonts w:ascii="Times New Roman" w:hAnsi="Times New Roman" w:cs="Times New Roman"/>
+          <w:sz w:val="28"/>
+        </w:rPr>
+        <w:t>Рис</w:t>
+      </w:r>
+      <w:r>
+        <w:rPr>
+          <w:rFonts w:ascii="Times New Roman" w:hAnsi="Times New Roman" w:cs="Times New Roman"/>
+          <w:sz w:val="28"/>
+        </w:rPr>
+        <w:t>унок 2.1</w:t>
+      </w:r>
+      <w:r>
+        <w:rPr>
+          <w:rFonts w:ascii="Times New Roman" w:hAnsi="Times New Roman" w:cs="Times New Roman"/>
+          <w:sz w:val="28"/>
+        </w:rPr>
+        <w:t xml:space="preserve"> – Программа </w:t>
+      </w:r>
+      <w:r>
+        <w:rPr>
+          <w:rFonts w:ascii="Times New Roman" w:hAnsi="Times New Roman" w:cs="Times New Roman"/>
+          <w:i/>
+          <w:sz w:val="28"/>
+        </w:rPr>
+        <w:t>TASK2.vi</w:t>
+      </w:r>
+    </w:p>
+    <w:p>
+      <w:pPr>
+        <w:spacing w:after="0" w:line="360" w:lineRule="auto"/>
+        <w:jc w:val="center"/>
+        <w:rPr>
+          <w:rFonts w:ascii="Times New Roman" w:hAnsi="Times New Roman" w:cs="Times New Roman"/>
+          <w:color w:val="FF0000"/>
+          <w:sz w:val="28"/>
+        </w:rPr>
+      </w:pPr>
+      <w:r>
+        <w:rPr>
+          <w:rFonts w:ascii="Times New Roman" w:hAnsi="Times New Roman" w:cs="Times New Roman"/>
+          <w:color w:val="FF0000"/>
+          <w:sz w:val="28"/>
+        </w:rPr>
+        <w:t>Подряд идущих иллюстраций быть не должно – продумать описания к каждой</w:t>
+      </w:r>
+    </w:p>
+    <w:p>
+      <w:pPr>
+        <w:spacing w:after="0" w:line="360" w:lineRule="auto"/>
+        <w:jc w:val="center"/>
+        <w:rPr>
+          <w:rFonts w:ascii="Times New Roman" w:hAnsi="Times New Roman" w:cs="Times New Roman"/>
+          <w:sz w:val="28"/>
+        </w:rPr>
+      </w:pPr>
+    </w:p>
+    <w:p>
+      <w:pPr>
+        <w:spacing w:after="0" w:line="360" w:lineRule="auto"/>
+        <w:jc w:val="center"/>
+        <w:rPr>
+          <w:rFonts w:ascii="Times New Roman" w:hAnsi="Times New Roman" w:cs="Times New Roman"/>
+          <w:sz w:val="28"/>
+        </w:rPr>
+      </w:pPr>
+      <w:r>
+        <w:rPr>
+          <w:rFonts w:ascii="Times New Roman" w:hAnsi="Times New Roman" w:cs="Times New Roman"/>
+          <w:noProof/>
+          <w:sz w:val="28"/>
+          <w:lang w:eastAsia="ru-RU"/>
         </w:rPr>
         <w:drawing>
-          <wp:inline distT="0" distB="0" distL="0" distR="0" wp14:anchorId="19D6F0CC" wp14:editId="66ED52F0">
-            <wp:extent cx="5940425" cy="3298825"/>
-            <wp:effectExtent l="0" t="0" r="3175" b="0"/>
+          <wp:inline distT="0" distB="0" distL="0" distR="0" wp14:anchorId="19D6F0CC" wp14:editId="19838C62">
+            <wp:extent cx="5544921" cy="3079195"/>
+            <wp:effectExtent l="0" t="0" r="0" b="6985"/>
             <wp:docPr id="1236600168" name="Рисунок 1"/>
             <wp:cNvGraphicFramePr>
               <a:graphicFrameLocks xmlns:a="http://schemas.openxmlformats.org/drawingml/2006/main" noChangeAspect="1"/>
@@ -2614,7 +3611,7 @@
                   <pic:spPr>
                     <a:xfrm>
                       <a:off x="0" y="0"/>
-                      <a:ext cx="5940425" cy="3298825"/>
+                      <a:ext cx="5561425" cy="3088360"/>
                     </a:xfrm>
                     <a:prstGeom prst="rect">
                       <a:avLst/>
@@ -2630,7 +3627,6 @@
     <w:p>
       <w:pPr>
         <w:spacing w:after="0" w:line="360" w:lineRule="auto"/>
-        <w:ind w:left="-1418" w:firstLine="709"/>
         <w:jc w:val="center"/>
         <w:rPr>
           <w:rFonts w:ascii="Times New Roman" w:hAnsi="Times New Roman" w:cs="Times New Roman"/>
@@ -2649,15 +3645,14 @@
           <w:rFonts w:ascii="Times New Roman" w:hAnsi="Times New Roman" w:cs="Times New Roman"/>
           <w:sz w:val="28"/>
         </w:rPr>
-        <w:t xml:space="preserve">Рис. </w:t>
-      </w:r>
-      <w:r>
-        <w:rPr>
-          <w:rFonts w:ascii="Times New Roman" w:hAnsi="Times New Roman" w:cs="Times New Roman"/>
-          <w:sz w:val="28"/>
-        </w:rPr>
-        <w:tab/>
-        <w:t>10</w:t>
+        <w:t>Рис</w:t>
+      </w:r>
+      <w:r>
+        <w:rPr>
+          <w:rFonts w:ascii="Times New Roman" w:hAnsi="Times New Roman" w:cs="Times New Roman"/>
+          <w:sz w:val="28"/>
+        </w:rPr>
+        <w:t>унок 2.2</w:t>
       </w:r>
       <w:r>
         <w:rPr>
@@ -2665,6 +3660,25 @@
           <w:sz w:val="28"/>
         </w:rPr>
         <w:t xml:space="preserve"> – Результат работы программы</w:t>
+      </w:r>
+    </w:p>
+    <w:p>
+      <w:pPr>
+        <w:spacing w:after="0" w:line="360" w:lineRule="auto"/>
+        <w:jc w:val="center"/>
+        <w:rPr>
+          <w:rFonts w:ascii="Times New Roman" w:hAnsi="Times New Roman" w:cs="Times New Roman"/>
+          <w:color w:val="FF0000"/>
+          <w:sz w:val="28"/>
+        </w:rPr>
+      </w:pPr>
+      <w:r>
+        <w:rPr>
+          <w:rFonts w:ascii="Times New Roman" w:hAnsi="Times New Roman" w:cs="Times New Roman"/>
+          <w:color w:val="FF0000"/>
+          <w:sz w:val="28"/>
+        </w:rPr>
+        <w:t>Подряд идущих иллюстраций быть не должно – продумать описания к каждой</w:t>
       </w:r>
     </w:p>
     <w:p>
@@ -2673,33 +3687,32 @@
           <w:tab w:val="left" w:pos="3108"/>
         </w:tabs>
         <w:spacing w:after="0" w:line="360" w:lineRule="auto"/>
-        <w:ind w:left="-1418" w:firstLine="709"/>
-        <w:rPr>
-          <w:rFonts w:ascii="Times New Roman" w:hAnsi="Times New Roman" w:cs="Times New Roman"/>
-          <w:sz w:val="28"/>
-        </w:rPr>
-      </w:pPr>
-    </w:p>
-    <w:p>
-      <w:pPr>
-        <w:spacing w:after="0" w:line="360" w:lineRule="auto"/>
-        <w:ind w:left="-1418" w:firstLine="709"/>
-        <w:jc w:val="center"/>
-        <w:rPr>
-          <w:rFonts w:ascii="Times New Roman" w:hAnsi="Times New Roman" w:cs="Times New Roman"/>
-          <w:sz w:val="28"/>
-        </w:rPr>
-      </w:pPr>
-      <w:r>
-        <w:rPr>
-          <w:rFonts w:ascii="Times New Roman" w:hAnsi="Times New Roman" w:cs="Times New Roman"/>
-          <w:sz w:val="28"/>
-        </w:rPr>
-        <w:lastRenderedPageBreak/>
+        <w:rPr>
+          <w:rFonts w:ascii="Times New Roman" w:hAnsi="Times New Roman" w:cs="Times New Roman"/>
+          <w:sz w:val="28"/>
+        </w:rPr>
+      </w:pPr>
+    </w:p>
+    <w:p>
+      <w:pPr>
+        <w:spacing w:after="0" w:line="360" w:lineRule="auto"/>
+        <w:jc w:val="center"/>
+        <w:rPr>
+          <w:rFonts w:ascii="Times New Roman" w:hAnsi="Times New Roman" w:cs="Times New Roman"/>
+          <w:sz w:val="28"/>
+        </w:rPr>
+      </w:pPr>
+      <w:r>
+        <w:rPr>
+          <w:rFonts w:ascii="Times New Roman" w:hAnsi="Times New Roman" w:cs="Times New Roman"/>
+          <w:noProof/>
+          <w:sz w:val="28"/>
+          <w:lang w:eastAsia="ru-RU"/>
+        </w:rPr>
         <w:drawing>
-          <wp:inline distT="0" distB="0" distL="0" distR="0" wp14:anchorId="05627608" wp14:editId="1D140185">
-            <wp:extent cx="5383510" cy="3977640"/>
-            <wp:effectExtent l="0" t="0" r="8255" b="3810"/>
+          <wp:inline distT="0" distB="0" distL="0" distR="0" wp14:anchorId="05627608" wp14:editId="499FDCB6">
+            <wp:extent cx="4418381" cy="3264548"/>
+            <wp:effectExtent l="0" t="0" r="1270" b="0"/>
             <wp:docPr id="670511154" name="Рисунок 1" descr="Изображение выглядит как текст, диаграмма, линия, График&#10;&#10;Содержимое, созданное искусственным интеллектом, может быть неверным."/>
             <wp:cNvGraphicFramePr>
               <a:graphicFrameLocks xmlns:a="http://schemas.openxmlformats.org/drawingml/2006/main" noChangeAspect="1"/>
@@ -2720,7 +3733,7 @@
                   <pic:spPr>
                     <a:xfrm>
                       <a:off x="0" y="0"/>
-                      <a:ext cx="5388591" cy="3981394"/>
+                      <a:ext cx="4439037" cy="3279810"/>
                     </a:xfrm>
                     <a:prstGeom prst="rect">
                       <a:avLst/>
@@ -2736,38 +3749,71 @@
     <w:p>
       <w:pPr>
         <w:spacing w:after="0" w:line="360" w:lineRule="auto"/>
-        <w:ind w:left="-1418" w:firstLine="709"/>
-        <w:jc w:val="center"/>
-        <w:rPr>
-          <w:rFonts w:ascii="Times New Roman" w:hAnsi="Times New Roman" w:cs="Times New Roman"/>
-          <w:sz w:val="28"/>
-        </w:rPr>
-      </w:pPr>
-      <w:r>
-        <w:rPr>
-          <w:rFonts w:ascii="Times New Roman" w:hAnsi="Times New Roman" w:cs="Times New Roman"/>
-          <w:sz w:val="28"/>
-        </w:rPr>
-        <w:t>Рис.</w:t>
-      </w:r>
-      <w:r>
-        <w:rPr>
-          <w:rFonts w:ascii="Times New Roman" w:hAnsi="Times New Roman" w:cs="Times New Roman"/>
-          <w:sz w:val="28"/>
-        </w:rPr>
-        <w:t>11</w:t>
-      </w:r>
-      <w:r>
-        <w:rPr>
-          <w:rFonts w:ascii="Times New Roman" w:hAnsi="Times New Roman" w:cs="Times New Roman"/>
-          <w:sz w:val="28"/>
-        </w:rPr>
-        <w:t xml:space="preserve"> – Проверка работы в Mathcad</w:t>
-      </w:r>
-    </w:p>
-    <w:p>
-      <w:pPr>
-        <w:jc w:val="both"/>
+        <w:jc w:val="center"/>
+        <w:rPr>
+          <w:rFonts w:ascii="Times New Roman" w:hAnsi="Times New Roman" w:cs="Times New Roman"/>
+          <w:i/>
+          <w:sz w:val="28"/>
+        </w:rPr>
+      </w:pPr>
+      <w:r>
+        <w:rPr>
+          <w:rFonts w:ascii="Times New Roman" w:hAnsi="Times New Roman" w:cs="Times New Roman"/>
+          <w:sz w:val="28"/>
+        </w:rPr>
+        <w:t>Рисунок 2.3</w:t>
+      </w:r>
+      <w:r>
+        <w:rPr>
+          <w:rFonts w:ascii="Times New Roman" w:hAnsi="Times New Roman" w:cs="Times New Roman"/>
+          <w:sz w:val="28"/>
+        </w:rPr>
+        <w:t xml:space="preserve"> – Проверка работы в </w:t>
+      </w:r>
+      <w:proofErr w:type="spellStart"/>
+      <w:r>
+        <w:rPr>
+          <w:rFonts w:ascii="Times New Roman" w:hAnsi="Times New Roman" w:cs="Times New Roman"/>
+          <w:i/>
+          <w:sz w:val="28"/>
+        </w:rPr>
+        <w:t>Mathcad</w:t>
+      </w:r>
+      <w:proofErr w:type="spellEnd"/>
+    </w:p>
+    <w:p>
+      <w:pPr>
+        <w:spacing w:after="0" w:line="360" w:lineRule="auto"/>
+        <w:jc w:val="center"/>
+        <w:rPr>
+          <w:rFonts w:ascii="Times New Roman" w:hAnsi="Times New Roman" w:cs="Times New Roman"/>
+          <w:color w:val="FF0000"/>
+          <w:sz w:val="28"/>
+        </w:rPr>
+      </w:pPr>
+      <w:r>
+        <w:rPr>
+          <w:rFonts w:ascii="Times New Roman" w:hAnsi="Times New Roman" w:cs="Times New Roman"/>
+          <w:color w:val="FF0000"/>
+          <w:sz w:val="28"/>
+        </w:rPr>
+        <w:t>Подряд идущих иллюстраций быть не должно – продумать описания к каждой</w:t>
+      </w:r>
+    </w:p>
+    <w:p>
+      <w:pPr>
+        <w:spacing w:after="0" w:line="360" w:lineRule="auto"/>
+        <w:jc w:val="center"/>
+        <w:rPr>
+          <w:rFonts w:ascii="Times New Roman" w:hAnsi="Times New Roman" w:cs="Times New Roman"/>
+          <w:sz w:val="28"/>
+        </w:rPr>
+      </w:pPr>
+    </w:p>
+    <w:p>
+      <w:pPr>
+        <w:spacing w:after="0" w:line="360" w:lineRule="auto"/>
+        <w:jc w:val="center"/>
         <w:rPr>
           <w:rFonts w:ascii="Times New Roman" w:eastAsia="Times New Roman" w:hAnsi="Times New Roman" w:cs="Times New Roman"/>
           <w:sz w:val="28"/>
@@ -2778,11 +3824,12 @@
       <w:r>
         <w:rPr>
           <w:noProof/>
+          <w:lang w:eastAsia="ru-RU"/>
         </w:rPr>
         <w:drawing>
-          <wp:inline distT="0" distB="0" distL="0" distR="0" wp14:anchorId="14E28A70" wp14:editId="435948BD">
-            <wp:extent cx="5252430" cy="3569182"/>
-            <wp:effectExtent l="0" t="0" r="5715" b="0"/>
+          <wp:inline distT="0" distB="0" distL="0" distR="0" wp14:anchorId="14E28A70" wp14:editId="6490714A">
+            <wp:extent cx="4491532" cy="3052130"/>
+            <wp:effectExtent l="0" t="0" r="4445" b="0"/>
             <wp:docPr id="17" name="Рисунок 17" descr="Изображение выглядит как текст, диаграмма, линия, График&#10;&#10;Содержимое, созданное искусственным интеллектом, может быть неверным."/>
             <wp:cNvGraphicFramePr>
               <a:graphicFrameLocks xmlns:a="http://schemas.openxmlformats.org/drawingml/2006/main" noChangeAspect="1"/>
@@ -2803,7 +3850,7 @@
                   <pic:spPr>
                     <a:xfrm>
                       <a:off x="0" y="0"/>
-                      <a:ext cx="5264881" cy="3577643"/>
+                      <a:ext cx="4513894" cy="3067326"/>
                     </a:xfrm>
                     <a:prstGeom prst="rect">
                       <a:avLst/>
@@ -2819,26 +3866,39 @@
     <w:p>
       <w:pPr>
         <w:spacing w:after="0" w:line="360" w:lineRule="auto"/>
-        <w:ind w:left="-1418" w:firstLine="709"/>
-        <w:jc w:val="center"/>
-        <w:rPr>
-          <w:rFonts w:ascii="Times New Roman" w:hAnsi="Times New Roman" w:cs="Times New Roman"/>
-          <w:sz w:val="28"/>
-        </w:rPr>
-      </w:pPr>
-      <w:r>
-        <w:rPr>
-          <w:rFonts w:ascii="Times New Roman" w:hAnsi="Times New Roman" w:cs="Times New Roman"/>
-          <w:sz w:val="28"/>
-        </w:rPr>
-        <w:t>Рис. 1</w:t>
-      </w:r>
-      <w:r>
-        <w:rPr>
-          <w:rFonts w:ascii="Times New Roman" w:hAnsi="Times New Roman" w:cs="Times New Roman"/>
-          <w:sz w:val="28"/>
-        </w:rPr>
-        <w:t>2</w:t>
+        <w:jc w:val="center"/>
+        <w:rPr>
+          <w:rFonts w:ascii="Times New Roman" w:hAnsi="Times New Roman" w:cs="Times New Roman"/>
+          <w:sz w:val="28"/>
+        </w:rPr>
+      </w:pPr>
+      <w:r>
+        <w:rPr>
+          <w:rFonts w:ascii="Times New Roman" w:hAnsi="Times New Roman" w:cs="Times New Roman"/>
+          <w:sz w:val="28"/>
+        </w:rPr>
+        <w:t>Рис</w:t>
+      </w:r>
+      <w:r>
+        <w:rPr>
+          <w:rFonts w:ascii="Times New Roman" w:hAnsi="Times New Roman" w:cs="Times New Roman"/>
+          <w:sz w:val="28"/>
+        </w:rPr>
+        <w:t>унок</w:t>
+      </w:r>
+      <w:r>
+        <w:rPr>
+          <w:rFonts w:ascii="Times New Roman" w:hAnsi="Times New Roman" w:cs="Times New Roman"/>
+          <w:sz w:val="28"/>
+        </w:rPr>
+        <w:t xml:space="preserve"> </w:t>
+      </w:r>
+      <w:r>
+        <w:rPr>
+          <w:rFonts w:ascii="Times New Roman" w:hAnsi="Times New Roman" w:cs="Times New Roman"/>
+          <w:sz w:val="28"/>
+        </w:rPr>
+        <w:t>2.4</w:t>
       </w:r>
       <w:r>
         <w:rPr>
@@ -2850,6 +3910,8 @@
     </w:p>
     <w:p>
       <w:pPr>
+        <w:spacing w:after="0" w:line="360" w:lineRule="auto"/>
+        <w:ind w:firstLine="708"/>
         <w:jc w:val="both"/>
         <w:rPr>
           <w:rFonts w:ascii="Times New Roman" w:eastAsia="Times New Roman" w:hAnsi="Times New Roman" w:cs="Times New Roman"/>
@@ -2867,6 +3929,7 @@
           <w:szCs w:val="28"/>
           <w:lang w:eastAsia="ru-RU"/>
         </w:rPr>
+        <w:lastRenderedPageBreak/>
         <w:t xml:space="preserve">Вывод: </w:t>
       </w:r>
       <w:r>
@@ -2878,6 +3941,7 @@
         </w:rPr>
         <w:t xml:space="preserve">Функционал программы </w:t>
       </w:r>
+      <w:proofErr w:type="spellStart"/>
       <w:r>
         <w:rPr>
           <w:rFonts w:ascii="Times New Roman" w:eastAsia="Times New Roman" w:hAnsi="Times New Roman" w:cs="Times New Roman"/>
@@ -2889,6 +3953,7 @@
         </w:rPr>
         <w:t>LabView</w:t>
       </w:r>
+      <w:proofErr w:type="spellEnd"/>
       <w:r>
         <w:rPr>
           <w:rFonts w:ascii="Times New Roman" w:eastAsia="Times New Roman" w:hAnsi="Times New Roman" w:cs="Times New Roman"/>
@@ -2902,27 +3967,300 @@
     <w:p>
       <w:pPr>
         <w:spacing w:after="0" w:line="360" w:lineRule="auto"/>
-        <w:jc w:val="center"/>
-        <w:rPr>
-          <w:rFonts w:ascii="Times New Roman" w:hAnsi="Times New Roman" w:cs="Times New Roman"/>
-          <w:b/>
-          <w:sz w:val="28"/>
-          <w:szCs w:val="28"/>
-        </w:rPr>
-      </w:pPr>
-      <w:r>
-        <w:rPr>
-          <w:rFonts w:ascii="Times New Roman" w:hAnsi="Times New Roman" w:cs="Times New Roman"/>
-          <w:b/>
-          <w:sz w:val="28"/>
-          <w:szCs w:val="28"/>
+        <w:ind w:firstLine="708"/>
+        <w:jc w:val="both"/>
+        <w:rPr>
+          <w:rFonts w:ascii="Times New Roman" w:eastAsia="Times New Roman" w:hAnsi="Times New Roman" w:cs="Times New Roman"/>
+          <w:color w:val="FF0000"/>
+          <w:sz w:val="28"/>
+          <w:szCs w:val="28"/>
+          <w:lang w:eastAsia="ru-RU"/>
+        </w:rPr>
+      </w:pPr>
+    </w:p>
+    <w:p>
+      <w:pPr>
+        <w:spacing w:after="0" w:line="360" w:lineRule="auto"/>
+        <w:ind w:firstLine="708"/>
+        <w:jc w:val="both"/>
+        <w:rPr>
+          <w:rFonts w:ascii="Times New Roman" w:eastAsia="Times New Roman" w:hAnsi="Times New Roman" w:cs="Times New Roman"/>
+          <w:color w:val="FF0000"/>
+          <w:sz w:val="28"/>
+          <w:szCs w:val="28"/>
+          <w:lang w:eastAsia="ru-RU"/>
+        </w:rPr>
+      </w:pPr>
+      <w:r>
+        <w:rPr>
+          <w:rFonts w:ascii="Times New Roman" w:eastAsia="Times New Roman" w:hAnsi="Times New Roman" w:cs="Times New Roman"/>
+          <w:color w:val="FF0000"/>
+          <w:sz w:val="28"/>
+          <w:szCs w:val="28"/>
+          <w:lang w:eastAsia="ru-RU"/>
+        </w:rPr>
+        <w:t>Каким образом в работе учтена вот эта часть задания?</w:t>
+      </w:r>
+    </w:p>
+    <w:p>
+      <w:pPr>
+        <w:pBdr>
+          <w:top w:val="single" w:sz="4" w:space="1" w:color="auto"/>
+          <w:left w:val="single" w:sz="4" w:space="4" w:color="auto"/>
+          <w:bottom w:val="single" w:sz="4" w:space="1" w:color="auto"/>
+          <w:right w:val="single" w:sz="4" w:space="4" w:color="auto"/>
+        </w:pBdr>
+        <w:jc w:val="both"/>
+      </w:pPr>
+      <w:r>
+        <w:t xml:space="preserve">Учащимся </w:t>
+      </w:r>
+      <w:r>
+        <w:rPr>
+          <w:u w:val="single"/>
+        </w:rPr>
+        <w:t>с чётными номерами вариантов</w:t>
+      </w:r>
+      <w:r>
+        <w:t xml:space="preserve"> следует предусмотреть на графическом пользовательском интерфейсе только одну область для построения графика «</w:t>
+      </w:r>
+      <w:r>
+        <w:rPr>
+          <w:i/>
+          <w:lang w:val="en-US"/>
+        </w:rPr>
+        <w:t>XY</w:t>
+      </w:r>
+      <w:r>
+        <w:rPr>
+          <w:i/>
+        </w:rPr>
+        <w:t xml:space="preserve"> </w:t>
+      </w:r>
+      <w:r>
+        <w:rPr>
+          <w:i/>
+          <w:lang w:val="en-US"/>
+        </w:rPr>
+        <w:t>Graph</w:t>
+      </w:r>
+      <w:r>
+        <w:t xml:space="preserve">», куда в зависимости от указанного диапазона построения графика функции в декартовой системе координат </w:t>
+      </w:r>
+      <w:r>
+        <w:rPr>
+          <w:b/>
+        </w:rPr>
+        <w:t>центрировано*</w:t>
+      </w:r>
+      <w:r>
+        <w:t xml:space="preserve"> выводить изображение графика функции в полярной системе координат, а также изображение графика функции в </w:t>
+      </w:r>
+      <w:r>
+        <w:t>Д</w:t>
+      </w:r>
+      <w:r>
+        <w:t>екартовой системе координат.</w:t>
+      </w:r>
+    </w:p>
+    <w:p>
+      <w:pPr>
+        <w:pBdr>
+          <w:top w:val="single" w:sz="4" w:space="1" w:color="auto"/>
+          <w:left w:val="single" w:sz="4" w:space="4" w:color="auto"/>
+          <w:bottom w:val="single" w:sz="4" w:space="1" w:color="auto"/>
+          <w:right w:val="single" w:sz="4" w:space="4" w:color="auto"/>
+        </w:pBdr>
+        <w:jc w:val="both"/>
+      </w:pPr>
+    </w:p>
+    <w:p>
+      <w:pPr>
+        <w:pBdr>
+          <w:top w:val="single" w:sz="4" w:space="1" w:color="auto"/>
+          <w:left w:val="single" w:sz="4" w:space="4" w:color="auto"/>
+          <w:bottom w:val="single" w:sz="4" w:space="1" w:color="auto"/>
+          <w:right w:val="single" w:sz="4" w:space="4" w:color="auto"/>
+        </w:pBdr>
+        <w:jc w:val="both"/>
+      </w:pPr>
+      <w:r>
+        <w:t xml:space="preserve">Учащимся </w:t>
+      </w:r>
+      <w:r>
+        <w:rPr>
+          <w:u w:val="single"/>
+        </w:rPr>
+        <w:t>с нечётными номерами вариантов</w:t>
+      </w:r>
+      <w:r>
+        <w:t xml:space="preserve"> следует предусмотреть на графическом пользовательском интерфейсе две области для построения графика «</w:t>
+      </w:r>
+      <w:r>
+        <w:rPr>
+          <w:i/>
+          <w:lang w:val="en-US"/>
+        </w:rPr>
+        <w:t>XY</w:t>
+      </w:r>
+      <w:r>
+        <w:rPr>
+          <w:i/>
+        </w:rPr>
+        <w:t xml:space="preserve"> </w:t>
+      </w:r>
+      <w:r>
+        <w:rPr>
+          <w:i/>
+          <w:lang w:val="en-US"/>
+        </w:rPr>
+        <w:t>Graph</w:t>
+      </w:r>
+      <w:r>
+        <w:t xml:space="preserve">», в одну из которых выводить изображение графика функции в </w:t>
+      </w:r>
+      <w:r>
+        <w:t>Д</w:t>
+      </w:r>
+      <w:r>
+        <w:t>екартовой системе координат, в другую – в полярной системе координат.</w:t>
+      </w:r>
+    </w:p>
+    <w:p>
+      <w:pPr>
+        <w:pBdr>
+          <w:top w:val="single" w:sz="4" w:space="1" w:color="auto"/>
+          <w:left w:val="single" w:sz="4" w:space="4" w:color="auto"/>
+          <w:bottom w:val="single" w:sz="4" w:space="1" w:color="auto"/>
+          <w:right w:val="single" w:sz="4" w:space="4" w:color="auto"/>
+        </w:pBdr>
+        <w:jc w:val="both"/>
+      </w:pPr>
+    </w:p>
+    <w:p>
+      <w:pPr>
+        <w:pBdr>
+          <w:top w:val="single" w:sz="4" w:space="1" w:color="auto"/>
+          <w:left w:val="single" w:sz="4" w:space="4" w:color="auto"/>
+          <w:bottom w:val="single" w:sz="4" w:space="1" w:color="auto"/>
+          <w:right w:val="single" w:sz="4" w:space="4" w:color="auto"/>
+        </w:pBdr>
+        <w:jc w:val="both"/>
+      </w:pPr>
+      <w:r>
+        <w:t xml:space="preserve">* Под </w:t>
+      </w:r>
+      <w:r>
+        <w:rPr>
+          <w:b/>
+        </w:rPr>
+        <w:t>центрированным</w:t>
+      </w:r>
+      <w:r>
+        <w:t xml:space="preserve"> изображением понимается вывод полярного графика функциональной зависимости в окрестностях начала координат, то есть график необходимо «подвинуть» </w:t>
+      </w:r>
+      <w:r>
+        <w:t>(</w:t>
+      </w:r>
+      <w:r>
+        <w:t>сместить</w:t>
+      </w:r>
+      <w:r>
+        <w:t>)</w:t>
+      </w:r>
+      <w:r>
+        <w:t xml:space="preserve"> на середину </w:t>
+      </w:r>
+      <w:r>
+        <w:t>(</w:t>
+      </w:r>
+      <w:r>
+        <w:t>половину</w:t>
+      </w:r>
+      <w:r>
+        <w:t>)</w:t>
+      </w:r>
+      <w:r>
+        <w:t xml:space="preserve"> диапазона построения.</w:t>
+      </w:r>
+    </w:p>
+    <w:p>
+      <w:pPr>
+        <w:spacing w:after="0" w:line="360" w:lineRule="auto"/>
+        <w:ind w:firstLine="708"/>
+        <w:jc w:val="both"/>
+        <w:rPr>
+          <w:rFonts w:ascii="Times New Roman" w:eastAsia="Times New Roman" w:hAnsi="Times New Roman" w:cs="Times New Roman"/>
+          <w:sz w:val="28"/>
+          <w:szCs w:val="28"/>
+          <w:lang w:eastAsia="ru-RU"/>
+        </w:rPr>
+      </w:pPr>
+    </w:p>
+    <w:p>
+      <w:pPr>
+        <w:spacing w:after="160" w:line="259" w:lineRule="auto"/>
+        <w:rPr>
+          <w:rFonts w:ascii="Times New Roman" w:hAnsi="Times New Roman" w:cs="Times New Roman"/>
+          <w:b/>
+          <w:sz w:val="28"/>
+          <w:szCs w:val="28"/>
+        </w:rPr>
+      </w:pPr>
+      <w:r>
+        <w:rPr>
+          <w:rFonts w:ascii="Times New Roman" w:hAnsi="Times New Roman" w:cs="Times New Roman"/>
+          <w:b/>
+          <w:sz w:val="28"/>
+          <w:szCs w:val="28"/>
+        </w:rPr>
+        <w:br w:type="page"/>
+      </w:r>
+    </w:p>
+    <w:p>
+      <w:pPr>
+        <w:spacing w:after="0" w:line="360" w:lineRule="auto"/>
+        <w:jc w:val="center"/>
+        <w:rPr>
+          <w:rFonts w:ascii="Times New Roman" w:hAnsi="Times New Roman" w:cs="Times New Roman"/>
+          <w:b/>
+          <w:color w:val="FF0000"/>
+          <w:sz w:val="28"/>
+        </w:rPr>
+      </w:pPr>
+      <w:r>
+        <w:rPr>
+          <w:rFonts w:ascii="Times New Roman" w:hAnsi="Times New Roman" w:cs="Times New Roman"/>
+          <w:b/>
+          <w:color w:val="FF0000"/>
+          <w:sz w:val="28"/>
         </w:rPr>
         <w:lastRenderedPageBreak/>
-        <w:t>Описание работы</w:t>
-      </w:r>
-    </w:p>
-    <w:p>
-      <w:pPr>
+        <w:t xml:space="preserve">Должен быть заголовок, открывающий переход к содержанию </w:t>
+      </w:r>
+      <w:r>
+        <w:rPr>
+          <w:rFonts w:ascii="Times New Roman" w:hAnsi="Times New Roman" w:cs="Times New Roman"/>
+          <w:b/>
+          <w:color w:val="FF0000"/>
+          <w:sz w:val="28"/>
+        </w:rPr>
+        <w:t>третьей</w:t>
+      </w:r>
+      <w:r>
+        <w:rPr>
+          <w:rFonts w:ascii="Times New Roman" w:hAnsi="Times New Roman" w:cs="Times New Roman"/>
+          <w:b/>
+          <w:color w:val="FF0000"/>
+          <w:sz w:val="28"/>
+        </w:rPr>
+        <w:t xml:space="preserve"> работы</w:t>
+      </w:r>
+    </w:p>
+    <w:p>
+      <w:pPr>
+        <w:spacing w:after="0" w:line="360" w:lineRule="auto"/>
+        <w:ind w:firstLine="708"/>
         <w:jc w:val="both"/>
         <w:rPr>
           <w:rFonts w:ascii="Times New Roman" w:hAnsi="Times New Roman" w:cs="Times New Roman"/>
@@ -2950,6 +4288,9 @@
     </w:p>
     <w:p>
       <w:pPr>
+        <w:spacing w:after="0" w:line="360" w:lineRule="auto"/>
+        <w:ind w:firstLine="708"/>
+        <w:jc w:val="both"/>
         <w:rPr>
           <w:rFonts w:ascii="Times New Roman" w:hAnsi="Times New Roman" w:cs="Times New Roman"/>
           <w:sz w:val="28"/>
@@ -3011,6 +4352,7 @@
         </w:rPr>
         <w:t xml:space="preserve"> </w:t>
       </w:r>
+      <w:proofErr w:type="spellStart"/>
       <w:r>
         <w:rPr>
           <w:rFonts w:ascii="Times New Roman" w:hAnsi="Times New Roman" w:cs="Times New Roman"/>
@@ -3021,6 +4363,7 @@
         </w:rPr>
         <w:t>LabView</w:t>
       </w:r>
+      <w:proofErr w:type="spellEnd"/>
       <w:r>
         <w:rPr>
           <w:rFonts w:ascii="Times New Roman" w:hAnsi="Times New Roman" w:cs="Times New Roman"/>
@@ -3041,26 +4384,27 @@
     </w:p>
     <w:p>
       <w:pPr>
-        <w:ind w:left="-1418"/>
-        <w:jc w:val="both"/>
-        <w:rPr>
-          <w:rFonts w:ascii="Times New Roman" w:eastAsia="Times New Roman" w:hAnsi="Times New Roman" w:cs="Times New Roman"/>
-          <w:sz w:val="28"/>
-          <w:szCs w:val="24"/>
-          <w:lang w:eastAsia="ru-RU"/>
-        </w:rPr>
-      </w:pPr>
-      <w:r>
-        <w:rPr>
-          <w:rFonts w:ascii="Times New Roman" w:eastAsia="Times New Roman" w:hAnsi="Times New Roman" w:cs="Times New Roman"/>
+        <w:spacing w:after="0" w:line="360" w:lineRule="auto"/>
+        <w:jc w:val="center"/>
+        <w:rPr>
+          <w:rFonts w:ascii="Times New Roman" w:eastAsia="Times New Roman" w:hAnsi="Times New Roman" w:cs="Times New Roman"/>
+          <w:sz w:val="28"/>
+          <w:szCs w:val="24"/>
+          <w:lang w:eastAsia="ru-RU"/>
+        </w:rPr>
+      </w:pPr>
+      <w:r>
+        <w:rPr>
+          <w:rFonts w:ascii="Times New Roman" w:eastAsia="Times New Roman" w:hAnsi="Times New Roman" w:cs="Times New Roman"/>
+          <w:noProof/>
           <w:sz w:val="28"/>
           <w:szCs w:val="24"/>
           <w:lang w:eastAsia="ru-RU"/>
         </w:rPr>
         <w:drawing>
-          <wp:inline distT="0" distB="0" distL="0" distR="0" wp14:anchorId="227AA766" wp14:editId="447DB21D">
-            <wp:extent cx="7115001" cy="2407920"/>
-            <wp:effectExtent l="0" t="0" r="0" b="0"/>
+          <wp:inline distT="0" distB="0" distL="0" distR="0" wp14:anchorId="227AA766" wp14:editId="09A938B8">
+            <wp:extent cx="5084064" cy="1720592"/>
+            <wp:effectExtent l="0" t="0" r="2540" b="0"/>
             <wp:docPr id="2081832564" name="Рисунок 1" descr="Изображение выглядит как диаграмма, План, линия&#10;&#10;Содержимое, созданное искусственным интеллектом, может быть неверным."/>
             <wp:cNvGraphicFramePr>
               <a:graphicFrameLocks xmlns:a="http://schemas.openxmlformats.org/drawingml/2006/main" noChangeAspect="1"/>
@@ -3081,7 +4425,7 @@
                   <pic:spPr>
                     <a:xfrm>
                       <a:off x="0" y="0"/>
-                      <a:ext cx="7135720" cy="2414932"/>
+                      <a:ext cx="5136379" cy="1738297"/>
                     </a:xfrm>
                     <a:prstGeom prst="rect">
                       <a:avLst/>
@@ -3096,20 +4440,37 @@
     </w:p>
     <w:p>
       <w:pPr>
-        <w:jc w:val="center"/>
-        <w:rPr>
-          <w:rFonts w:ascii="Times New Roman" w:hAnsi="Times New Roman" w:cs="Times New Roman"/>
-          <w:sz w:val="28"/>
-          <w:szCs w:val="28"/>
-        </w:rPr>
-      </w:pPr>
-      <w:r>
-        <w:rPr>
-          <w:rFonts w:ascii="Times New Roman" w:hAnsi="Times New Roman" w:cs="Times New Roman"/>
-          <w:sz w:val="28"/>
-          <w:szCs w:val="28"/>
-        </w:rPr>
-        <w:t>Рис. 1</w:t>
+        <w:spacing w:after="0" w:line="360" w:lineRule="auto"/>
+        <w:jc w:val="center"/>
+        <w:rPr>
+          <w:rFonts w:ascii="Times New Roman" w:hAnsi="Times New Roman" w:cs="Times New Roman"/>
+          <w:sz w:val="28"/>
+          <w:szCs w:val="28"/>
+        </w:rPr>
+      </w:pPr>
+      <w:r>
+        <w:rPr>
+          <w:rFonts w:ascii="Times New Roman" w:hAnsi="Times New Roman" w:cs="Times New Roman"/>
+          <w:sz w:val="28"/>
+          <w:szCs w:val="28"/>
+        </w:rPr>
+        <w:t>Рис</w:t>
+      </w:r>
+      <w:r>
+        <w:rPr>
+          <w:rFonts w:ascii="Times New Roman" w:hAnsi="Times New Roman" w:cs="Times New Roman"/>
+          <w:sz w:val="28"/>
+          <w:szCs w:val="28"/>
+        </w:rPr>
+        <w:t>унок</w:t>
+      </w:r>
+      <w:r>
+        <w:rPr>
+          <w:rFonts w:ascii="Times New Roman" w:hAnsi="Times New Roman" w:cs="Times New Roman"/>
+          <w:sz w:val="28"/>
+          <w:szCs w:val="28"/>
+        </w:rPr>
+        <w:t xml:space="preserve"> </w:t>
       </w:r>
       <w:r>
         <w:rPr>
@@ -3125,31 +4486,92 @@
           <w:sz w:val="28"/>
           <w:szCs w:val="28"/>
         </w:rPr>
-        <w:t xml:space="preserve"> – программа first_p.vi строящая график из файла</w:t>
-      </w:r>
-    </w:p>
-    <w:p>
-      <w:pPr>
-        <w:ind w:left="-1418"/>
-        <w:jc w:val="center"/>
-        <w:rPr>
-          <w:rFonts w:ascii="Times New Roman" w:eastAsia="Times New Roman" w:hAnsi="Times New Roman" w:cs="Times New Roman"/>
-          <w:sz w:val="28"/>
-          <w:szCs w:val="24"/>
-          <w:lang w:eastAsia="ru-RU"/>
-        </w:rPr>
-      </w:pPr>
-      <w:r>
-        <w:rPr>
-          <w:rFonts w:ascii="Times New Roman" w:eastAsia="Times New Roman" w:hAnsi="Times New Roman" w:cs="Times New Roman"/>
+        <w:t>.1</w:t>
+      </w:r>
+      <w:r>
+        <w:rPr>
+          <w:rFonts w:ascii="Times New Roman" w:hAnsi="Times New Roman" w:cs="Times New Roman"/>
+          <w:sz w:val="28"/>
+          <w:szCs w:val="28"/>
+        </w:rPr>
+        <w:t xml:space="preserve"> – </w:t>
+      </w:r>
+      <w:r>
+        <w:rPr>
+          <w:rFonts w:ascii="Times New Roman" w:hAnsi="Times New Roman" w:cs="Times New Roman"/>
+          <w:sz w:val="28"/>
+          <w:szCs w:val="28"/>
+        </w:rPr>
+        <w:t>П</w:t>
+      </w:r>
+      <w:r>
+        <w:rPr>
+          <w:rFonts w:ascii="Times New Roman" w:hAnsi="Times New Roman" w:cs="Times New Roman"/>
+          <w:sz w:val="28"/>
+          <w:szCs w:val="28"/>
+        </w:rPr>
+        <w:t xml:space="preserve">рограмма </w:t>
+      </w:r>
+      <w:r>
+        <w:rPr>
+          <w:rFonts w:ascii="Times New Roman" w:hAnsi="Times New Roman" w:cs="Times New Roman"/>
+          <w:i/>
+          <w:sz w:val="28"/>
+          <w:szCs w:val="28"/>
+        </w:rPr>
+        <w:t>first_p.vi</w:t>
+      </w:r>
+      <w:r>
+        <w:rPr>
+          <w:rFonts w:ascii="Times New Roman" w:hAnsi="Times New Roman" w:cs="Times New Roman"/>
+          <w:sz w:val="28"/>
+          <w:szCs w:val="28"/>
+        </w:rPr>
+        <w:t xml:space="preserve"> строящая график из файла</w:t>
+      </w:r>
+    </w:p>
+    <w:p>
+      <w:pPr>
+        <w:spacing w:after="0" w:line="360" w:lineRule="auto"/>
+        <w:jc w:val="center"/>
+        <w:rPr>
+          <w:rFonts w:ascii="Times New Roman" w:hAnsi="Times New Roman" w:cs="Times New Roman"/>
+          <w:color w:val="FF0000"/>
+          <w:sz w:val="28"/>
+        </w:rPr>
+      </w:pPr>
+      <w:r>
+        <w:rPr>
+          <w:rFonts w:ascii="Times New Roman" w:hAnsi="Times New Roman" w:cs="Times New Roman"/>
+          <w:color w:val="FF0000"/>
+          <w:sz w:val="28"/>
+        </w:rPr>
+        <w:t>Подряд идущих иллюстраций быть не должно – продумать описания к каждой</w:t>
+      </w:r>
+    </w:p>
+    <w:p>
+      <w:pPr>
+        <w:spacing w:after="0" w:line="360" w:lineRule="auto"/>
+        <w:jc w:val="center"/>
+        <w:rPr>
+          <w:rFonts w:ascii="Times New Roman" w:eastAsia="Times New Roman" w:hAnsi="Times New Roman" w:cs="Times New Roman"/>
+          <w:sz w:val="28"/>
+          <w:szCs w:val="24"/>
+          <w:lang w:eastAsia="ru-RU"/>
+        </w:rPr>
+      </w:pPr>
+      <w:r>
+        <w:rPr>
+          <w:rFonts w:ascii="Times New Roman" w:eastAsia="Times New Roman" w:hAnsi="Times New Roman" w:cs="Times New Roman"/>
+          <w:noProof/>
           <w:sz w:val="28"/>
           <w:szCs w:val="24"/>
           <w:lang w:eastAsia="ru-RU"/>
         </w:rPr>
         <w:drawing>
-          <wp:inline distT="0" distB="0" distL="0" distR="0" wp14:anchorId="072C0481" wp14:editId="33650356">
-            <wp:extent cx="5940425" cy="3277870"/>
-            <wp:effectExtent l="0" t="0" r="3175" b="0"/>
+          <wp:inline distT="0" distB="0" distL="0" distR="0" wp14:anchorId="072C0481" wp14:editId="4F5F1C1A">
+            <wp:extent cx="5135270" cy="2833593"/>
+            <wp:effectExtent l="0" t="0" r="8255" b="5080"/>
             <wp:docPr id="1126952692" name="Рисунок 1"/>
             <wp:cNvGraphicFramePr>
               <a:graphicFrameLocks xmlns:a="http://schemas.openxmlformats.org/drawingml/2006/main" noChangeAspect="1"/>
@@ -3170,7 +4592,7 @@
                   <pic:spPr>
                     <a:xfrm>
                       <a:off x="0" y="0"/>
-                      <a:ext cx="5940425" cy="3277870"/>
+                      <a:ext cx="5152064" cy="2842860"/>
                     </a:xfrm>
                     <a:prstGeom prst="rect">
                       <a:avLst/>
@@ -3185,41 +4607,122 @@
     </w:p>
     <w:p>
       <w:pPr>
-        <w:jc w:val="center"/>
-        <w:rPr>
-          <w:rFonts w:ascii="Times New Roman" w:hAnsi="Times New Roman" w:cs="Times New Roman"/>
-          <w:sz w:val="28"/>
-          <w:szCs w:val="28"/>
-        </w:rPr>
-      </w:pPr>
-      <w:r>
-        <w:rPr>
-          <w:rFonts w:ascii="Times New Roman" w:hAnsi="Times New Roman" w:cs="Times New Roman"/>
-          <w:sz w:val="28"/>
-          <w:szCs w:val="28"/>
-        </w:rPr>
-        <w:t>Рис. 1</w:t>
-      </w:r>
-      <w:r>
-        <w:rPr>
-          <w:rFonts w:ascii="Times New Roman" w:hAnsi="Times New Roman" w:cs="Times New Roman"/>
-          <w:sz w:val="28"/>
-          <w:szCs w:val="28"/>
-        </w:rPr>
-        <w:t>4</w:t>
-      </w:r>
-      <w:r>
-        <w:rPr>
-          <w:rFonts w:ascii="Times New Roman" w:hAnsi="Times New Roman" w:cs="Times New Roman"/>
-          <w:sz w:val="28"/>
-          <w:szCs w:val="28"/>
-        </w:rPr>
-        <w:t xml:space="preserve"> – программа second_p.vi записывающая данные в файл</w:t>
-      </w:r>
-    </w:p>
-    <w:p>
-      <w:pPr>
-        <w:ind w:left="-1418"/>
+        <w:spacing w:after="0" w:line="360" w:lineRule="auto"/>
+        <w:jc w:val="center"/>
+        <w:rPr>
+          <w:rFonts w:ascii="Times New Roman" w:hAnsi="Times New Roman" w:cs="Times New Roman"/>
+          <w:sz w:val="28"/>
+          <w:szCs w:val="28"/>
+        </w:rPr>
+      </w:pPr>
+      <w:r>
+        <w:rPr>
+          <w:rFonts w:ascii="Times New Roman" w:hAnsi="Times New Roman" w:cs="Times New Roman"/>
+          <w:sz w:val="28"/>
+          <w:szCs w:val="28"/>
+        </w:rPr>
+        <w:t>Рис</w:t>
+      </w:r>
+      <w:r>
+        <w:rPr>
+          <w:rFonts w:ascii="Times New Roman" w:hAnsi="Times New Roman" w:cs="Times New Roman"/>
+          <w:sz w:val="28"/>
+          <w:szCs w:val="28"/>
+        </w:rPr>
+        <w:t>унок</w:t>
+      </w:r>
+      <w:r>
+        <w:rPr>
+          <w:rFonts w:ascii="Times New Roman" w:hAnsi="Times New Roman" w:cs="Times New Roman"/>
+          <w:sz w:val="28"/>
+          <w:szCs w:val="28"/>
+        </w:rPr>
+        <w:t xml:space="preserve"> </w:t>
+      </w:r>
+      <w:r>
+        <w:rPr>
+          <w:rFonts w:ascii="Times New Roman" w:hAnsi="Times New Roman" w:cs="Times New Roman"/>
+          <w:sz w:val="28"/>
+          <w:szCs w:val="28"/>
+        </w:rPr>
+        <w:t>3.2</w:t>
+      </w:r>
+      <w:r>
+        <w:rPr>
+          <w:rFonts w:ascii="Times New Roman" w:hAnsi="Times New Roman" w:cs="Times New Roman"/>
+          <w:sz w:val="28"/>
+          <w:szCs w:val="28"/>
+        </w:rPr>
+        <w:t xml:space="preserve"> – </w:t>
+      </w:r>
+      <w:r>
+        <w:rPr>
+          <w:rFonts w:ascii="Times New Roman" w:hAnsi="Times New Roman" w:cs="Times New Roman"/>
+          <w:sz w:val="28"/>
+          <w:szCs w:val="28"/>
+        </w:rPr>
+        <w:t>П</w:t>
+      </w:r>
+      <w:r>
+        <w:rPr>
+          <w:rFonts w:ascii="Times New Roman" w:hAnsi="Times New Roman" w:cs="Times New Roman"/>
+          <w:sz w:val="28"/>
+          <w:szCs w:val="28"/>
+        </w:rPr>
+        <w:t xml:space="preserve">рограмма </w:t>
+      </w:r>
+      <w:r>
+        <w:rPr>
+          <w:rFonts w:ascii="Times New Roman" w:hAnsi="Times New Roman" w:cs="Times New Roman"/>
+          <w:i/>
+          <w:sz w:val="28"/>
+          <w:szCs w:val="28"/>
+        </w:rPr>
+        <w:t>second_p.vi</w:t>
+      </w:r>
+      <w:r>
+        <w:rPr>
+          <w:rFonts w:ascii="Times New Roman" w:hAnsi="Times New Roman" w:cs="Times New Roman"/>
+          <w:sz w:val="28"/>
+          <w:szCs w:val="28"/>
+        </w:rPr>
+        <w:t xml:space="preserve"> записывающая данные в файл</w:t>
+      </w:r>
+    </w:p>
+    <w:p>
+      <w:pPr>
+        <w:spacing w:after="0" w:line="360" w:lineRule="auto"/>
+        <w:jc w:val="center"/>
+        <w:rPr>
+          <w:rFonts w:ascii="Times New Roman" w:hAnsi="Times New Roman" w:cs="Times New Roman"/>
+          <w:color w:val="FF0000"/>
+          <w:sz w:val="28"/>
+        </w:rPr>
+      </w:pPr>
+      <w:r>
+        <w:rPr>
+          <w:rFonts w:ascii="Times New Roman" w:hAnsi="Times New Roman" w:cs="Times New Roman"/>
+          <w:color w:val="FF0000"/>
+          <w:sz w:val="28"/>
+        </w:rPr>
+        <w:lastRenderedPageBreak/>
+        <w:t>Подряд идущих иллюстраций быть не должно – продумать описания к каждой</w:t>
+      </w:r>
+    </w:p>
+    <w:p>
+      <w:pPr>
+        <w:spacing w:after="0" w:line="360" w:lineRule="auto"/>
+        <w:jc w:val="center"/>
+        <w:rPr>
+          <w:rFonts w:ascii="Times New Roman" w:hAnsi="Times New Roman" w:cs="Times New Roman"/>
+          <w:sz w:val="28"/>
+          <w:szCs w:val="28"/>
+        </w:rPr>
+      </w:pPr>
+    </w:p>
+    <w:p>
+      <w:pPr>
+        <w:spacing w:after="0" w:line="360" w:lineRule="auto"/>
         <w:jc w:val="center"/>
         <w:rPr>
           <w:rFonts w:ascii="Times New Roman" w:eastAsia="Times New Roman" w:hAnsi="Times New Roman" w:cs="Times New Roman"/>
@@ -3235,11 +4738,10 @@
           <w:szCs w:val="24"/>
           <w:lang w:eastAsia="ru-RU"/>
         </w:rPr>
-        <w:lastRenderedPageBreak/>
         <w:drawing>
-          <wp:inline distT="0" distB="0" distL="0" distR="0" wp14:anchorId="465CC4BE" wp14:editId="5F593227">
-            <wp:extent cx="4776541" cy="3810000"/>
-            <wp:effectExtent l="0" t="0" r="5080" b="0"/>
+          <wp:inline distT="0" distB="0" distL="0" distR="0" wp14:anchorId="465CC4BE" wp14:editId="7F55DDA9">
+            <wp:extent cx="3730752" cy="2975829"/>
+            <wp:effectExtent l="0" t="0" r="3175" b="0"/>
             <wp:docPr id="22" name="Рисунок 22"/>
             <wp:cNvGraphicFramePr>
               <a:graphicFrameLocks xmlns:a="http://schemas.openxmlformats.org/drawingml/2006/main" noChangeAspect="1"/>
@@ -3260,7 +4762,7 @@
                   <pic:spPr>
                     <a:xfrm>
                       <a:off x="0" y="0"/>
-                      <a:ext cx="4784004" cy="3815953"/>
+                      <a:ext cx="3754898" cy="2995089"/>
                     </a:xfrm>
                     <a:prstGeom prst="rect">
                       <a:avLst/>
@@ -3275,6 +4777,112 @@
     </w:p>
     <w:p>
       <w:pPr>
+        <w:spacing w:after="0" w:line="360" w:lineRule="auto"/>
+        <w:jc w:val="center"/>
+        <w:rPr>
+          <w:rFonts w:ascii="Times New Roman" w:hAnsi="Times New Roman" w:cs="Times New Roman"/>
+          <w:sz w:val="28"/>
+          <w:szCs w:val="28"/>
+        </w:rPr>
+      </w:pPr>
+      <w:r>
+        <w:rPr>
+          <w:rFonts w:ascii="Times New Roman" w:hAnsi="Times New Roman" w:cs="Times New Roman"/>
+          <w:sz w:val="28"/>
+          <w:szCs w:val="28"/>
+        </w:rPr>
+        <w:t>Рисунок</w:t>
+      </w:r>
+      <w:r>
+        <w:rPr>
+          <w:rFonts w:ascii="Times New Roman" w:hAnsi="Times New Roman" w:cs="Times New Roman"/>
+          <w:sz w:val="28"/>
+          <w:szCs w:val="28"/>
+        </w:rPr>
+        <w:t xml:space="preserve"> </w:t>
+      </w:r>
+      <w:r>
+        <w:rPr>
+          <w:rFonts w:ascii="Times New Roman" w:hAnsi="Times New Roman" w:cs="Times New Roman"/>
+          <w:sz w:val="28"/>
+          <w:szCs w:val="28"/>
+        </w:rPr>
+        <w:t>3.</w:t>
+      </w:r>
+      <w:r>
+        <w:rPr>
+          <w:rFonts w:ascii="Times New Roman" w:hAnsi="Times New Roman" w:cs="Times New Roman"/>
+          <w:sz w:val="28"/>
+          <w:szCs w:val="28"/>
+        </w:rPr>
+        <w:t>3</w:t>
+      </w:r>
+      <w:r>
+        <w:rPr>
+          <w:rFonts w:ascii="Times New Roman" w:hAnsi="Times New Roman" w:cs="Times New Roman"/>
+          <w:sz w:val="28"/>
+          <w:szCs w:val="28"/>
+        </w:rPr>
+        <w:t xml:space="preserve"> – </w:t>
+      </w:r>
+      <w:r>
+        <w:rPr>
+          <w:rFonts w:ascii="Times New Roman" w:hAnsi="Times New Roman" w:cs="Times New Roman"/>
+          <w:sz w:val="28"/>
+          <w:szCs w:val="28"/>
+        </w:rPr>
+        <w:t>Результат</w:t>
+      </w:r>
+      <w:r>
+        <w:rPr>
+          <w:rFonts w:ascii="Times New Roman" w:hAnsi="Times New Roman" w:cs="Times New Roman"/>
+          <w:sz w:val="28"/>
+          <w:szCs w:val="28"/>
+        </w:rPr>
+        <w:t xml:space="preserve"> </w:t>
+      </w:r>
+      <w:r>
+        <w:rPr>
+          <w:rFonts w:ascii="Times New Roman" w:hAnsi="Times New Roman" w:cs="Times New Roman"/>
+          <w:sz w:val="28"/>
+          <w:szCs w:val="28"/>
+        </w:rPr>
+        <w:t>вывода</w:t>
+      </w:r>
+    </w:p>
+    <w:p>
+      <w:pPr>
+        <w:spacing w:after="0" w:line="360" w:lineRule="auto"/>
+        <w:jc w:val="center"/>
+        <w:rPr>
+          <w:rFonts w:ascii="Times New Roman" w:hAnsi="Times New Roman" w:cs="Times New Roman"/>
+          <w:color w:val="FF0000"/>
+          <w:sz w:val="28"/>
+        </w:rPr>
+      </w:pPr>
+      <w:r>
+        <w:rPr>
+          <w:rFonts w:ascii="Times New Roman" w:hAnsi="Times New Roman" w:cs="Times New Roman"/>
+          <w:color w:val="FF0000"/>
+          <w:sz w:val="28"/>
+        </w:rPr>
+        <w:t>Подряд идущих иллюстраций быть не должно – продумать описания к каждой</w:t>
+      </w:r>
+    </w:p>
+    <w:p>
+      <w:pPr>
+        <w:spacing w:after="0" w:line="360" w:lineRule="auto"/>
+        <w:jc w:val="center"/>
+        <w:rPr>
+          <w:rFonts w:ascii="Times New Roman" w:hAnsi="Times New Roman" w:cs="Times New Roman"/>
+          <w:sz w:val="28"/>
+          <w:szCs w:val="28"/>
+        </w:rPr>
+      </w:pPr>
+    </w:p>
+    <w:p>
+      <w:pPr>
+        <w:spacing w:after="0" w:line="360" w:lineRule="auto"/>
         <w:jc w:val="center"/>
         <w:rPr>
           <w:rFonts w:ascii="Times New Roman" w:hAnsi="Times New Roman" w:cs="Times New Roman"/>
@@ -3286,54 +4894,21 @@
       <w:r>
         <w:rPr>
           <w:rFonts w:ascii="Times New Roman" w:hAnsi="Times New Roman" w:cs="Times New Roman"/>
-          <w:sz w:val="28"/>
-          <w:szCs w:val="28"/>
-        </w:rPr>
-        <w:t>Рис. 1</w:t>
-      </w:r>
-      <w:r>
-        <w:rPr>
-          <w:rFonts w:ascii="Times New Roman" w:hAnsi="Times New Roman" w:cs="Times New Roman"/>
-          <w:sz w:val="28"/>
-          <w:szCs w:val="28"/>
-          <w:lang w:val="en-US"/>
-        </w:rPr>
-        <w:t>5</w:t>
-      </w:r>
-      <w:r>
-        <w:rPr>
-          <w:rFonts w:ascii="Times New Roman" w:hAnsi="Times New Roman" w:cs="Times New Roman"/>
-          <w:sz w:val="28"/>
-          <w:szCs w:val="28"/>
-        </w:rPr>
-        <w:t xml:space="preserve"> – Результат вывода</w:t>
-      </w:r>
-    </w:p>
-    <w:p>
-      <w:pPr>
-        <w:jc w:val="center"/>
-        <w:rPr>
-          <w:rFonts w:ascii="Times New Roman" w:hAnsi="Times New Roman" w:cs="Times New Roman"/>
-          <w:sz w:val="28"/>
-          <w:szCs w:val="28"/>
-        </w:rPr>
-      </w:pPr>
-      <w:r>
-        <w:rPr>
-          <w:rFonts w:ascii="Times New Roman" w:hAnsi="Times New Roman" w:cs="Times New Roman"/>
-          <w:sz w:val="28"/>
-          <w:szCs w:val="28"/>
+          <w:noProof/>
+          <w:sz w:val="28"/>
+          <w:szCs w:val="28"/>
+          <w:lang w:eastAsia="ru-RU"/>
         </w:rPr>
         <w:drawing>
-          <wp:anchor distT="0" distB="0" distL="114300" distR="114300" simplePos="0" relativeHeight="251658240" behindDoc="0" locked="0" layoutInCell="1" allowOverlap="1" wp14:anchorId="686DC2BF" wp14:editId="62BE401F">
+          <wp:anchor distT="0" distB="0" distL="114300" distR="114300" simplePos="0" relativeHeight="251658240" behindDoc="0" locked="0" layoutInCell="1" allowOverlap="1" wp14:anchorId="686DC2BF" wp14:editId="37A12B81">
             <wp:simplePos x="0" y="0"/>
             <wp:positionH relativeFrom="column">
-              <wp:posOffset>1386840</wp:posOffset>
+              <wp:posOffset>2335580</wp:posOffset>
             </wp:positionH>
             <wp:positionV relativeFrom="paragraph">
-              <wp:posOffset>4050654</wp:posOffset>
+              <wp:posOffset>889355</wp:posOffset>
             </wp:positionV>
-            <wp:extent cx="1638300" cy="305446"/>
+            <wp:extent cx="1375257" cy="256404"/>
             <wp:effectExtent l="0" t="0" r="0" b="0"/>
             <wp:wrapNone/>
             <wp:docPr id="58315896" name="Рисунок 1"/>
@@ -3362,7 +4937,7 @@
                   <pic:spPr>
                     <a:xfrm>
                       <a:off x="0" y="0"/>
-                      <a:ext cx="1688285" cy="314765"/>
+                      <a:ext cx="1375257" cy="256404"/>
                     </a:xfrm>
                     <a:prstGeom prst="rect">
                       <a:avLst/>
@@ -3383,13 +4958,15 @@
       <w:r>
         <w:rPr>
           <w:rFonts w:ascii="Times New Roman" w:hAnsi="Times New Roman" w:cs="Times New Roman"/>
-          <w:sz w:val="28"/>
-          <w:szCs w:val="28"/>
+          <w:noProof/>
+          <w:sz w:val="28"/>
+          <w:szCs w:val="28"/>
+          <w:lang w:eastAsia="ru-RU"/>
         </w:rPr>
         <w:drawing>
-          <wp:inline distT="0" distB="0" distL="0" distR="0" wp14:anchorId="6301E29A" wp14:editId="4D3591DB">
-            <wp:extent cx="4101093" cy="4438650"/>
-            <wp:effectExtent l="0" t="0" r="0" b="0"/>
+          <wp:inline distT="0" distB="0" distL="0" distR="0" wp14:anchorId="6301E29A" wp14:editId="0455EA89">
+            <wp:extent cx="3072384" cy="3325269"/>
+            <wp:effectExtent l="0" t="0" r="0" b="8890"/>
             <wp:docPr id="21" name="Рисунок 21"/>
             <wp:cNvGraphicFramePr>
               <a:graphicFrameLocks xmlns:a="http://schemas.openxmlformats.org/drawingml/2006/main" noChangeAspect="1"/>
@@ -3410,7 +4987,7 @@
                   <pic:spPr>
                     <a:xfrm>
                       <a:off x="0" y="0"/>
-                      <a:ext cx="4116758" cy="4455604"/>
+                      <a:ext cx="3095283" cy="3350053"/>
                     </a:xfrm>
                     <a:prstGeom prst="rect">
                       <a:avLst/>
@@ -3425,41 +5002,108 @@
     </w:p>
     <w:p>
       <w:pPr>
-        <w:jc w:val="center"/>
-        <w:rPr>
-          <w:rFonts w:ascii="Times New Roman" w:hAnsi="Times New Roman" w:cs="Times New Roman"/>
-          <w:sz w:val="28"/>
-          <w:szCs w:val="28"/>
-        </w:rPr>
-      </w:pPr>
-      <w:r>
-        <w:rPr>
-          <w:rFonts w:ascii="Times New Roman" w:hAnsi="Times New Roman" w:cs="Times New Roman"/>
-          <w:sz w:val="28"/>
-          <w:szCs w:val="28"/>
-        </w:rPr>
-        <w:t>Рис. 1</w:t>
-      </w:r>
-      <w:r>
-        <w:rPr>
-          <w:rFonts w:ascii="Times New Roman" w:hAnsi="Times New Roman" w:cs="Times New Roman"/>
+        <w:spacing w:after="0" w:line="360" w:lineRule="auto"/>
+        <w:jc w:val="center"/>
+        <w:rPr>
+          <w:rFonts w:ascii="Times New Roman" w:hAnsi="Times New Roman" w:cs="Times New Roman"/>
+          <w:i/>
           <w:sz w:val="28"/>
           <w:szCs w:val="28"/>
           <w:lang w:val="en-US"/>
         </w:rPr>
-        <w:t>6</w:t>
-      </w:r>
-      <w:r>
-        <w:rPr>
-          <w:rFonts w:ascii="Times New Roman" w:hAnsi="Times New Roman" w:cs="Times New Roman"/>
-          <w:sz w:val="28"/>
-          <w:szCs w:val="28"/>
-        </w:rPr>
-        <w:t xml:space="preserve"> – Проверка в Photomath</w:t>
-      </w:r>
-    </w:p>
-    <w:p>
-      <w:pPr>
+      </w:pPr>
+      <w:r>
+        <w:rPr>
+          <w:rFonts w:ascii="Times New Roman" w:hAnsi="Times New Roman" w:cs="Times New Roman"/>
+          <w:sz w:val="28"/>
+          <w:szCs w:val="28"/>
+        </w:rPr>
+        <w:t>Рис</w:t>
+      </w:r>
+      <w:r>
+        <w:rPr>
+          <w:rFonts w:ascii="Times New Roman" w:hAnsi="Times New Roman" w:cs="Times New Roman"/>
+          <w:sz w:val="28"/>
+          <w:szCs w:val="28"/>
+        </w:rPr>
+        <w:t>унок</w:t>
+      </w:r>
+      <w:r>
+        <w:rPr>
+          <w:rFonts w:ascii="Times New Roman" w:hAnsi="Times New Roman" w:cs="Times New Roman"/>
+          <w:sz w:val="28"/>
+          <w:szCs w:val="28"/>
+          <w:lang w:val="en-US"/>
+        </w:rPr>
+        <w:t xml:space="preserve"> 3.</w:t>
+      </w:r>
+      <w:r>
+        <w:rPr>
+          <w:rFonts w:ascii="Times New Roman" w:hAnsi="Times New Roman" w:cs="Times New Roman"/>
+          <w:sz w:val="28"/>
+          <w:szCs w:val="28"/>
+        </w:rPr>
+        <w:t>4</w:t>
+      </w:r>
+      <w:r>
+        <w:rPr>
+          <w:rFonts w:ascii="Times New Roman" w:hAnsi="Times New Roman" w:cs="Times New Roman"/>
+          <w:sz w:val="28"/>
+          <w:szCs w:val="28"/>
+          <w:lang w:val="en-US"/>
+        </w:rPr>
+        <w:t xml:space="preserve"> – </w:t>
+      </w:r>
+      <w:r>
+        <w:rPr>
+          <w:rFonts w:ascii="Times New Roman" w:hAnsi="Times New Roman" w:cs="Times New Roman"/>
+          <w:sz w:val="28"/>
+          <w:szCs w:val="28"/>
+        </w:rPr>
+        <w:t>Проверка</w:t>
+      </w:r>
+      <w:r>
+        <w:rPr>
+          <w:rFonts w:ascii="Times New Roman" w:hAnsi="Times New Roman" w:cs="Times New Roman"/>
+          <w:sz w:val="28"/>
+          <w:szCs w:val="28"/>
+          <w:lang w:val="en-US"/>
+        </w:rPr>
+        <w:t xml:space="preserve"> </w:t>
+      </w:r>
+      <w:r>
+        <w:rPr>
+          <w:rFonts w:ascii="Times New Roman" w:hAnsi="Times New Roman" w:cs="Times New Roman"/>
+          <w:sz w:val="28"/>
+          <w:szCs w:val="28"/>
+        </w:rPr>
+        <w:t>в</w:t>
+      </w:r>
+      <w:r>
+        <w:rPr>
+          <w:rFonts w:ascii="Times New Roman" w:hAnsi="Times New Roman" w:cs="Times New Roman"/>
+          <w:sz w:val="28"/>
+          <w:szCs w:val="28"/>
+          <w:lang w:val="en-US"/>
+        </w:rPr>
+        <w:t xml:space="preserve"> </w:t>
+      </w:r>
+      <w:proofErr w:type="spellStart"/>
+      <w:r>
+        <w:rPr>
+          <w:rFonts w:ascii="Times New Roman" w:hAnsi="Times New Roman" w:cs="Times New Roman"/>
+          <w:i/>
+          <w:sz w:val="28"/>
+          <w:szCs w:val="28"/>
+          <w:lang w:val="en-US"/>
+        </w:rPr>
+        <w:t>Photomath</w:t>
+      </w:r>
+      <w:proofErr w:type="spellEnd"/>
+    </w:p>
+    <w:p>
+      <w:pPr>
+        <w:spacing w:after="0" w:line="360" w:lineRule="auto"/>
         <w:jc w:val="center"/>
         <w:rPr>
           <w:rFonts w:ascii="Times New Roman" w:hAnsi="Times New Roman" w:cs="Times New Roman"/>
@@ -3472,12 +5116,13 @@
         <w:rPr>
           <w:rFonts w:cs="Times New Roman"/>
           <w:noProof/>
+          <w:lang w:eastAsia="ru-RU"/>
         </w:rPr>
         <w:lastRenderedPageBreak/>
         <w:drawing>
-          <wp:inline distT="0" distB="0" distL="0" distR="0" wp14:anchorId="57282472" wp14:editId="5AA24112">
-            <wp:extent cx="5940425" cy="2805430"/>
-            <wp:effectExtent l="0" t="0" r="3175" b="0"/>
+          <wp:inline distT="0" distB="0" distL="0" distR="0" wp14:anchorId="57282472" wp14:editId="3ECF9D26">
+            <wp:extent cx="5427878" cy="2563374"/>
+            <wp:effectExtent l="0" t="0" r="1905" b="8890"/>
             <wp:docPr id="23" name="Рисунок 23"/>
             <wp:cNvGraphicFramePr>
               <a:graphicFrameLocks xmlns:a="http://schemas.openxmlformats.org/drawingml/2006/main" noChangeAspect="1"/>
@@ -3498,7 +5143,7 @@
                   <pic:spPr>
                     <a:xfrm>
                       <a:off x="0" y="0"/>
-                      <a:ext cx="5940425" cy="2805430"/>
+                      <a:ext cx="5434575" cy="2566537"/>
                     </a:xfrm>
                     <a:prstGeom prst="rect">
                       <a:avLst/>
@@ -3513,41 +5158,130 @@
     </w:p>
     <w:p>
       <w:pPr>
-        <w:jc w:val="center"/>
-        <w:rPr>
-          <w:rFonts w:ascii="Times New Roman" w:hAnsi="Times New Roman" w:cs="Times New Roman"/>
-          <w:sz w:val="28"/>
-          <w:szCs w:val="28"/>
-        </w:rPr>
-      </w:pPr>
-      <w:r>
-        <w:rPr>
-          <w:rFonts w:ascii="Times New Roman" w:hAnsi="Times New Roman" w:cs="Times New Roman"/>
-          <w:sz w:val="28"/>
-          <w:szCs w:val="28"/>
-        </w:rPr>
-        <w:t>Рис. 1</w:t>
-      </w:r>
-      <w:r>
+        <w:spacing w:after="0" w:line="360" w:lineRule="auto"/>
+        <w:jc w:val="center"/>
         <w:rPr>
           <w:rFonts w:ascii="Times New Roman" w:hAnsi="Times New Roman" w:cs="Times New Roman"/>
           <w:sz w:val="28"/>
           <w:szCs w:val="28"/>
           <w:lang w:val="en-US"/>
         </w:rPr>
-        <w:t>7</w:t>
-      </w:r>
-      <w:r>
-        <w:rPr>
-          <w:rFonts w:ascii="Times New Roman" w:hAnsi="Times New Roman" w:cs="Times New Roman"/>
-          <w:sz w:val="28"/>
-          <w:szCs w:val="28"/>
-        </w:rPr>
-        <w:t xml:space="preserve"> – Блок-схема second_p.vi</w:t>
-      </w:r>
-    </w:p>
-    <w:p>
-      <w:pPr>
+      </w:pPr>
+      <w:r>
+        <w:rPr>
+          <w:rFonts w:ascii="Times New Roman" w:hAnsi="Times New Roman" w:cs="Times New Roman"/>
+          <w:sz w:val="28"/>
+          <w:szCs w:val="28"/>
+        </w:rPr>
+        <w:t>Рис</w:t>
+      </w:r>
+      <w:r>
+        <w:rPr>
+          <w:rFonts w:ascii="Times New Roman" w:hAnsi="Times New Roman" w:cs="Times New Roman"/>
+          <w:sz w:val="28"/>
+          <w:szCs w:val="28"/>
+        </w:rPr>
+        <w:t>унок</w:t>
+      </w:r>
+      <w:r>
+        <w:rPr>
+          <w:rFonts w:ascii="Times New Roman" w:hAnsi="Times New Roman" w:cs="Times New Roman"/>
+          <w:sz w:val="28"/>
+          <w:szCs w:val="28"/>
+          <w:lang w:val="en-US"/>
+        </w:rPr>
+        <w:t xml:space="preserve"> </w:t>
+      </w:r>
+      <w:r>
+        <w:rPr>
+          <w:rFonts w:ascii="Times New Roman" w:hAnsi="Times New Roman" w:cs="Times New Roman"/>
+          <w:sz w:val="28"/>
+          <w:szCs w:val="28"/>
+          <w:lang w:val="en-US"/>
+        </w:rPr>
+        <w:t>3.5</w:t>
+      </w:r>
+      <w:r>
+        <w:rPr>
+          <w:rFonts w:ascii="Times New Roman" w:hAnsi="Times New Roman" w:cs="Times New Roman"/>
+          <w:sz w:val="28"/>
+          <w:szCs w:val="28"/>
+          <w:lang w:val="en-US"/>
+        </w:rPr>
+        <w:t xml:space="preserve"> – </w:t>
+      </w:r>
+      <w:r>
+        <w:rPr>
+          <w:rFonts w:ascii="Times New Roman" w:hAnsi="Times New Roman" w:cs="Times New Roman"/>
+          <w:i/>
+          <w:sz w:val="28"/>
+          <w:szCs w:val="28"/>
+        </w:rPr>
+        <w:t>Блок</w:t>
+      </w:r>
+      <w:r>
+        <w:rPr>
+          <w:rFonts w:ascii="Times New Roman" w:hAnsi="Times New Roman" w:cs="Times New Roman"/>
+          <w:i/>
+          <w:sz w:val="28"/>
+          <w:szCs w:val="28"/>
+          <w:lang w:val="en-US"/>
+        </w:rPr>
+        <w:t>-</w:t>
+      </w:r>
+      <w:r>
+        <w:rPr>
+          <w:rFonts w:ascii="Times New Roman" w:hAnsi="Times New Roman" w:cs="Times New Roman"/>
+          <w:i/>
+          <w:sz w:val="28"/>
+          <w:szCs w:val="28"/>
+        </w:rPr>
+        <w:t>схема</w:t>
+      </w:r>
+      <w:r>
+        <w:rPr>
+          <w:rFonts w:ascii="Times New Roman" w:hAnsi="Times New Roman" w:cs="Times New Roman"/>
+          <w:i/>
+          <w:sz w:val="28"/>
+          <w:szCs w:val="28"/>
+          <w:lang w:val="en-US"/>
+        </w:rPr>
+        <w:t xml:space="preserve"> second_p.vi</w:t>
+      </w:r>
+    </w:p>
+    <w:p>
+      <w:pPr>
+        <w:spacing w:after="0" w:line="360" w:lineRule="auto"/>
+        <w:jc w:val="center"/>
+        <w:rPr>
+          <w:rFonts w:ascii="Times New Roman" w:hAnsi="Times New Roman" w:cs="Times New Roman"/>
+          <w:color w:val="FF0000"/>
+          <w:sz w:val="28"/>
+        </w:rPr>
+      </w:pPr>
+      <w:r>
+        <w:rPr>
+          <w:rFonts w:ascii="Times New Roman" w:hAnsi="Times New Roman" w:cs="Times New Roman"/>
+          <w:color w:val="FF0000"/>
+          <w:sz w:val="28"/>
+        </w:rPr>
+        <w:t>Подряд идущих иллюстраций быть не должно – продумать описания к каждой</w:t>
+      </w:r>
+    </w:p>
+    <w:p>
+      <w:pPr>
+        <w:spacing w:after="0" w:line="360" w:lineRule="auto"/>
+        <w:jc w:val="center"/>
+        <w:rPr>
+          <w:rFonts w:ascii="Times New Roman" w:hAnsi="Times New Roman" w:cs="Times New Roman"/>
+          <w:sz w:val="28"/>
+          <w:szCs w:val="28"/>
+        </w:rPr>
+      </w:pPr>
+    </w:p>
+    <w:p>
+      <w:pPr>
+        <w:spacing w:after="0" w:line="360" w:lineRule="auto"/>
         <w:jc w:val="center"/>
         <w:rPr>
           <w:rFonts w:ascii="Times New Roman" w:hAnsi="Times New Roman" w:cs="Times New Roman"/>
@@ -3560,11 +5294,12 @@
         <w:rPr>
           <w:rFonts w:cs="Times New Roman"/>
           <w:noProof/>
+          <w:lang w:eastAsia="ru-RU"/>
         </w:rPr>
         <w:drawing>
-          <wp:inline distT="0" distB="0" distL="0" distR="0" wp14:anchorId="57F5AE21" wp14:editId="415FC011">
-            <wp:extent cx="3428392" cy="5362575"/>
-            <wp:effectExtent l="0" t="0" r="635" b="0"/>
+          <wp:inline distT="0" distB="0" distL="0" distR="0" wp14:anchorId="57F5AE21" wp14:editId="02203594">
+            <wp:extent cx="2506733" cy="3920947"/>
+            <wp:effectExtent l="0" t="0" r="8255" b="3810"/>
             <wp:docPr id="25" name="Рисунок 25"/>
             <wp:cNvGraphicFramePr>
               <a:graphicFrameLocks xmlns:a="http://schemas.openxmlformats.org/drawingml/2006/main" noChangeAspect="1"/>
@@ -3585,7 +5320,7 @@
                   <pic:spPr>
                     <a:xfrm>
                       <a:off x="0" y="0"/>
-                      <a:ext cx="3445695" cy="5389640"/>
+                      <a:ext cx="2533474" cy="3962775"/>
                     </a:xfrm>
                     <a:prstGeom prst="rect">
                       <a:avLst/>
@@ -3600,13 +5335,58 @@
     </w:p>
     <w:p>
       <w:pPr>
-        <w:jc w:val="center"/>
-        <w:rPr>
-          <w:rFonts w:ascii="Times New Roman" w:hAnsi="Times New Roman" w:cs="Times New Roman"/>
-          <w:sz w:val="28"/>
-          <w:szCs w:val="28"/>
+        <w:spacing w:after="0" w:line="360" w:lineRule="auto"/>
+        <w:jc w:val="center"/>
+        <w:rPr>
+          <w:rFonts w:ascii="Times New Roman" w:hAnsi="Times New Roman" w:cs="Times New Roman"/>
+          <w:color w:val="FF0000"/>
+          <w:sz w:val="28"/>
+        </w:rPr>
+      </w:pPr>
+      <w:r>
+        <w:rPr>
+          <w:rFonts w:ascii="Times New Roman" w:hAnsi="Times New Roman" w:cs="Times New Roman"/>
+          <w:color w:val="FF0000"/>
+          <w:sz w:val="28"/>
+        </w:rPr>
+        <w:t xml:space="preserve">Так, это скриншот из </w:t>
+      </w:r>
+      <w:r>
+        <w:rPr>
+          <w:rFonts w:ascii="Times New Roman" w:hAnsi="Times New Roman" w:cs="Times New Roman"/>
+          <w:i/>
+          <w:color w:val="FF0000"/>
+          <w:sz w:val="28"/>
           <w:lang w:val="en-US"/>
         </w:rPr>
+        <w:t>Visio</w:t>
+      </w:r>
+      <w:r>
+        <w:rPr>
+          <w:rFonts w:ascii="Times New Roman" w:hAnsi="Times New Roman" w:cs="Times New Roman"/>
+          <w:color w:val="FF0000"/>
+          <w:sz w:val="28"/>
+        </w:rPr>
+        <w:t xml:space="preserve">? </w:t>
+      </w:r>
+      <w:r>
+        <w:rPr>
+          <w:rFonts w:ascii="Times New Roman" w:hAnsi="Times New Roman" w:cs="Times New Roman"/>
+          <w:color w:val="FF0000"/>
+          <w:sz w:val="28"/>
+        </w:rPr>
+        <w:t>А почему тогда такое пренебрежение вставкой вектора? Откуда такая тяга к растру?</w:t>
+      </w:r>
+    </w:p>
+    <w:p>
+      <w:pPr>
+        <w:spacing w:after="0" w:line="360" w:lineRule="auto"/>
+        <w:jc w:val="center"/>
+        <w:rPr>
+          <w:rFonts w:ascii="Times New Roman" w:hAnsi="Times New Roman" w:cs="Times New Roman"/>
+          <w:sz w:val="28"/>
+          <w:szCs w:val="28"/>
+        </w:rPr>
       </w:pPr>
       <w:r>
         <w:rPr>
@@ -3621,79 +5401,132 @@
           <w:rFonts w:ascii="Times New Roman" w:hAnsi="Times New Roman" w:cs="Times New Roman"/>
           <w:sz w:val="28"/>
           <w:szCs w:val="28"/>
+        </w:rPr>
+        <w:t>унок</w:t>
+      </w:r>
+      <w:r>
+        <w:rPr>
+          <w:rFonts w:ascii="Times New Roman" w:hAnsi="Times New Roman" w:cs="Times New Roman"/>
+          <w:sz w:val="28"/>
+          <w:szCs w:val="28"/>
+        </w:rPr>
+        <w:t xml:space="preserve"> </w:t>
+      </w:r>
+      <w:r>
+        <w:rPr>
+          <w:rFonts w:ascii="Times New Roman" w:hAnsi="Times New Roman" w:cs="Times New Roman"/>
+          <w:sz w:val="28"/>
+          <w:szCs w:val="28"/>
+        </w:rPr>
+        <w:t>3.6</w:t>
+      </w:r>
+      <w:r>
+        <w:rPr>
+          <w:rFonts w:ascii="Times New Roman" w:hAnsi="Times New Roman" w:cs="Times New Roman"/>
+          <w:sz w:val="28"/>
+          <w:szCs w:val="28"/>
+        </w:rPr>
+        <w:t xml:space="preserve"> – </w:t>
+      </w:r>
+      <w:r>
+        <w:rPr>
+          <w:rFonts w:ascii="Times New Roman" w:hAnsi="Times New Roman" w:cs="Times New Roman"/>
+          <w:sz w:val="28"/>
+          <w:szCs w:val="28"/>
+        </w:rPr>
+        <w:t>Блок</w:t>
+      </w:r>
+      <w:r>
+        <w:rPr>
+          <w:rFonts w:ascii="Times New Roman" w:hAnsi="Times New Roman" w:cs="Times New Roman"/>
+          <w:sz w:val="28"/>
+          <w:szCs w:val="28"/>
+        </w:rPr>
+        <w:t>-</w:t>
+      </w:r>
+      <w:r>
+        <w:rPr>
+          <w:rFonts w:ascii="Times New Roman" w:hAnsi="Times New Roman" w:cs="Times New Roman"/>
+          <w:sz w:val="28"/>
+          <w:szCs w:val="28"/>
+        </w:rPr>
+        <w:t>схема</w:t>
+      </w:r>
+      <w:r>
+        <w:rPr>
+          <w:rFonts w:ascii="Times New Roman" w:hAnsi="Times New Roman" w:cs="Times New Roman"/>
+          <w:sz w:val="28"/>
+          <w:szCs w:val="28"/>
+        </w:rPr>
+        <w:t xml:space="preserve"> </w:t>
+      </w:r>
+      <w:r>
+        <w:rPr>
+          <w:rFonts w:ascii="Times New Roman" w:hAnsi="Times New Roman" w:cs="Times New Roman"/>
+          <w:i/>
+          <w:sz w:val="28"/>
+          <w:szCs w:val="28"/>
           <w:lang w:val="en-US"/>
         </w:rPr>
-        <w:t>. 1</w:t>
-      </w:r>
-      <w:r>
-        <w:rPr>
-          <w:rFonts w:ascii="Times New Roman" w:hAnsi="Times New Roman" w:cs="Times New Roman"/>
+        <w:t>first</w:t>
+      </w:r>
+      <w:r>
+        <w:rPr>
+          <w:rFonts w:ascii="Times New Roman" w:hAnsi="Times New Roman" w:cs="Times New Roman"/>
+          <w:i/>
+          <w:sz w:val="28"/>
+          <w:szCs w:val="28"/>
+        </w:rPr>
+        <w:t>_</w:t>
+      </w:r>
+      <w:r>
+        <w:rPr>
+          <w:rFonts w:ascii="Times New Roman" w:hAnsi="Times New Roman" w:cs="Times New Roman"/>
+          <w:i/>
           <w:sz w:val="28"/>
           <w:szCs w:val="28"/>
           <w:lang w:val="en-US"/>
         </w:rPr>
-        <w:t>8</w:t>
-      </w:r>
-      <w:r>
-        <w:rPr>
-          <w:rFonts w:ascii="Times New Roman" w:hAnsi="Times New Roman" w:cs="Times New Roman"/>
+        <w:t>p</w:t>
+      </w:r>
+      <w:r>
+        <w:rPr>
+          <w:rFonts w:ascii="Times New Roman" w:hAnsi="Times New Roman" w:cs="Times New Roman"/>
+          <w:i/>
+          <w:sz w:val="28"/>
+          <w:szCs w:val="28"/>
+        </w:rPr>
+        <w:t>.</w:t>
+      </w:r>
+      <w:r>
+        <w:rPr>
+          <w:rFonts w:ascii="Times New Roman" w:hAnsi="Times New Roman" w:cs="Times New Roman"/>
+          <w:i/>
           <w:sz w:val="28"/>
           <w:szCs w:val="28"/>
           <w:lang w:val="en-US"/>
         </w:rPr>
-        <w:t xml:space="preserve"> – </w:t>
-      </w:r>
-      <w:r>
-        <w:rPr>
-          <w:rFonts w:ascii="Times New Roman" w:hAnsi="Times New Roman" w:cs="Times New Roman"/>
-          <w:sz w:val="28"/>
-          <w:szCs w:val="28"/>
-        </w:rPr>
-        <w:t>Блок</w:t>
-      </w:r>
-      <w:r>
+        <w:t>vi</w:t>
+      </w:r>
+    </w:p>
+    <w:p>
+      <w:pPr>
+        <w:spacing w:after="0" w:line="360" w:lineRule="auto"/>
+        <w:jc w:val="center"/>
         <w:rPr>
           <w:rFonts w:ascii="Times New Roman" w:hAnsi="Times New Roman" w:cs="Times New Roman"/>
           <w:sz w:val="28"/>
           <w:szCs w:val="28"/>
           <w:lang w:val="en-US"/>
         </w:rPr>
-        <w:t>-</w:t>
-      </w:r>
-      <w:r>
-        <w:rPr>
-          <w:rFonts w:ascii="Times New Roman" w:hAnsi="Times New Roman" w:cs="Times New Roman"/>
-          <w:sz w:val="28"/>
-          <w:szCs w:val="28"/>
-        </w:rPr>
-        <w:t>схема</w:t>
-      </w:r>
-      <w:r>
-        <w:rPr>
-          <w:rFonts w:ascii="Times New Roman" w:hAnsi="Times New Roman" w:cs="Times New Roman"/>
-          <w:sz w:val="28"/>
-          <w:szCs w:val="28"/>
-          <w:lang w:val="en-US"/>
-        </w:rPr>
-        <w:t xml:space="preserve"> first_p.vi</w:t>
-      </w:r>
-    </w:p>
-    <w:p>
-      <w:pPr>
-        <w:jc w:val="center"/>
-        <w:rPr>
-          <w:rFonts w:ascii="Times New Roman" w:hAnsi="Times New Roman" w:cs="Times New Roman"/>
-          <w:sz w:val="28"/>
-          <w:szCs w:val="28"/>
-          <w:lang w:val="en-US"/>
-        </w:rPr>
-      </w:pPr>
-      <w:r>
-        <w:rPr>
-          <w:rFonts w:ascii="Times New Roman" w:hAnsi="Times New Roman" w:cs="Times New Roman"/>
-          <w:sz w:val="28"/>
-          <w:szCs w:val="28"/>
-          <w:lang w:val="en-US"/>
+      </w:pPr>
+      <w:r>
+        <w:rPr>
+          <w:rFonts w:ascii="Times New Roman" w:hAnsi="Times New Roman" w:cs="Times New Roman"/>
+          <w:noProof/>
+          <w:sz w:val="28"/>
+          <w:szCs w:val="28"/>
+          <w:lang w:eastAsia="ru-RU"/>
         </w:rPr>
         <w:lastRenderedPageBreak/>
         <w:drawing>
@@ -3735,68 +5568,190 @@
     </w:p>
     <w:p>
       <w:pPr>
-        <w:jc w:val="center"/>
-        <w:rPr>
-          <w:rFonts w:ascii="Times New Roman" w:hAnsi="Times New Roman" w:cs="Times New Roman"/>
-          <w:sz w:val="28"/>
-          <w:szCs w:val="28"/>
-        </w:rPr>
-      </w:pPr>
-      <w:r>
-        <w:rPr>
-          <w:rFonts w:ascii="Times New Roman" w:hAnsi="Times New Roman" w:cs="Times New Roman"/>
-          <w:sz w:val="28"/>
-          <w:szCs w:val="28"/>
-        </w:rPr>
-        <w:t xml:space="preserve">Рис. </w:t>
-      </w:r>
-      <w:r>
-        <w:rPr>
-          <w:rFonts w:ascii="Times New Roman" w:hAnsi="Times New Roman" w:cs="Times New Roman"/>
-          <w:sz w:val="28"/>
-          <w:szCs w:val="28"/>
-        </w:rPr>
-        <w:t>19</w:t>
-      </w:r>
-      <w:r>
-        <w:rPr>
-          <w:rFonts w:ascii="Times New Roman" w:hAnsi="Times New Roman" w:cs="Times New Roman"/>
-          <w:sz w:val="28"/>
-          <w:szCs w:val="28"/>
-        </w:rPr>
-        <w:t xml:space="preserve"> – Формат данных в Excel</w:t>
-      </w:r>
-    </w:p>
-    <w:p>
-      <w:pPr>
+        <w:spacing w:after="0" w:line="360" w:lineRule="auto"/>
+        <w:jc w:val="center"/>
+        <w:rPr>
+          <w:rFonts w:ascii="Times New Roman" w:hAnsi="Times New Roman" w:cs="Times New Roman"/>
+          <w:sz w:val="28"/>
+          <w:szCs w:val="28"/>
+        </w:rPr>
+      </w:pPr>
+      <w:r>
+        <w:rPr>
+          <w:rFonts w:ascii="Times New Roman" w:hAnsi="Times New Roman" w:cs="Times New Roman"/>
+          <w:sz w:val="28"/>
+          <w:szCs w:val="28"/>
+        </w:rPr>
+        <w:t>Рис</w:t>
+      </w:r>
+      <w:r>
+        <w:rPr>
+          <w:rFonts w:ascii="Times New Roman" w:hAnsi="Times New Roman" w:cs="Times New Roman"/>
+          <w:sz w:val="28"/>
+          <w:szCs w:val="28"/>
+        </w:rPr>
+        <w:t>унок</w:t>
+      </w:r>
+      <w:r>
+        <w:rPr>
+          <w:rFonts w:ascii="Times New Roman" w:hAnsi="Times New Roman" w:cs="Times New Roman"/>
+          <w:sz w:val="28"/>
+          <w:szCs w:val="28"/>
+        </w:rPr>
+        <w:t xml:space="preserve"> </w:t>
+      </w:r>
+      <w:r>
+        <w:rPr>
+          <w:rFonts w:ascii="Times New Roman" w:hAnsi="Times New Roman" w:cs="Times New Roman"/>
+          <w:sz w:val="28"/>
+          <w:szCs w:val="28"/>
+        </w:rPr>
+        <w:t>3.6</w:t>
+      </w:r>
+      <w:r>
+        <w:rPr>
+          <w:rFonts w:ascii="Times New Roman" w:hAnsi="Times New Roman" w:cs="Times New Roman"/>
+          <w:sz w:val="28"/>
+          <w:szCs w:val="28"/>
+        </w:rPr>
+        <w:t xml:space="preserve"> – </w:t>
+      </w:r>
+      <w:r>
+        <w:rPr>
+          <w:rFonts w:ascii="Times New Roman" w:hAnsi="Times New Roman" w:cs="Times New Roman"/>
+          <w:sz w:val="28"/>
+          <w:szCs w:val="28"/>
+        </w:rPr>
+        <w:t>Формат</w:t>
+      </w:r>
+      <w:r>
+        <w:rPr>
+          <w:rFonts w:ascii="Times New Roman" w:hAnsi="Times New Roman" w:cs="Times New Roman"/>
+          <w:sz w:val="28"/>
+          <w:szCs w:val="28"/>
+        </w:rPr>
+        <w:t xml:space="preserve"> </w:t>
+      </w:r>
+      <w:r>
+        <w:rPr>
+          <w:rFonts w:ascii="Times New Roman" w:hAnsi="Times New Roman" w:cs="Times New Roman"/>
+          <w:sz w:val="28"/>
+          <w:szCs w:val="28"/>
+        </w:rPr>
+        <w:t>данных</w:t>
+      </w:r>
+      <w:r>
+        <w:rPr>
+          <w:rFonts w:ascii="Times New Roman" w:hAnsi="Times New Roman" w:cs="Times New Roman"/>
+          <w:sz w:val="28"/>
+          <w:szCs w:val="28"/>
+        </w:rPr>
+        <w:t xml:space="preserve"> </w:t>
+      </w:r>
+      <w:r>
+        <w:rPr>
+          <w:rFonts w:ascii="Times New Roman" w:hAnsi="Times New Roman" w:cs="Times New Roman"/>
+          <w:sz w:val="28"/>
+          <w:szCs w:val="28"/>
+        </w:rPr>
+        <w:t>в</w:t>
+      </w:r>
+      <w:r>
+        <w:rPr>
+          <w:rFonts w:ascii="Times New Roman" w:hAnsi="Times New Roman" w:cs="Times New Roman"/>
+          <w:sz w:val="28"/>
+          <w:szCs w:val="28"/>
+        </w:rPr>
+        <w:t xml:space="preserve"> </w:t>
+      </w:r>
+      <w:r>
+        <w:rPr>
+          <w:rFonts w:ascii="Times New Roman" w:hAnsi="Times New Roman" w:cs="Times New Roman"/>
+          <w:i/>
+          <w:sz w:val="28"/>
+          <w:szCs w:val="28"/>
+          <w:lang w:val="en-US"/>
+        </w:rPr>
+        <w:t>Excel</w:t>
+      </w:r>
+    </w:p>
+    <w:p>
+      <w:pPr>
+        <w:spacing w:after="0" w:line="360" w:lineRule="auto"/>
+        <w:ind w:firstLine="708"/>
         <w:jc w:val="both"/>
         <w:rPr>
           <w:rFonts w:ascii="Times New Roman" w:eastAsia="Times New Roman" w:hAnsi="Times New Roman" w:cs="Times New Roman"/>
-          <w:sz w:val="28"/>
-          <w:szCs w:val="28"/>
-          <w:lang w:eastAsia="ru-RU"/>
-        </w:rPr>
-      </w:pPr>
-      <w:r>
-        <w:rPr>
-          <w:rFonts w:ascii="Times New Roman" w:eastAsia="Times New Roman" w:hAnsi="Times New Roman" w:cs="Times New Roman"/>
           <w:b/>
           <w:bCs/>
           <w:sz w:val="28"/>
           <w:szCs w:val="28"/>
           <w:lang w:eastAsia="ru-RU"/>
         </w:rPr>
-        <w:t xml:space="preserve">Вывод: </w:t>
-      </w:r>
-      <w:r>
-        <w:rPr>
-          <w:rFonts w:ascii="Times New Roman" w:eastAsia="Times New Roman" w:hAnsi="Times New Roman" w:cs="Times New Roman"/>
-          <w:sz w:val="28"/>
-          <w:szCs w:val="28"/>
-          <w:lang w:eastAsia="ru-RU"/>
-        </w:rPr>
-        <w:t xml:space="preserve">Функционал программы </w:t>
-      </w:r>
+      </w:pPr>
+    </w:p>
+    <w:p>
+      <w:pPr>
+        <w:spacing w:after="0" w:line="360" w:lineRule="auto"/>
+        <w:ind w:firstLine="708"/>
+        <w:jc w:val="both"/>
+        <w:rPr>
+          <w:rFonts w:ascii="Times New Roman" w:eastAsia="Times New Roman" w:hAnsi="Times New Roman" w:cs="Times New Roman"/>
+          <w:sz w:val="28"/>
+          <w:szCs w:val="28"/>
+          <w:lang w:eastAsia="ru-RU"/>
+        </w:rPr>
+      </w:pPr>
+      <w:r>
+        <w:rPr>
+          <w:rFonts w:ascii="Times New Roman" w:eastAsia="Times New Roman" w:hAnsi="Times New Roman" w:cs="Times New Roman"/>
+          <w:b/>
+          <w:bCs/>
+          <w:sz w:val="28"/>
+          <w:szCs w:val="28"/>
+          <w:lang w:eastAsia="ru-RU"/>
+        </w:rPr>
+        <w:t>Вывод</w:t>
+      </w:r>
+      <w:r>
+        <w:rPr>
+          <w:rFonts w:ascii="Times New Roman" w:eastAsia="Times New Roman" w:hAnsi="Times New Roman" w:cs="Times New Roman"/>
+          <w:b/>
+          <w:bCs/>
+          <w:sz w:val="28"/>
+          <w:szCs w:val="28"/>
+          <w:lang w:eastAsia="ru-RU"/>
+        </w:rPr>
+        <w:t xml:space="preserve">: </w:t>
+      </w:r>
+      <w:r>
+        <w:rPr>
+          <w:rFonts w:ascii="Times New Roman" w:eastAsia="Times New Roman" w:hAnsi="Times New Roman" w:cs="Times New Roman"/>
+          <w:sz w:val="28"/>
+          <w:szCs w:val="28"/>
+          <w:lang w:eastAsia="ru-RU"/>
+        </w:rPr>
+        <w:t>Функционал</w:t>
+      </w:r>
+      <w:r>
+        <w:rPr>
+          <w:rFonts w:ascii="Times New Roman" w:eastAsia="Times New Roman" w:hAnsi="Times New Roman" w:cs="Times New Roman"/>
+          <w:sz w:val="28"/>
+          <w:szCs w:val="28"/>
+          <w:lang w:eastAsia="ru-RU"/>
+        </w:rPr>
+        <w:t xml:space="preserve"> </w:t>
+      </w:r>
+      <w:r>
+        <w:rPr>
+          <w:rFonts w:ascii="Times New Roman" w:eastAsia="Times New Roman" w:hAnsi="Times New Roman" w:cs="Times New Roman"/>
+          <w:sz w:val="28"/>
+          <w:szCs w:val="28"/>
+          <w:lang w:eastAsia="ru-RU"/>
+        </w:rPr>
+        <w:t xml:space="preserve">программы </w:t>
+      </w:r>
+      <w:proofErr w:type="spellStart"/>
       <w:r>
         <w:rPr>
           <w:rFonts w:ascii="Times New Roman" w:eastAsia="Times New Roman" w:hAnsi="Times New Roman" w:cs="Times New Roman"/>
@@ -3808,6 +5763,7 @@
         </w:rPr>
         <w:t>LabView</w:t>
       </w:r>
+      <w:proofErr w:type="spellEnd"/>
       <w:r>
         <w:rPr>
           <w:rFonts w:ascii="Times New Roman" w:eastAsia="Times New Roman" w:hAnsi="Times New Roman" w:cs="Times New Roman"/>
@@ -3840,7 +5796,7 @@
     </w:p>
     <w:p>
       <w:pPr>
-        <w:spacing w:after="160" w:line="259" w:lineRule="auto"/>
+        <w:spacing w:after="0" w:line="360" w:lineRule="auto"/>
         <w:rPr>
           <w:rFonts w:ascii="Times New Roman" w:eastAsia="Times New Roman" w:hAnsi="Times New Roman" w:cs="Times New Roman"/>
           <w:sz w:val="28"/>
@@ -3860,27 +5816,48 @@
     </w:p>
     <w:p>
       <w:pPr>
-        <w:jc w:val="center"/>
-        <w:rPr>
-          <w:rFonts w:ascii="Times New Roman" w:hAnsi="Times New Roman" w:cs="Times New Roman"/>
-          <w:b/>
-          <w:sz w:val="28"/>
-          <w:szCs w:val="28"/>
-        </w:rPr>
-      </w:pPr>
-      <w:r>
-        <w:rPr>
-          <w:rFonts w:ascii="Times New Roman" w:hAnsi="Times New Roman" w:cs="Times New Roman"/>
-          <w:b/>
-          <w:sz w:val="28"/>
-          <w:szCs w:val="28"/>
+        <w:spacing w:after="0" w:line="360" w:lineRule="auto"/>
+        <w:jc w:val="center"/>
+        <w:rPr>
+          <w:rFonts w:ascii="Times New Roman" w:hAnsi="Times New Roman" w:cs="Times New Roman"/>
+          <w:b/>
+          <w:color w:val="FF0000"/>
+          <w:sz w:val="28"/>
+        </w:rPr>
+      </w:pPr>
+      <w:r>
+        <w:rPr>
+          <w:rFonts w:ascii="Times New Roman" w:hAnsi="Times New Roman" w:cs="Times New Roman"/>
+          <w:b/>
+          <w:color w:val="FF0000"/>
+          <w:sz w:val="28"/>
         </w:rPr>
         <w:lastRenderedPageBreak/>
-        <w:t>Описание работы</w:t>
-      </w:r>
-    </w:p>
-    <w:p>
-      <w:pPr>
+        <w:t xml:space="preserve">Должен быть заголовок, открывающий переход к содержанию </w:t>
+      </w:r>
+      <w:r>
+        <w:rPr>
+          <w:rFonts w:ascii="Times New Roman" w:hAnsi="Times New Roman" w:cs="Times New Roman"/>
+          <w:b/>
+          <w:color w:val="FF0000"/>
+          <w:sz w:val="28"/>
+        </w:rPr>
+        <w:t xml:space="preserve">четвёртой </w:t>
+      </w:r>
+      <w:r>
+        <w:rPr>
+          <w:rFonts w:ascii="Times New Roman" w:hAnsi="Times New Roman" w:cs="Times New Roman"/>
+          <w:b/>
+          <w:color w:val="FF0000"/>
+          <w:sz w:val="28"/>
+        </w:rPr>
+        <w:t>работы</w:t>
+      </w:r>
+    </w:p>
+    <w:p>
+      <w:pPr>
+        <w:spacing w:after="0" w:line="360" w:lineRule="auto"/>
+        <w:ind w:firstLine="708"/>
         <w:jc w:val="both"/>
         <w:rPr>
           <w:rFonts w:ascii="Times New Roman" w:hAnsi="Times New Roman" w:cs="Times New Roman"/>
@@ -3908,6 +5885,8 @@
     </w:p>
     <w:p>
       <w:pPr>
+        <w:spacing w:after="0" w:line="360" w:lineRule="auto"/>
+        <w:ind w:left="708"/>
         <w:jc w:val="both"/>
         <w:rPr>
           <w:rFonts w:ascii="Times New Roman" w:hAnsi="Times New Roman" w:cs="Times New Roman"/>
@@ -3978,6 +5957,7 @@
         </w:rPr>
         <w:t xml:space="preserve"> </w:t>
       </w:r>
+      <w:proofErr w:type="spellStart"/>
       <w:r>
         <w:rPr>
           <w:rFonts w:ascii="Times New Roman" w:hAnsi="Times New Roman" w:cs="Times New Roman"/>
@@ -3988,6 +5968,7 @@
         </w:rPr>
         <w:t>LabView</w:t>
       </w:r>
+      <w:proofErr w:type="spellEnd"/>
       <w:r>
         <w:rPr>
           <w:rFonts w:ascii="Times New Roman" w:hAnsi="Times New Roman" w:cs="Times New Roman"/>
@@ -4008,24 +5989,26 @@
     </w:p>
     <w:p>
       <w:pPr>
-        <w:ind w:left="-1418"/>
-        <w:jc w:val="center"/>
-        <w:rPr>
-          <w:rFonts w:ascii="Times New Roman" w:hAnsi="Times New Roman" w:cs="Times New Roman"/>
-          <w:sz w:val="28"/>
-          <w:szCs w:val="28"/>
-        </w:rPr>
-      </w:pPr>
-      <w:r>
-        <w:rPr>
-          <w:rFonts w:ascii="Times New Roman" w:hAnsi="Times New Roman" w:cs="Times New Roman"/>
-          <w:sz w:val="28"/>
-          <w:szCs w:val="28"/>
+        <w:spacing w:after="0" w:line="360" w:lineRule="auto"/>
+        <w:jc w:val="center"/>
+        <w:rPr>
+          <w:rFonts w:ascii="Times New Roman" w:hAnsi="Times New Roman" w:cs="Times New Roman"/>
+          <w:sz w:val="28"/>
+          <w:szCs w:val="28"/>
+        </w:rPr>
+      </w:pPr>
+      <w:r>
+        <w:rPr>
+          <w:rFonts w:ascii="Times New Roman" w:hAnsi="Times New Roman" w:cs="Times New Roman"/>
+          <w:noProof/>
+          <w:sz w:val="28"/>
+          <w:szCs w:val="28"/>
+          <w:lang w:eastAsia="ru-RU"/>
         </w:rPr>
         <w:drawing>
-          <wp:inline distT="0" distB="0" distL="0" distR="0" wp14:anchorId="7EAEBB12" wp14:editId="05F980BD">
-            <wp:extent cx="7162800" cy="4011320"/>
-            <wp:effectExtent l="0" t="0" r="0" b="8255"/>
+          <wp:inline distT="0" distB="0" distL="0" distR="0" wp14:anchorId="7EAEBB12" wp14:editId="5749A188">
+            <wp:extent cx="6222265" cy="3484600"/>
+            <wp:effectExtent l="0" t="0" r="7620" b="1905"/>
             <wp:docPr id="918990177" name="Рисунок 1"/>
             <wp:cNvGraphicFramePr>
               <a:graphicFrameLocks xmlns:a="http://schemas.openxmlformats.org/drawingml/2006/main" noChangeAspect="1"/>
@@ -4046,7 +6029,7 @@
                   <pic:spPr>
                     <a:xfrm>
                       <a:off x="0" y="0"/>
-                      <a:ext cx="7178157" cy="4019920"/>
+                      <a:ext cx="6243452" cy="3496465"/>
                     </a:xfrm>
                     <a:prstGeom prst="rect">
                       <a:avLst/>
@@ -4061,43 +6044,101 @@
     </w:p>
     <w:p>
       <w:pPr>
-        <w:jc w:val="center"/>
-        <w:rPr>
-          <w:rFonts w:ascii="Times New Roman" w:hAnsi="Times New Roman" w:cs="Times New Roman"/>
-          <w:sz w:val="28"/>
-          <w:szCs w:val="28"/>
-        </w:rPr>
-      </w:pPr>
-      <w:r>
-        <w:rPr>
-          <w:rFonts w:ascii="Times New Roman" w:hAnsi="Times New Roman" w:cs="Times New Roman"/>
-          <w:sz w:val="28"/>
-          <w:szCs w:val="28"/>
-        </w:rPr>
-        <w:t xml:space="preserve">Рис. </w:t>
-      </w:r>
-      <w:r>
-        <w:rPr>
-          <w:rFonts w:ascii="Times New Roman" w:hAnsi="Times New Roman" w:cs="Times New Roman"/>
-          <w:sz w:val="28"/>
-          <w:szCs w:val="28"/>
-        </w:rPr>
-        <w:t>20</w:t>
-      </w:r>
-      <w:r>
-        <w:rPr>
-          <w:rFonts w:ascii="Times New Roman" w:hAnsi="Times New Roman" w:cs="Times New Roman"/>
-          <w:sz w:val="28"/>
-          <w:szCs w:val="28"/>
-        </w:rPr>
-        <w:t xml:space="preserve"> – Программа 4.vi</w:t>
-      </w:r>
-    </w:p>
-    <w:p>
-      <w:pPr>
-        <w:jc w:val="center"/>
-        <w:rPr>
-          <w:rFonts w:ascii="Times New Roman" w:hAnsi="Times New Roman" w:cs="Times New Roman"/>
+        <w:spacing w:after="0" w:line="360" w:lineRule="auto"/>
+        <w:jc w:val="center"/>
+        <w:rPr>
+          <w:rFonts w:ascii="Times New Roman" w:hAnsi="Times New Roman" w:cs="Times New Roman"/>
+          <w:color w:val="FF0000"/>
+          <w:sz w:val="28"/>
+          <w:szCs w:val="28"/>
+        </w:rPr>
+      </w:pPr>
+      <w:r>
+        <w:rPr>
+          <w:rFonts w:ascii="Times New Roman" w:hAnsi="Times New Roman" w:cs="Times New Roman"/>
+          <w:color w:val="FF0000"/>
+          <w:sz w:val="28"/>
+          <w:szCs w:val="28"/>
+        </w:rPr>
+        <w:t>На схеме жуткий беспорядок. И нужно показать</w:t>
+      </w:r>
+      <w:r>
+        <w:rPr>
+          <w:rFonts w:ascii="Times New Roman" w:hAnsi="Times New Roman" w:cs="Times New Roman"/>
+          <w:color w:val="FF0000"/>
+          <w:sz w:val="28"/>
+          <w:szCs w:val="28"/>
+        </w:rPr>
+        <w:t xml:space="preserve"> различные состояния</w:t>
+      </w:r>
+    </w:p>
+    <w:p>
+      <w:pPr>
+        <w:spacing w:after="0" w:line="360" w:lineRule="auto"/>
+        <w:jc w:val="center"/>
+        <w:rPr>
+          <w:rFonts w:ascii="Times New Roman" w:hAnsi="Times New Roman" w:cs="Times New Roman"/>
+          <w:sz w:val="28"/>
+          <w:szCs w:val="28"/>
+        </w:rPr>
+      </w:pPr>
+      <w:r>
+        <w:rPr>
+          <w:rFonts w:ascii="Times New Roman" w:hAnsi="Times New Roman" w:cs="Times New Roman"/>
+          <w:sz w:val="28"/>
+          <w:szCs w:val="28"/>
+        </w:rPr>
+        <w:t>Рис</w:t>
+      </w:r>
+      <w:r>
+        <w:rPr>
+          <w:rFonts w:ascii="Times New Roman" w:hAnsi="Times New Roman" w:cs="Times New Roman"/>
+          <w:sz w:val="28"/>
+          <w:szCs w:val="28"/>
+        </w:rPr>
+        <w:t>унок</w:t>
+      </w:r>
+      <w:r>
+        <w:rPr>
+          <w:rFonts w:ascii="Times New Roman" w:hAnsi="Times New Roman" w:cs="Times New Roman"/>
+          <w:sz w:val="28"/>
+          <w:szCs w:val="28"/>
+        </w:rPr>
+        <w:t xml:space="preserve"> </w:t>
+      </w:r>
+      <w:r>
+        <w:rPr>
+          <w:rFonts w:ascii="Times New Roman" w:hAnsi="Times New Roman" w:cs="Times New Roman"/>
+          <w:sz w:val="28"/>
+          <w:szCs w:val="28"/>
+        </w:rPr>
+        <w:t>4.1</w:t>
+      </w:r>
+      <w:r>
+        <w:rPr>
+          <w:rFonts w:ascii="Times New Roman" w:hAnsi="Times New Roman" w:cs="Times New Roman"/>
+          <w:sz w:val="28"/>
+          <w:szCs w:val="28"/>
+        </w:rPr>
+        <w:t xml:space="preserve"> – </w:t>
+      </w:r>
+      <w:r>
+        <w:rPr>
+          <w:rFonts w:ascii="Times New Roman" w:hAnsi="Times New Roman" w:cs="Times New Roman"/>
+          <w:i/>
+          <w:sz w:val="28"/>
+          <w:szCs w:val="28"/>
+        </w:rPr>
+        <w:t>Программа 4.vi</w:t>
+      </w:r>
+    </w:p>
+    <w:p>
+      <w:pPr>
+        <w:spacing w:after="0" w:line="360" w:lineRule="auto"/>
+        <w:jc w:val="center"/>
+        <w:rPr>
+          <w:rFonts w:ascii="Times New Roman" w:hAnsi="Times New Roman" w:cs="Times New Roman"/>
+          <w:color w:val="FF0000"/>
           <w:sz w:val="28"/>
           <w:szCs w:val="28"/>
         </w:rPr>
@@ -4107,61 +6148,29 @@
           <w:rPr>
             <w:rStyle w:val="aa"/>
             <w:rFonts w:ascii="Times New Roman" w:hAnsi="Times New Roman" w:cs="Times New Roman"/>
+            <w:color w:val="FF0000"/>
             <w:sz w:val="28"/>
             <w:szCs w:val="28"/>
           </w:rPr>
-          <w:t>https://drive.google.co</w:t>
-        </w:r>
-        <w:r>
-          <w:rPr>
-            <w:rStyle w:val="aa"/>
-            <w:rFonts w:ascii="Times New Roman" w:hAnsi="Times New Roman" w:cs="Times New Roman"/>
-            <w:sz w:val="28"/>
-            <w:szCs w:val="28"/>
-          </w:rPr>
-          <w:t>m</w:t>
-        </w:r>
-        <w:r>
-          <w:rPr>
-            <w:rStyle w:val="aa"/>
-            <w:rFonts w:ascii="Times New Roman" w:hAnsi="Times New Roman" w:cs="Times New Roman"/>
-            <w:sz w:val="28"/>
-            <w:szCs w:val="28"/>
-          </w:rPr>
-          <w:t>/file/d/1FE-UuehgudY59cZMrqNQxykXy</w:t>
-        </w:r>
-        <w:r>
-          <w:rPr>
-            <w:rStyle w:val="aa"/>
-            <w:rFonts w:ascii="Times New Roman" w:hAnsi="Times New Roman" w:cs="Times New Roman"/>
-            <w:sz w:val="28"/>
-            <w:szCs w:val="28"/>
-          </w:rPr>
-          <w:t>Z</w:t>
-        </w:r>
-        <w:r>
-          <w:rPr>
-            <w:rStyle w:val="aa"/>
-            <w:rFonts w:ascii="Times New Roman" w:hAnsi="Times New Roman" w:cs="Times New Roman"/>
-            <w:sz w:val="28"/>
-            <w:szCs w:val="28"/>
-          </w:rPr>
-          <w:t>o8lg4h/view?usp=drive_link</w:t>
+          <w:t>https://drive.google.com/file/d/1FE-UuehgudY59cZMrqNQxykXyZo8lg4h/view?usp=drive_link</w:t>
         </w:r>
       </w:hyperlink>
     </w:p>
     <w:p>
       <w:pPr>
-        <w:jc w:val="center"/>
-        <w:rPr>
-          <w:rFonts w:ascii="Times New Roman" w:hAnsi="Times New Roman" w:cs="Times New Roman"/>
-          <w:sz w:val="28"/>
-          <w:szCs w:val="28"/>
-        </w:rPr>
-      </w:pPr>
-      <w:r>
-        <w:rPr>
-          <w:rFonts w:ascii="Times New Roman" w:hAnsi="Times New Roman" w:cs="Times New Roman"/>
+        <w:spacing w:after="0" w:line="360" w:lineRule="auto"/>
+        <w:jc w:val="center"/>
+        <w:rPr>
+          <w:rFonts w:ascii="Times New Roman" w:hAnsi="Times New Roman" w:cs="Times New Roman"/>
+          <w:color w:val="FF0000"/>
+          <w:sz w:val="28"/>
+          <w:szCs w:val="28"/>
+        </w:rPr>
+      </w:pPr>
+      <w:r>
+        <w:rPr>
+          <w:rFonts w:ascii="Times New Roman" w:hAnsi="Times New Roman" w:cs="Times New Roman"/>
+          <w:color w:val="FF0000"/>
           <w:sz w:val="28"/>
           <w:szCs w:val="28"/>
         </w:rPr>
@@ -4170,6 +6179,41 @@
     </w:p>
     <w:p>
       <w:pPr>
+        <w:spacing w:after="0" w:line="360" w:lineRule="auto"/>
+        <w:jc w:val="center"/>
+        <w:rPr>
+          <w:rFonts w:ascii="Times New Roman" w:hAnsi="Times New Roman" w:cs="Times New Roman"/>
+          <w:color w:val="FF0000"/>
+          <w:sz w:val="28"/>
+          <w:szCs w:val="28"/>
+        </w:rPr>
+      </w:pPr>
+      <w:r>
+        <w:rPr>
+          <w:rFonts w:ascii="Times New Roman" w:hAnsi="Times New Roman" w:cs="Times New Roman"/>
+          <w:color w:val="FF0000"/>
+          <w:sz w:val="28"/>
+          <w:szCs w:val="28"/>
+          <w:highlight w:val="yellow"/>
+        </w:rPr>
+        <w:t xml:space="preserve">Видео не тяжёлое, его можно разместить в </w:t>
+      </w:r>
+      <w:proofErr w:type="spellStart"/>
+      <w:r>
+        <w:rPr>
+          <w:rFonts w:ascii="Times New Roman" w:hAnsi="Times New Roman" w:cs="Times New Roman"/>
+          <w:color w:val="FF0000"/>
+          <w:sz w:val="28"/>
+          <w:szCs w:val="28"/>
+          <w:highlight w:val="yellow"/>
+        </w:rPr>
+        <w:t>репозитории</w:t>
+      </w:r>
+      <w:proofErr w:type="spellEnd"/>
+    </w:p>
+    <w:p>
+      <w:pPr>
+        <w:spacing w:after="0" w:line="360" w:lineRule="auto"/>
         <w:jc w:val="center"/>
         <w:rPr>
           <w:rFonts w:ascii="Times New Roman" w:hAnsi="Times New Roman" w:cs="Times New Roman"/>
@@ -4188,7 +6232,510 @@
         <mc:AlternateContent>
           <mc:Choice Requires="wps">
             <w:drawing>
-              <wp:anchor distT="0" distB="0" distL="114300" distR="114300" simplePos="0" relativeHeight="251660288" behindDoc="0" locked="0" layoutInCell="1" allowOverlap="1" wp14:anchorId="12074848" wp14:editId="398C6397">
+              <wp:anchor distT="0" distB="0" distL="114300" distR="114300" simplePos="0" relativeHeight="251668480" behindDoc="0" locked="0" layoutInCell="1" allowOverlap="1" wp14:anchorId="252D8AC1" wp14:editId="71B7EBB0">
+                <wp:simplePos x="0" y="0"/>
+                <wp:positionH relativeFrom="column">
+                  <wp:posOffset>4368215</wp:posOffset>
+                </wp:positionH>
+                <wp:positionV relativeFrom="paragraph">
+                  <wp:posOffset>4918125</wp:posOffset>
+                </wp:positionV>
+                <wp:extent cx="394564" cy="394564"/>
+                <wp:effectExtent l="0" t="0" r="0" b="0"/>
+                <wp:wrapNone/>
+                <wp:docPr id="8" name="Умножение 8"/>
+                <wp:cNvGraphicFramePr/>
+                <a:graphic xmlns:a="http://schemas.openxmlformats.org/drawingml/2006/main">
+                  <a:graphicData uri="http://schemas.microsoft.com/office/word/2010/wordprocessingShape">
+                    <wps:wsp>
+                      <wps:cNvSpPr/>
+                      <wps:spPr>
+                        <a:xfrm>
+                          <a:off x="0" y="0"/>
+                          <a:ext cx="394564" cy="394564"/>
+                        </a:xfrm>
+                        <a:prstGeom prst="mathMultiply">
+                          <a:avLst/>
+                        </a:prstGeom>
+                        <a:solidFill>
+                          <a:srgbClr val="FF0000"/>
+                        </a:solidFill>
+                      </wps:spPr>
+                      <wps:style>
+                        <a:lnRef idx="2">
+                          <a:schemeClr val="accent1">
+                            <a:shade val="50000"/>
+                          </a:schemeClr>
+                        </a:lnRef>
+                        <a:fillRef idx="1">
+                          <a:schemeClr val="accent1"/>
+                        </a:fillRef>
+                        <a:effectRef idx="0">
+                          <a:schemeClr val="accent1"/>
+                        </a:effectRef>
+                        <a:fontRef idx="minor">
+                          <a:schemeClr val="lt1"/>
+                        </a:fontRef>
+                      </wps:style>
+                      <wps:bodyPr rot="0" spcFirstLastPara="0" vertOverflow="overflow" horzOverflow="overflow" vert="horz" wrap="square" lIns="91440" tIns="45720" rIns="91440" bIns="45720" numCol="1" spcCol="0" rtlCol="0" fromWordArt="0" anchor="ctr" anchorCtr="0" forceAA="0" compatLnSpc="1">
+                        <a:prstTxWarp prst="textNoShape">
+                          <a:avLst/>
+                        </a:prstTxWarp>
+                        <a:noAutofit/>
+                      </wps:bodyPr>
+                    </wps:wsp>
+                  </a:graphicData>
+                </a:graphic>
+                <wp14:sizeRelH relativeFrom="margin">
+                  <wp14:pctWidth>0</wp14:pctWidth>
+                </wp14:sizeRelH>
+                <wp14:sizeRelV relativeFrom="margin">
+                  <wp14:pctHeight>0</wp14:pctHeight>
+                </wp14:sizeRelV>
+              </wp:anchor>
+            </w:drawing>
+          </mc:Choice>
+          <mc:Fallback>
+            <w:pict>
+              <v:shape w14:anchorId="5061EB1B" id="Умножение 8" o:spid="_x0000_s1026" style="position:absolute;margin-left:343.95pt;margin-top:387.25pt;width:31.05pt;height:31.05pt;z-index:251668480;visibility:visible;mso-wrap-style:square;mso-width-percent:0;mso-height-percent:0;mso-wrap-distance-left:9pt;mso-wrap-distance-top:0;mso-wrap-distance-right:9pt;mso-wrap-distance-bottom:0;mso-position-horizontal:absolute;mso-position-horizontal-relative:text;mso-position-vertical:absolute;mso-position-vertical-relative:text;mso-width-percent:0;mso-height-percent:0;mso-width-relative:margin;mso-height-relative:margin;v-text-anchor:middle" coordsize="394564,394564" o:gfxdata="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" path="m61954,127575l127575,61954r69707,69707l266989,61954r65621,65621l262903,197282r69707,69707l266989,332610,197282,262903r-69707,69707l61954,266989r69707,-69707l61954,127575xe" fillcolor="red" strokecolor="#1f3763 [1604]" strokeweight="1pt">
+                <v:stroke joinstyle="miter"/>
+                <v:path arrowok="t" o:connecttype="custom" o:connectlocs="61954,127575;127575,61954;197282,131661;266989,61954;332610,127575;262903,197282;332610,266989;266989,332610;197282,262903;127575,332610;61954,266989;131661,197282;61954,127575" o:connectangles="0,0,0,0,0,0,0,0,0,0,0,0,0"/>
+              </v:shape>
+            </w:pict>
+          </mc:Fallback>
+        </mc:AlternateContent>
+      </w:r>
+      <w:r>
+        <w:rPr>
+          <w:rFonts w:eastAsia="Times New Roman" w:cs="Times New Roman"/>
+          <w:noProof/>
+          <w:szCs w:val="24"/>
+          <w:lang w:eastAsia="ru-RU"/>
+        </w:rPr>
+        <mc:AlternateContent>
+          <mc:Choice Requires="wps">
+            <w:drawing>
+              <wp:anchor distT="0" distB="0" distL="114300" distR="114300" simplePos="0" relativeHeight="251666432" behindDoc="0" locked="0" layoutInCell="1" allowOverlap="1" wp14:anchorId="54D5C207" wp14:editId="4D7D640E">
+                <wp:simplePos x="0" y="0"/>
+                <wp:positionH relativeFrom="column">
+                  <wp:posOffset>1077265</wp:posOffset>
+                </wp:positionH>
+                <wp:positionV relativeFrom="paragraph">
+                  <wp:posOffset>4188815</wp:posOffset>
+                </wp:positionV>
+                <wp:extent cx="394564" cy="394564"/>
+                <wp:effectExtent l="0" t="0" r="0" b="0"/>
+                <wp:wrapNone/>
+                <wp:docPr id="7" name="Умножение 7"/>
+                <wp:cNvGraphicFramePr/>
+                <a:graphic xmlns:a="http://schemas.openxmlformats.org/drawingml/2006/main">
+                  <a:graphicData uri="http://schemas.microsoft.com/office/word/2010/wordprocessingShape">
+                    <wps:wsp>
+                      <wps:cNvSpPr/>
+                      <wps:spPr>
+                        <a:xfrm>
+                          <a:off x="0" y="0"/>
+                          <a:ext cx="394564" cy="394564"/>
+                        </a:xfrm>
+                        <a:prstGeom prst="mathMultiply">
+                          <a:avLst/>
+                        </a:prstGeom>
+                        <a:solidFill>
+                          <a:srgbClr val="FF0000"/>
+                        </a:solidFill>
+                      </wps:spPr>
+                      <wps:style>
+                        <a:lnRef idx="2">
+                          <a:schemeClr val="accent1">
+                            <a:shade val="50000"/>
+                          </a:schemeClr>
+                        </a:lnRef>
+                        <a:fillRef idx="1">
+                          <a:schemeClr val="accent1"/>
+                        </a:fillRef>
+                        <a:effectRef idx="0">
+                          <a:schemeClr val="accent1"/>
+                        </a:effectRef>
+                        <a:fontRef idx="minor">
+                          <a:schemeClr val="lt1"/>
+                        </a:fontRef>
+                      </wps:style>
+                      <wps:bodyPr rot="0" spcFirstLastPara="0" vertOverflow="overflow" horzOverflow="overflow" vert="horz" wrap="square" lIns="91440" tIns="45720" rIns="91440" bIns="45720" numCol="1" spcCol="0" rtlCol="0" fromWordArt="0" anchor="ctr" anchorCtr="0" forceAA="0" compatLnSpc="1">
+                        <a:prstTxWarp prst="textNoShape">
+                          <a:avLst/>
+                        </a:prstTxWarp>
+                        <a:noAutofit/>
+                      </wps:bodyPr>
+                    </wps:wsp>
+                  </a:graphicData>
+                </a:graphic>
+                <wp14:sizeRelH relativeFrom="margin">
+                  <wp14:pctWidth>0</wp14:pctWidth>
+                </wp14:sizeRelH>
+                <wp14:sizeRelV relativeFrom="margin">
+                  <wp14:pctHeight>0</wp14:pctHeight>
+                </wp14:sizeRelV>
+              </wp:anchor>
+            </w:drawing>
+          </mc:Choice>
+          <mc:Fallback>
+            <w:pict>
+              <v:shape w14:anchorId="2F215CCB" id="Умножение 7" o:spid="_x0000_s1026" style="position:absolute;margin-left:84.8pt;margin-top:329.85pt;width:31.05pt;height:31.05pt;z-index:251666432;visibility:visible;mso-wrap-style:square;mso-width-percent:0;mso-height-percent:0;mso-wrap-distance-left:9pt;mso-wrap-distance-top:0;mso-wrap-distance-right:9pt;mso-wrap-distance-bottom:0;mso-position-horizontal:absolute;mso-position-horizontal-relative:text;mso-position-vertical:absolute;mso-position-vertical-relative:text;mso-width-percent:0;mso-height-percent:0;mso-width-relative:margin;mso-height-relative:margin;v-text-anchor:middle" coordsize="394564,394564" o:gfxdata="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" path="m61954,127575l127575,61954r69707,69707l266989,61954r65621,65621l262903,197282r69707,69707l266989,332610,197282,262903r-69707,69707l61954,266989r69707,-69707l61954,127575xe" fillcolor="red" strokecolor="#1f3763 [1604]" strokeweight="1pt">
+                <v:stroke joinstyle="miter"/>
+                <v:path arrowok="t" o:connecttype="custom" o:connectlocs="61954,127575;127575,61954;197282,131661;266989,61954;332610,127575;262903,197282;332610,266989;266989,332610;197282,262903;127575,332610;61954,266989;131661,197282;61954,127575" o:connectangles="0,0,0,0,0,0,0,0,0,0,0,0,0"/>
+              </v:shape>
+            </w:pict>
+          </mc:Fallback>
+        </mc:AlternateContent>
+      </w:r>
+      <w:r>
+        <w:rPr>
+          <w:rFonts w:eastAsia="Times New Roman" w:cs="Times New Roman"/>
+          <w:noProof/>
+          <w:szCs w:val="24"/>
+          <w:lang w:eastAsia="ru-RU"/>
+        </w:rPr>
+        <mc:AlternateContent>
+          <mc:Choice Requires="wps">
+            <w:drawing>
+              <wp:anchor distT="0" distB="0" distL="114300" distR="114300" simplePos="0" relativeHeight="251665408" behindDoc="0" locked="0" layoutInCell="1" allowOverlap="1" wp14:anchorId="1D52354A" wp14:editId="3E9F0609">
+                <wp:simplePos x="0" y="0"/>
+                <wp:positionH relativeFrom="column">
+                  <wp:posOffset>2921279</wp:posOffset>
+                </wp:positionH>
+                <wp:positionV relativeFrom="paragraph">
+                  <wp:posOffset>4854092</wp:posOffset>
+                </wp:positionV>
+                <wp:extent cx="0" cy="131674"/>
+                <wp:effectExtent l="76200" t="0" r="57150" b="59055"/>
+                <wp:wrapNone/>
+                <wp:docPr id="6" name="Прямая со стрелкой 6"/>
+                <wp:cNvGraphicFramePr/>
+                <a:graphic xmlns:a="http://schemas.openxmlformats.org/drawingml/2006/main">
+                  <a:graphicData uri="http://schemas.microsoft.com/office/word/2010/wordprocessingShape">
+                    <wps:wsp>
+                      <wps:cNvCnPr/>
+                      <wps:spPr>
+                        <a:xfrm>
+                          <a:off x="0" y="0"/>
+                          <a:ext cx="0" cy="131674"/>
+                        </a:xfrm>
+                        <a:prstGeom prst="straightConnector1">
+                          <a:avLst/>
+                        </a:prstGeom>
+                        <a:ln>
+                          <a:tailEnd type="triangle"/>
+                        </a:ln>
+                      </wps:spPr>
+                      <wps:style>
+                        <a:lnRef idx="1">
+                          <a:schemeClr val="accent1"/>
+                        </a:lnRef>
+                        <a:fillRef idx="0">
+                          <a:schemeClr val="accent1"/>
+                        </a:fillRef>
+                        <a:effectRef idx="0">
+                          <a:schemeClr val="accent1"/>
+                        </a:effectRef>
+                        <a:fontRef idx="minor">
+                          <a:schemeClr val="tx1"/>
+                        </a:fontRef>
+                      </wps:style>
+                      <wps:bodyPr/>
+                    </wps:wsp>
+                  </a:graphicData>
+                </a:graphic>
+              </wp:anchor>
+            </w:drawing>
+          </mc:Choice>
+          <mc:Fallback>
+            <w:pict>
+              <v:shapetype w14:anchorId="000E709B" id="_x0000_t32" coordsize="21600,21600" o:spt="32" o:oned="t" path="m,l21600,21600e" filled="f">
+                <v:path arrowok="t" fillok="f" o:connecttype="none"/>
+                <o:lock v:ext="edit" shapetype="t"/>
+              </v:shapetype>
+              <v:shape id="Прямая со стрелкой 6" o:spid="_x0000_s1026" type="#_x0000_t32" style="position:absolute;margin-left:230pt;margin-top:382.2pt;width:0;height:10.35pt;z-index:251665408;visibility:visible;mso-wrap-style:square;mso-wrap-distance-left:9pt;mso-wrap-distance-top:0;mso-wrap-distance-right:9pt;mso-wrap-distance-bottom:0;mso-position-horizontal:absolute;mso-position-horizontal-relative:text;mso-position-vertical:absolute;mso-position-vertical-relative:text" o:gfxdata="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" strokecolor="#4472c4 [3204]" strokeweight=".5pt">
+                <v:stroke endarrow="block" joinstyle="miter"/>
+              </v:shape>
+            </w:pict>
+          </mc:Fallback>
+        </mc:AlternateContent>
+      </w:r>
+      <w:r>
+        <w:rPr>
+          <w:rFonts w:eastAsia="Times New Roman" w:cs="Times New Roman"/>
+          <w:noProof/>
+          <w:szCs w:val="24"/>
+          <w:lang w:eastAsia="ru-RU"/>
+        </w:rPr>
+        <mc:AlternateContent>
+          <mc:Choice Requires="wps">
+            <w:drawing>
+              <wp:anchor distT="0" distB="0" distL="114300" distR="114300" simplePos="0" relativeHeight="251664384" behindDoc="0" locked="0" layoutInCell="1" allowOverlap="1" wp14:anchorId="2FA6DA50" wp14:editId="326AD649">
+                <wp:simplePos x="0" y="0"/>
+                <wp:positionH relativeFrom="column">
+                  <wp:posOffset>2921254</wp:posOffset>
+                </wp:positionH>
+                <wp:positionV relativeFrom="paragraph">
+                  <wp:posOffset>4854092</wp:posOffset>
+                </wp:positionV>
+                <wp:extent cx="1792249" cy="0"/>
+                <wp:effectExtent l="0" t="0" r="17780" b="19050"/>
+                <wp:wrapNone/>
+                <wp:docPr id="5" name="Прямая соединительная линия 5"/>
+                <wp:cNvGraphicFramePr/>
+                <a:graphic xmlns:a="http://schemas.openxmlformats.org/drawingml/2006/main">
+                  <a:graphicData uri="http://schemas.microsoft.com/office/word/2010/wordprocessingShape">
+                    <wps:wsp>
+                      <wps:cNvCnPr/>
+                      <wps:spPr>
+                        <a:xfrm flipH="1">
+                          <a:off x="0" y="0"/>
+                          <a:ext cx="1792249" cy="0"/>
+                        </a:xfrm>
+                        <a:prstGeom prst="line">
+                          <a:avLst/>
+                        </a:prstGeom>
+                      </wps:spPr>
+                      <wps:style>
+                        <a:lnRef idx="1">
+                          <a:schemeClr val="accent1"/>
+                        </a:lnRef>
+                        <a:fillRef idx="0">
+                          <a:schemeClr val="accent1"/>
+                        </a:fillRef>
+                        <a:effectRef idx="0">
+                          <a:schemeClr val="accent1"/>
+                        </a:effectRef>
+                        <a:fontRef idx="minor">
+                          <a:schemeClr val="tx1"/>
+                        </a:fontRef>
+                      </wps:style>
+                      <wps:bodyPr/>
+                    </wps:wsp>
+                  </a:graphicData>
+                </a:graphic>
+              </wp:anchor>
+            </w:drawing>
+          </mc:Choice>
+          <mc:Fallback>
+            <w:pict>
+              <v:line w14:anchorId="7C8469BA" id="Прямая соединительная линия 5" o:spid="_x0000_s1026" style="position:absolute;flip:x;z-index:251664384;visibility:visible;mso-wrap-style:square;mso-wrap-distance-left:9pt;mso-wrap-distance-top:0;mso-wrap-distance-right:9pt;mso-wrap-distance-bottom:0;mso-position-horizontal:absolute;mso-position-horizontal-relative:text;mso-position-vertical:absolute;mso-position-vertical-relative:text" from="230pt,382.2pt" to="371.1pt,382.2pt" o:gfxdata="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" strokecolor="#4472c4 [3204]" strokeweight=".5pt">
+                <v:stroke joinstyle="miter"/>
+              </v:line>
+            </w:pict>
+          </mc:Fallback>
+        </mc:AlternateContent>
+      </w:r>
+      <w:r>
+        <w:rPr>
+          <w:rFonts w:eastAsia="Times New Roman" w:cs="Times New Roman"/>
+          <w:noProof/>
+          <w:szCs w:val="24"/>
+          <w:lang w:eastAsia="ru-RU"/>
+        </w:rPr>
+        <mc:AlternateContent>
+          <mc:Choice Requires="wps">
+            <w:drawing>
+              <wp:anchor distT="0" distB="0" distL="114300" distR="114300" simplePos="0" relativeHeight="251663360" behindDoc="0" locked="0" layoutInCell="1" allowOverlap="1" wp14:anchorId="486444CB" wp14:editId="7BBAFC59">
+                <wp:simplePos x="0" y="0"/>
+                <wp:positionH relativeFrom="column">
+                  <wp:posOffset>1077849</wp:posOffset>
+                </wp:positionH>
+                <wp:positionV relativeFrom="paragraph">
+                  <wp:posOffset>4144518</wp:posOffset>
+                </wp:positionV>
+                <wp:extent cx="0" cy="628802"/>
+                <wp:effectExtent l="0" t="0" r="19050" b="19050"/>
+                <wp:wrapNone/>
+                <wp:docPr id="4" name="Прямая соединительная линия 4"/>
+                <wp:cNvGraphicFramePr/>
+                <a:graphic xmlns:a="http://schemas.openxmlformats.org/drawingml/2006/main">
+                  <a:graphicData uri="http://schemas.microsoft.com/office/word/2010/wordprocessingShape">
+                    <wps:wsp>
+                      <wps:cNvCnPr/>
+                      <wps:spPr>
+                        <a:xfrm flipV="1">
+                          <a:off x="0" y="0"/>
+                          <a:ext cx="0" cy="628802"/>
+                        </a:xfrm>
+                        <a:prstGeom prst="line">
+                          <a:avLst/>
+                        </a:prstGeom>
+                      </wps:spPr>
+                      <wps:style>
+                        <a:lnRef idx="1">
+                          <a:schemeClr val="accent1"/>
+                        </a:lnRef>
+                        <a:fillRef idx="0">
+                          <a:schemeClr val="accent1"/>
+                        </a:fillRef>
+                        <a:effectRef idx="0">
+                          <a:schemeClr val="accent1"/>
+                        </a:effectRef>
+                        <a:fontRef idx="minor">
+                          <a:schemeClr val="tx1"/>
+                        </a:fontRef>
+                      </wps:style>
+                      <wps:bodyPr/>
+                    </wps:wsp>
+                  </a:graphicData>
+                </a:graphic>
+              </wp:anchor>
+            </w:drawing>
+          </mc:Choice>
+          <mc:Fallback>
+            <w:pict>
+              <v:line w14:anchorId="71B36F85" id="Прямая соединительная линия 4" o:spid="_x0000_s1026" style="position:absolute;flip:y;z-index:251663360;visibility:visible;mso-wrap-style:square;mso-wrap-distance-left:9pt;mso-wrap-distance-top:0;mso-wrap-distance-right:9pt;mso-wrap-distance-bottom:0;mso-position-horizontal:absolute;mso-position-horizontal-relative:text;mso-position-vertical:absolute;mso-position-vertical-relative:text" from="84.85pt,326.35pt" to="84.85pt,375.85pt" o:gfxdata="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" strokecolor="#4472c4 [3204]" strokeweight=".5pt">
+                <v:stroke joinstyle="miter"/>
+              </v:line>
+            </w:pict>
+          </mc:Fallback>
+        </mc:AlternateContent>
+      </w:r>
+      <w:r>
+        <w:rPr>
+          <w:rFonts w:eastAsia="Times New Roman" w:cs="Times New Roman"/>
+          <w:noProof/>
+          <w:szCs w:val="24"/>
+          <w:lang w:eastAsia="ru-RU"/>
+        </w:rPr>
+        <mc:AlternateContent>
+          <mc:Choice Requires="wps">
+            <w:drawing>
+              <wp:anchor distT="0" distB="0" distL="114300" distR="114300" simplePos="0" relativeHeight="251662336" behindDoc="0" locked="0" layoutInCell="1" allowOverlap="1" wp14:anchorId="3A35FD79" wp14:editId="5F8BF18D">
+                <wp:simplePos x="0" y="0"/>
+                <wp:positionH relativeFrom="column">
+                  <wp:posOffset>1077849</wp:posOffset>
+                </wp:positionH>
+                <wp:positionV relativeFrom="paragraph">
+                  <wp:posOffset>4773320</wp:posOffset>
+                </wp:positionV>
+                <wp:extent cx="1843430" cy="0"/>
+                <wp:effectExtent l="0" t="0" r="23495" b="19050"/>
+                <wp:wrapNone/>
+                <wp:docPr id="3" name="Прямая соединительная линия 3"/>
+                <wp:cNvGraphicFramePr/>
+                <a:graphic xmlns:a="http://schemas.openxmlformats.org/drawingml/2006/main">
+                  <a:graphicData uri="http://schemas.microsoft.com/office/word/2010/wordprocessingShape">
+                    <wps:wsp>
+                      <wps:cNvCnPr/>
+                      <wps:spPr>
+                        <a:xfrm flipH="1">
+                          <a:off x="0" y="0"/>
+                          <a:ext cx="1843430" cy="0"/>
+                        </a:xfrm>
+                        <a:prstGeom prst="line">
+                          <a:avLst/>
+                        </a:prstGeom>
+                      </wps:spPr>
+                      <wps:style>
+                        <a:lnRef idx="1">
+                          <a:schemeClr val="accent1"/>
+                        </a:lnRef>
+                        <a:fillRef idx="0">
+                          <a:schemeClr val="accent1"/>
+                        </a:fillRef>
+                        <a:effectRef idx="0">
+                          <a:schemeClr val="accent1"/>
+                        </a:effectRef>
+                        <a:fontRef idx="minor">
+                          <a:schemeClr val="tx1"/>
+                        </a:fontRef>
+                      </wps:style>
+                      <wps:bodyPr/>
+                    </wps:wsp>
+                  </a:graphicData>
+                </a:graphic>
+              </wp:anchor>
+            </w:drawing>
+          </mc:Choice>
+          <mc:Fallback>
+            <w:pict>
+              <v:line w14:anchorId="6EC8D21A" id="Прямая соединительная линия 3" o:spid="_x0000_s1026" style="position:absolute;flip:x;z-index:251662336;visibility:visible;mso-wrap-style:square;mso-wrap-distance-left:9pt;mso-wrap-distance-top:0;mso-wrap-distance-right:9pt;mso-wrap-distance-bottom:0;mso-position-horizontal:absolute;mso-position-horizontal-relative:text;mso-position-vertical:absolute;mso-position-vertical-relative:text" from="84.85pt,375.85pt" to="230pt,375.85pt" o:gfxdata="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" strokecolor="#4472c4 [3204]" strokeweight=".5pt">
+                <v:stroke joinstyle="miter"/>
+              </v:line>
+            </w:pict>
+          </mc:Fallback>
+        </mc:AlternateContent>
+      </w:r>
+      <w:r>
+        <w:rPr>
+          <w:rFonts w:eastAsia="Times New Roman" w:cs="Times New Roman"/>
+          <w:noProof/>
+          <w:szCs w:val="24"/>
+          <w:lang w:eastAsia="ru-RU"/>
+        </w:rPr>
+        <mc:AlternateContent>
+          <mc:Choice Requires="wps">
+            <w:drawing>
+              <wp:anchor distT="0" distB="0" distL="114300" distR="114300" simplePos="0" relativeHeight="251661312" behindDoc="0" locked="0" layoutInCell="1" allowOverlap="1" wp14:anchorId="3CCABFBB" wp14:editId="1ABF11E4">
+                <wp:simplePos x="0" y="0"/>
+                <wp:positionH relativeFrom="column">
+                  <wp:posOffset>2921279</wp:posOffset>
+                </wp:positionH>
+                <wp:positionV relativeFrom="paragraph">
+                  <wp:posOffset>4598060</wp:posOffset>
+                </wp:positionV>
+                <wp:extent cx="0" cy="175565"/>
+                <wp:effectExtent l="0" t="0" r="19050" b="34290"/>
+                <wp:wrapNone/>
+                <wp:docPr id="1" name="Прямая соединительная линия 1"/>
+                <wp:cNvGraphicFramePr/>
+                <a:graphic xmlns:a="http://schemas.openxmlformats.org/drawingml/2006/main">
+                  <a:graphicData uri="http://schemas.microsoft.com/office/word/2010/wordprocessingShape">
+                    <wps:wsp>
+                      <wps:cNvCnPr/>
+                      <wps:spPr>
+                        <a:xfrm>
+                          <a:off x="0" y="0"/>
+                          <a:ext cx="0" cy="175565"/>
+                        </a:xfrm>
+                        <a:prstGeom prst="line">
+                          <a:avLst/>
+                        </a:prstGeom>
+                      </wps:spPr>
+                      <wps:style>
+                        <a:lnRef idx="1">
+                          <a:schemeClr val="accent1"/>
+                        </a:lnRef>
+                        <a:fillRef idx="0">
+                          <a:schemeClr val="accent1"/>
+                        </a:fillRef>
+                        <a:effectRef idx="0">
+                          <a:schemeClr val="accent1"/>
+                        </a:effectRef>
+                        <a:fontRef idx="minor">
+                          <a:schemeClr val="tx1"/>
+                        </a:fontRef>
+                      </wps:style>
+                      <wps:bodyPr/>
+                    </wps:wsp>
+                  </a:graphicData>
+                </a:graphic>
+              </wp:anchor>
+            </w:drawing>
+          </mc:Choice>
+          <mc:Fallback>
+            <w:pict>
+              <v:line w14:anchorId="352C2883" id="Прямая соединительная линия 1" o:spid="_x0000_s1026" style="position:absolute;z-index:251661312;visibility:visible;mso-wrap-style:square;mso-wrap-distance-left:9pt;mso-wrap-distance-top:0;mso-wrap-distance-right:9pt;mso-wrap-distance-bottom:0;mso-position-horizontal:absolute;mso-position-horizontal-relative:text;mso-position-vertical:absolute;mso-position-vertical-relative:text" from="230pt,362.05pt" to="230pt,375.85pt" o:gfxdata="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" strokecolor="#4472c4 [3204]" strokeweight=".5pt">
+                <v:stroke joinstyle="miter"/>
+              </v:line>
+            </w:pict>
+          </mc:Fallback>
+        </mc:AlternateContent>
+      </w:r>
+      <w:r>
+        <w:rPr>
+          <w:rFonts w:eastAsia="Times New Roman" w:cs="Times New Roman"/>
+          <w:noProof/>
+          <w:szCs w:val="24"/>
+          <w:lang w:eastAsia="ru-RU"/>
+        </w:rPr>
+        <mc:AlternateContent>
+          <mc:Choice Requires="wps">
+            <w:drawing>
+              <wp:anchor distT="0" distB="0" distL="114300" distR="114300" simplePos="0" relativeHeight="251660288" behindDoc="0" locked="0" layoutInCell="1" allowOverlap="1" wp14:anchorId="12074848" wp14:editId="2F1E0CA7">
                 <wp:simplePos x="0" y="0"/>
                 <wp:positionH relativeFrom="column">
                   <wp:posOffset>2815590</wp:posOffset>
@@ -4265,7 +6812,7 @@
                 <v:stroke joinstyle="miter"/>
                 <v:path gradientshapeok="t" o:connecttype="rect"/>
               </v:shapetype>
-              <v:shape id="Надпись 2" o:spid="_x0000_s1026" type="#_x0000_t202" style="position:absolute;left:0;text-align:left;margin-left:221.7pt;margin-top:115.8pt;width:18.75pt;height:27pt;z-index:251660288;visibility:visible;mso-wrap-style:square;mso-width-percent:0;mso-height-percent:0;mso-wrap-distance-left:9pt;mso-wrap-distance-top:0;mso-wrap-distance-right:9pt;mso-wrap-distance-bottom:0;mso-position-horizontal:absolute;mso-position-horizontal-relative:text;mso-position-vertical:absolute;mso-position-vertical-relative:text;mso-width-percent:0;mso-height-percent:0;mso-width-relative:margin;mso-height-relative:margin;v-text-anchor:top" o:gfxdata="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" fillcolor="white [3212]" strokecolor="white [3212]" strokeweight=".5pt">
+              <v:shape id="Надпись 2" o:spid="_x0000_s1026" type="#_x0000_t202" style="position:absolute;left:0;text-align:left;margin-left:221.7pt;margin-top:115.8pt;width:18.75pt;height:27pt;z-index:251660288;visibility:visible;mso-wrap-style:square;mso-width-percent:0;mso-height-percent:0;mso-wrap-distance-left:9pt;mso-wrap-distance-top:0;mso-wrap-distance-right:9pt;mso-wrap-distance-bottom:0;mso-position-horizontal:absolute;mso-position-horizontal-relative:text;mso-position-vertical:absolute;mso-position-vertical-relative:text;mso-width-percent:0;mso-height-percent:0;mso-width-relative:margin;mso-height-relative:margin;v-text-anchor:top" o:gfxdata="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" fillcolor="white [3212]" strokecolor="white [3212]" strokeweight=".5pt">
                 <v:textbox>
                   <w:txbxContent>
                     <w:p>
@@ -4300,7 +6847,7 @@
         <mc:AlternateContent>
           <mc:Choice Requires="wps">
             <w:drawing>
-              <wp:anchor distT="0" distB="0" distL="114300" distR="114300" simplePos="0" relativeHeight="251659264" behindDoc="0" locked="0" layoutInCell="1" allowOverlap="1" wp14:anchorId="3DD59BA7" wp14:editId="7C50AA3B">
+              <wp:anchor distT="0" distB="0" distL="114300" distR="114300" simplePos="0" relativeHeight="251659264" behindDoc="0" locked="0" layoutInCell="1" allowOverlap="1" wp14:anchorId="3DD59BA7" wp14:editId="2ED83EAE">
                 <wp:simplePos x="0" y="0"/>
                 <wp:positionH relativeFrom="column">
                   <wp:posOffset>2863215</wp:posOffset>
@@ -4367,7 +6914,7 @@
           </mc:Choice>
           <mc:Fallback>
             <w:pict>
-              <v:rect w14:anchorId="44F52798" id="Прямоугольник 1" o:spid="_x0000_s1026" style="position:absolute;margin-left:225.45pt;margin-top:121.8pt;width:15pt;height:17.25pt;z-index:251659264;visibility:visible;mso-wrap-style:square;mso-width-percent:0;mso-wrap-distance-left:9pt;mso-wrap-distance-top:0;mso-wrap-distance-right:9pt;mso-wrap-distance-bottom:0;mso-position-horizontal:absolute;mso-position-horizontal-relative:text;mso-position-vertical:absolute;mso-position-vertical-relative:text;mso-width-percent:0;mso-width-relative:margin;v-text-anchor:middle" o:gfxdata="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" fillcolor="white [3212]" strokecolor="white [3212]" strokeweight="1pt"/>
+              <v:rect w14:anchorId="57DFBED0" id="Прямоугольник 1" o:spid="_x0000_s1026" style="position:absolute;margin-left:225.45pt;margin-top:121.8pt;width:15pt;height:17.25pt;z-index:251659264;visibility:visible;mso-wrap-style:square;mso-width-percent:0;mso-wrap-distance-left:9pt;mso-wrap-distance-top:0;mso-wrap-distance-right:9pt;mso-wrap-distance-bottom:0;mso-position-horizontal:absolute;mso-position-horizontal-relative:text;mso-position-vertical:absolute;mso-position-vertical-relative:text;mso-width-percent:0;mso-width-relative:margin;v-text-anchor:middle" o:gfxdata="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" fillcolor="white [3212]" strokecolor="white [3212]" strokeweight="1pt"/>
             </w:pict>
           </mc:Fallback>
         </mc:AlternateContent>
@@ -4380,9 +6927,9 @@
           <w:lang w:eastAsia="ru-RU"/>
         </w:rPr>
         <w:drawing>
-          <wp:inline distT="0" distB="0" distL="0" distR="0" wp14:anchorId="2C73E658" wp14:editId="5BFFEF65">
-            <wp:extent cx="5940425" cy="7807325"/>
-            <wp:effectExtent l="0" t="0" r="3175" b="3175"/>
+          <wp:inline distT="0" distB="0" distL="0" distR="0" wp14:anchorId="2C73E658" wp14:editId="38E97526">
+            <wp:extent cx="4207880" cy="5530291"/>
+            <wp:effectExtent l="0" t="0" r="2540" b="0"/>
             <wp:docPr id="29" name="Рисунок 29"/>
             <wp:cNvGraphicFramePr>
               <a:graphicFrameLocks xmlns:a="http://schemas.openxmlformats.org/drawingml/2006/main" noChangeAspect="1"/>
@@ -4403,7 +6950,7 @@
                   <pic:spPr>
                     <a:xfrm>
                       <a:off x="0" y="0"/>
-                      <a:ext cx="5940425" cy="7807325"/>
+                      <a:ext cx="4217157" cy="5542483"/>
                     </a:xfrm>
                     <a:prstGeom prst="rect">
                       <a:avLst/>
@@ -4418,41 +6965,91 @@
     </w:p>
     <w:p>
       <w:pPr>
-        <w:jc w:val="center"/>
-        <w:rPr>
-          <w:rFonts w:ascii="Times New Roman" w:hAnsi="Times New Roman" w:cs="Times New Roman"/>
-          <w:sz w:val="28"/>
-          <w:szCs w:val="28"/>
-        </w:rPr>
-      </w:pPr>
-      <w:r>
-        <w:rPr>
-          <w:rFonts w:ascii="Times New Roman" w:hAnsi="Times New Roman" w:cs="Times New Roman"/>
-          <w:sz w:val="28"/>
-          <w:szCs w:val="28"/>
-        </w:rPr>
-        <w:t xml:space="preserve">Рис. 19 – Блок-схема </w:t>
-      </w:r>
-    </w:p>
-    <w:p>
-      <w:pPr>
+        <w:spacing w:after="0" w:line="360" w:lineRule="auto"/>
+        <w:jc w:val="center"/>
+        <w:rPr>
+          <w:rFonts w:ascii="Times New Roman" w:hAnsi="Times New Roman" w:cs="Times New Roman"/>
+          <w:sz w:val="28"/>
+          <w:szCs w:val="28"/>
+        </w:rPr>
+      </w:pPr>
+      <w:r>
+        <w:rPr>
+          <w:rFonts w:ascii="Times New Roman" w:hAnsi="Times New Roman" w:cs="Times New Roman"/>
+          <w:sz w:val="28"/>
+          <w:szCs w:val="28"/>
+        </w:rPr>
+        <w:t>Рис</w:t>
+      </w:r>
+      <w:r>
+        <w:rPr>
+          <w:rFonts w:ascii="Times New Roman" w:hAnsi="Times New Roman" w:cs="Times New Roman"/>
+          <w:sz w:val="28"/>
+          <w:szCs w:val="28"/>
+        </w:rPr>
+        <w:t>унок</w:t>
+      </w:r>
+      <w:r>
+        <w:rPr>
+          <w:rFonts w:ascii="Times New Roman" w:hAnsi="Times New Roman" w:cs="Times New Roman"/>
+          <w:sz w:val="28"/>
+          <w:szCs w:val="28"/>
+        </w:rPr>
+        <w:t xml:space="preserve"> </w:t>
+      </w:r>
+      <w:r>
+        <w:rPr>
+          <w:rFonts w:ascii="Times New Roman" w:hAnsi="Times New Roman" w:cs="Times New Roman"/>
+          <w:sz w:val="28"/>
+          <w:szCs w:val="28"/>
+        </w:rPr>
+        <w:t>4.2</w:t>
+      </w:r>
+      <w:r>
+        <w:rPr>
+          <w:rFonts w:ascii="Times New Roman" w:hAnsi="Times New Roman" w:cs="Times New Roman"/>
+          <w:sz w:val="28"/>
+          <w:szCs w:val="28"/>
+        </w:rPr>
+        <w:t xml:space="preserve"> – Блок-схема </w:t>
+      </w:r>
+    </w:p>
+    <w:p>
+      <w:pPr>
+        <w:spacing w:after="0" w:line="360" w:lineRule="auto"/>
+        <w:ind w:firstLine="708"/>
         <w:jc w:val="both"/>
         <w:rPr>
           <w:rFonts w:ascii="Times New Roman" w:eastAsia="Times New Roman" w:hAnsi="Times New Roman" w:cs="Times New Roman"/>
-          <w:sz w:val="28"/>
-          <w:szCs w:val="28"/>
-          <w:lang w:eastAsia="ru-RU"/>
-        </w:rPr>
-      </w:pPr>
-      <w:r>
-        <w:rPr>
-          <w:rFonts w:ascii="Times New Roman" w:eastAsia="Times New Roman" w:hAnsi="Times New Roman" w:cs="Times New Roman"/>
           <w:b/>
           <w:bCs/>
           <w:sz w:val="28"/>
           <w:szCs w:val="28"/>
           <w:lang w:eastAsia="ru-RU"/>
         </w:rPr>
+      </w:pPr>
+    </w:p>
+    <w:p>
+      <w:pPr>
+        <w:spacing w:after="0" w:line="360" w:lineRule="auto"/>
+        <w:ind w:firstLine="708"/>
+        <w:jc w:val="both"/>
+        <w:rPr>
+          <w:rFonts w:ascii="Times New Roman" w:eastAsia="Times New Roman" w:hAnsi="Times New Roman" w:cs="Times New Roman"/>
+          <w:sz w:val="28"/>
+          <w:szCs w:val="28"/>
+          <w:lang w:eastAsia="ru-RU"/>
+        </w:rPr>
+      </w:pPr>
+      <w:r>
+        <w:rPr>
+          <w:rFonts w:ascii="Times New Roman" w:eastAsia="Times New Roman" w:hAnsi="Times New Roman" w:cs="Times New Roman"/>
+          <w:b/>
+          <w:bCs/>
+          <w:sz w:val="28"/>
+          <w:szCs w:val="28"/>
+          <w:lang w:eastAsia="ru-RU"/>
+        </w:rPr>
         <w:t xml:space="preserve">Вывод: </w:t>
       </w:r>
       <w:r>
@@ -4464,6 +7061,7 @@
         </w:rPr>
         <w:t xml:space="preserve">Функционал программы </w:t>
       </w:r>
+      <w:proofErr w:type="spellStart"/>
       <w:r>
         <w:rPr>
           <w:rFonts w:ascii="Times New Roman" w:eastAsia="Times New Roman" w:hAnsi="Times New Roman" w:cs="Times New Roman"/>
@@ -4475,18 +7073,40 @@
         </w:rPr>
         <w:t>LabView</w:t>
       </w:r>
-      <w:r>
-        <w:rPr>
-          <w:rFonts w:ascii="Times New Roman" w:eastAsia="Times New Roman" w:hAnsi="Times New Roman" w:cs="Times New Roman"/>
-          <w:sz w:val="28"/>
-          <w:szCs w:val="28"/>
-          <w:lang w:eastAsia="ru-RU"/>
-        </w:rPr>
-        <w:t xml:space="preserve"> позволяет смоделировать работу счетчиков, светофоров и других устройств.</w:t>
-      </w:r>
-    </w:p>
-    <w:p>
-      <w:pPr>
+      <w:proofErr w:type="spellEnd"/>
+      <w:r>
+        <w:rPr>
+          <w:rFonts w:ascii="Times New Roman" w:eastAsia="Times New Roman" w:hAnsi="Times New Roman" w:cs="Times New Roman"/>
+          <w:sz w:val="28"/>
+          <w:szCs w:val="28"/>
+          <w:lang w:eastAsia="ru-RU"/>
+        </w:rPr>
+        <w:t xml:space="preserve"> позволяет смоделировать работу </w:t>
+      </w:r>
+      <w:r>
+        <w:rPr>
+          <w:rFonts w:ascii="Times New Roman" w:eastAsia="Times New Roman" w:hAnsi="Times New Roman" w:cs="Times New Roman"/>
+          <w:sz w:val="28"/>
+          <w:szCs w:val="28"/>
+          <w:lang w:eastAsia="ru-RU"/>
+        </w:rPr>
+        <w:t>счётчиков</w:t>
+      </w:r>
+      <w:bookmarkStart w:id="1" w:name="_GoBack"/>
+      <w:bookmarkEnd w:id="1"/>
+      <w:r>
+        <w:rPr>
+          <w:rFonts w:ascii="Times New Roman" w:eastAsia="Times New Roman" w:hAnsi="Times New Roman" w:cs="Times New Roman"/>
+          <w:sz w:val="28"/>
+          <w:szCs w:val="28"/>
+          <w:lang w:eastAsia="ru-RU"/>
+        </w:rPr>
+        <w:t>, светофоров и других устройств.</w:t>
+      </w:r>
+    </w:p>
+    <w:p>
+      <w:pPr>
+        <w:spacing w:after="0" w:line="360" w:lineRule="auto"/>
         <w:jc w:val="center"/>
         <w:rPr>
           <w:rFonts w:ascii="Times New Roman" w:hAnsi="Times New Roman" w:cs="Times New Roman"/>
@@ -4508,7 +7128,7 @@
 </file>
 
 <file path=word/endnotes.xml><?xml version="1.0" encoding="utf-8"?>
-<w:endnotes xmlns:wpc="http://schemas.microsoft.com/office/word/2010/wordprocessingCanvas" xmlns:cx="http://schemas.microsoft.com/office/drawing/2014/chartex" xmlns:cx1="http://schemas.microsoft.com/office/drawing/2015/9/8/chartex" xmlns:cx2="http://schemas.microsoft.com/office/drawing/2015/10/21/chartex" xmlns:cx3="http://schemas.microsoft.com/office/drawing/2016/5/9/chartex" xmlns:cx4="http://schemas.microsoft.com/office/drawing/2016/5/10/chartex" xmlns:cx5="http://schemas.microsoft.com/office/drawing/2016/5/11/chartex" xmlns:cx6="http://schemas.microsoft.com/office/drawing/2016/5/12/chartex" xmlns:cx7="http://schemas.microsoft.com/office/drawing/2016/5/13/chartex" xmlns:cx8="http://schemas.microsoft.com/office/drawing/2016/5/14/chartex" xmlns:mc="http://schemas.openxmlformats.org/markup-compatibility/2006" xmlns:aink="http://schemas.microsoft.com/office/drawing/2016/ink" xmlns:am3d="http://schemas.microsoft.com/office/drawing/2017/model3d" xmlns:o="urn:schemas-microsoft-com:office:office" xmlns:oel="http://schemas.microsoft.com/office/2019/extlst" xmlns:r="http://schemas.openxmlformats.org/officeDocument/2006/relationships" xmlns:m="http://schemas.openxmlformats.org/officeDocument/2006/math" xmlns:v="urn:schemas-microsoft-com:vml" xmlns:wp14="http://schemas.microsoft.com/office/word/2010/wordprocessingDrawing" xmlns:wp="http://schemas.openxmlformats.org/drawingml/2006/wordprocessingDrawing" xmlns:w10="urn:schemas-microsoft-com:office:word" xmlns:w="http://schemas.openxmlformats.org/wordprocessingml/2006/main" xmlns:w14="http://schemas.microsoft.com/office/word/2010/wordml" xmlns:w15="http://schemas.microsoft.com/office/word/2012/wordml" xmlns:w16cex="http://schemas.microsoft.com/office/word/2018/wordml/cex" xmlns:w16cid="http://schemas.microsoft.com/office/word/2016/wordml/cid" xmlns:w16="http://schemas.microsoft.com/office/word/2018/wordml" xmlns:w16du="http://schemas.microsoft.com/office/word/2023/wordml/word16du" xmlns:w16sdtdh="http://schemas.microsoft.com/office/word/2020/wordml/sdtdatahash" xmlns:w16sdtfl="http://schemas.microsoft.com/office/word/2024/wordml/sdtformatlock" xmlns:w16se="http://schemas.microsoft.com/office/word/2015/wordml/symex" xmlns:wpg="http://schemas.microsoft.com/office/word/2010/wordprocessingGroup" xmlns:wpi="http://schemas.microsoft.com/office/word/2010/wordprocessingInk" xmlns:wne="http://schemas.microsoft.com/office/word/2006/wordml" xmlns:wps="http://schemas.microsoft.com/office/word/2010/wordprocessingShape" mc:Ignorable="w14 w15 w16se w16cid w16 w16cex w16sdtdh w16sdtfl w16du wp14">
+<w:endnotes xmlns:wpc="http://schemas.microsoft.com/office/word/2010/wordprocessingCanvas" xmlns:cx="http://schemas.microsoft.com/office/drawing/2014/chartex" xmlns:cx1="http://schemas.microsoft.com/office/drawing/2015/9/8/chartex" xmlns:mc="http://schemas.openxmlformats.org/markup-compatibility/2006" xmlns:o="urn:schemas-microsoft-com:office:office" xmlns:r="http://schemas.openxmlformats.org/officeDocument/2006/relationships" xmlns:m="http://schemas.openxmlformats.org/officeDocument/2006/math" xmlns:v="urn:schemas-microsoft-com:vml" xmlns:wp14="http://schemas.microsoft.com/office/word/2010/wordprocessingDrawing" xmlns:wp="http://schemas.openxmlformats.org/drawingml/2006/wordprocessingDrawing" xmlns:w10="urn:schemas-microsoft-com:office:word" xmlns:w="http://schemas.openxmlformats.org/wordprocessingml/2006/main" xmlns:w14="http://schemas.microsoft.com/office/word/2010/wordml" xmlns:w15="http://schemas.microsoft.com/office/word/2012/wordml" xmlns:w16se="http://schemas.microsoft.com/office/word/2015/wordml/symex" xmlns:wpg="http://schemas.microsoft.com/office/word/2010/wordprocessingGroup" xmlns:wpi="http://schemas.microsoft.com/office/word/2010/wordprocessingInk" xmlns:wne="http://schemas.microsoft.com/office/word/2006/wordml" xmlns:wps="http://schemas.microsoft.com/office/word/2010/wordprocessingShape" mc:Ignorable="w14 w15 w16se wp14">
   <w:endnote w:type="separator" w:id="-1">
     <w:p>
       <w:pPr>
@@ -4533,7 +7153,7 @@
 </file>
 
 <file path=word/footer1.xml><?xml version="1.0" encoding="utf-8"?>
-<w:ftr xmlns:wpc="http://schemas.microsoft.com/office/word/2010/wordprocessingCanvas" xmlns:cx="http://schemas.microsoft.com/office/drawing/2014/chartex" xmlns:cx1="http://schemas.microsoft.com/office/drawing/2015/9/8/chartex" xmlns:cx2="http://schemas.microsoft.com/office/drawing/2015/10/21/chartex" xmlns:cx3="http://schemas.microsoft.com/office/drawing/2016/5/9/chartex" xmlns:cx4="http://schemas.microsoft.com/office/drawing/2016/5/10/chartex" xmlns:cx5="http://schemas.microsoft.com/office/drawing/2016/5/11/chartex" xmlns:cx6="http://schemas.microsoft.com/office/drawing/2016/5/12/chartex" xmlns:cx7="http://schemas.microsoft.com/office/drawing/2016/5/13/chartex" xmlns:cx8="http://schemas.microsoft.com/office/drawing/2016/5/14/chartex" xmlns:mc="http://schemas.openxmlformats.org/markup-compatibility/2006" xmlns:aink="http://schemas.microsoft.com/office/drawing/2016/ink" xmlns:am3d="http://schemas.microsoft.com/office/drawing/2017/model3d" xmlns:o="urn:schemas-microsoft-com:office:office" xmlns:oel="http://schemas.microsoft.com/office/2019/extlst" xmlns:r="http://schemas.openxmlformats.org/officeDocument/2006/relationships" xmlns:m="http://schemas.openxmlformats.org/officeDocument/2006/math" xmlns:v="urn:schemas-microsoft-com:vml" xmlns:wp14="http://schemas.microsoft.com/office/word/2010/wordprocessingDrawing" xmlns:wp="http://schemas.openxmlformats.org/drawingml/2006/wordprocessingDrawing" xmlns:w10="urn:schemas-microsoft-com:office:word" xmlns:w="http://schemas.openxmlformats.org/wordprocessingml/2006/main" xmlns:w14="http://schemas.microsoft.com/office/word/2010/wordml" xmlns:w15="http://schemas.microsoft.com/office/word/2012/wordml" xmlns:w16cex="http://schemas.microsoft.com/office/word/2018/wordml/cex" xmlns:w16cid="http://schemas.microsoft.com/office/word/2016/wordml/cid" xmlns:w16="http://schemas.microsoft.com/office/word/2018/wordml" xmlns:w16du="http://schemas.microsoft.com/office/word/2023/wordml/word16du" xmlns:w16sdtdh="http://schemas.microsoft.com/office/word/2020/wordml/sdtdatahash" xmlns:w16sdtfl="http://schemas.microsoft.com/office/word/2024/wordml/sdtformatlock" xmlns:w16se="http://schemas.microsoft.com/office/word/2015/wordml/symex" xmlns:wpg="http://schemas.microsoft.com/office/word/2010/wordprocessingGroup" xmlns:wpi="http://schemas.microsoft.com/office/word/2010/wordprocessingInk" xmlns:wne="http://schemas.microsoft.com/office/word/2006/wordml" xmlns:wps="http://schemas.microsoft.com/office/word/2010/wordprocessingShape" mc:Ignorable="w14 w15 w16se w16cid w16 w16cex w16sdtdh w16sdtfl w16du wp14">
+<w:ftr xmlns:wpc="http://schemas.microsoft.com/office/word/2010/wordprocessingCanvas" xmlns:cx="http://schemas.microsoft.com/office/drawing/2014/chartex" xmlns:cx1="http://schemas.microsoft.com/office/drawing/2015/9/8/chartex" xmlns:mc="http://schemas.openxmlformats.org/markup-compatibility/2006" xmlns:o="urn:schemas-microsoft-com:office:office" xmlns:r="http://schemas.openxmlformats.org/officeDocument/2006/relationships" xmlns:m="http://schemas.openxmlformats.org/officeDocument/2006/math" xmlns:v="urn:schemas-microsoft-com:vml" xmlns:wp14="http://schemas.microsoft.com/office/word/2010/wordprocessingDrawing" xmlns:wp="http://schemas.openxmlformats.org/drawingml/2006/wordprocessingDrawing" xmlns:w10="urn:schemas-microsoft-com:office:word" xmlns:w="http://schemas.openxmlformats.org/wordprocessingml/2006/main" xmlns:w14="http://schemas.microsoft.com/office/word/2010/wordml" xmlns:w15="http://schemas.microsoft.com/office/word/2012/wordml" xmlns:w16se="http://schemas.microsoft.com/office/word/2015/wordml/symex" xmlns:wpg="http://schemas.microsoft.com/office/word/2010/wordprocessingGroup" xmlns:wpi="http://schemas.microsoft.com/office/word/2010/wordprocessingInk" xmlns:wne="http://schemas.microsoft.com/office/word/2006/wordml" xmlns:wps="http://schemas.microsoft.com/office/word/2010/wordprocessingShape" mc:Ignorable="w14 w15 w16se wp14">
   <w:sdt>
     <w:sdtPr>
       <w:id w:val="-630704758"/>
@@ -4542,28 +7162,63 @@
         <w:docPartUnique/>
       </w:docPartObj>
     </w:sdtPr>
+    <w:sdtEndPr>
+      <w:rPr>
+        <w:rFonts w:ascii="Times New Roman" w:hAnsi="Times New Roman" w:cs="Times New Roman"/>
+        <w:sz w:val="28"/>
+        <w:szCs w:val="28"/>
+      </w:rPr>
+    </w:sdtEndPr>
     <w:sdtContent>
       <w:p>
         <w:pPr>
           <w:pStyle w:val="a8"/>
           <w:jc w:val="center"/>
+          <w:rPr>
+            <w:rFonts w:ascii="Times New Roman" w:hAnsi="Times New Roman" w:cs="Times New Roman"/>
+            <w:sz w:val="28"/>
+            <w:szCs w:val="28"/>
+          </w:rPr>
         </w:pPr>
         <w:r>
+          <w:rPr>
+            <w:rFonts w:ascii="Times New Roman" w:hAnsi="Times New Roman" w:cs="Times New Roman"/>
+            <w:sz w:val="28"/>
+            <w:szCs w:val="28"/>
+          </w:rPr>
           <w:fldChar w:fldCharType="begin"/>
         </w:r>
         <w:r>
+          <w:rPr>
+            <w:rFonts w:ascii="Times New Roman" w:hAnsi="Times New Roman" w:cs="Times New Roman"/>
+            <w:sz w:val="28"/>
+            <w:szCs w:val="28"/>
+          </w:rPr>
           <w:instrText>PAGE   \* MERGEFORMAT</w:instrText>
         </w:r>
         <w:r>
+          <w:rPr>
+            <w:rFonts w:ascii="Times New Roman" w:hAnsi="Times New Roman" w:cs="Times New Roman"/>
+            <w:sz w:val="28"/>
+            <w:szCs w:val="28"/>
+          </w:rPr>
           <w:fldChar w:fldCharType="separate"/>
         </w:r>
         <w:r>
           <w:rPr>
+            <w:rFonts w:ascii="Times New Roman" w:hAnsi="Times New Roman" w:cs="Times New Roman"/>
             <w:noProof/>
+            <w:sz w:val="28"/>
+            <w:szCs w:val="28"/>
           </w:rPr>
-          <w:t>2</w:t>
+          <w:t>19</w:t>
         </w:r>
         <w:r>
+          <w:rPr>
+            <w:rFonts w:ascii="Times New Roman" w:hAnsi="Times New Roman" w:cs="Times New Roman"/>
+            <w:sz w:val="28"/>
+            <w:szCs w:val="28"/>
+          </w:rPr>
           <w:fldChar w:fldCharType="end"/>
         </w:r>
       </w:p>
@@ -4578,7 +7233,7 @@
 </file>
 
 <file path=word/footnotes.xml><?xml version="1.0" encoding="utf-8"?>
-<w:footnotes xmlns:wpc="http://schemas.microsoft.com/office/word/2010/wordprocessingCanvas" xmlns:cx="http://schemas.microsoft.com/office/drawing/2014/chartex" xmlns:cx1="http://schemas.microsoft.com/office/drawing/2015/9/8/chartex" xmlns:cx2="http://schemas.microsoft.com/office/drawing/2015/10/21/chartex" xmlns:cx3="http://schemas.microsoft.com/office/drawing/2016/5/9/chartex" xmlns:cx4="http://schemas.microsoft.com/office/drawing/2016/5/10/chartex" xmlns:cx5="http://schemas.microsoft.com/office/drawing/2016/5/11/chartex" xmlns:cx6="http://schemas.microsoft.com/office/drawing/2016/5/12/chartex" xmlns:cx7="http://schemas.microsoft.com/office/drawing/2016/5/13/chartex" xmlns:cx8="http://schemas.microsoft.com/office/drawing/2016/5/14/chartex" xmlns:mc="http://schemas.openxmlformats.org/markup-compatibility/2006" xmlns:aink="http://schemas.microsoft.com/office/drawing/2016/ink" xmlns:am3d="http://schemas.microsoft.com/office/drawing/2017/model3d" xmlns:o="urn:schemas-microsoft-com:office:office" xmlns:oel="http://schemas.microsoft.com/office/2019/extlst" xmlns:r="http://schemas.openxmlformats.org/officeDocument/2006/relationships" xmlns:m="http://schemas.openxmlformats.org/officeDocument/2006/math" xmlns:v="urn:schemas-microsoft-com:vml" xmlns:wp14="http://schemas.microsoft.com/office/word/2010/wordprocessingDrawing" xmlns:wp="http://schemas.openxmlformats.org/drawingml/2006/wordprocessingDrawing" xmlns:w10="urn:schemas-microsoft-com:office:word" xmlns:w="http://schemas.openxmlformats.org/wordprocessingml/2006/main" xmlns:w14="http://schemas.microsoft.com/office/word/2010/wordml" xmlns:w15="http://schemas.microsoft.com/office/word/2012/wordml" xmlns:w16cex="http://schemas.microsoft.com/office/word/2018/wordml/cex" xmlns:w16cid="http://schemas.microsoft.com/office/word/2016/wordml/cid" xmlns:w16="http://schemas.microsoft.com/office/word/2018/wordml" xmlns:w16du="http://schemas.microsoft.com/office/word/2023/wordml/word16du" xmlns:w16sdtdh="http://schemas.microsoft.com/office/word/2020/wordml/sdtdatahash" xmlns:w16sdtfl="http://schemas.microsoft.com/office/word/2024/wordml/sdtformatlock" xmlns:w16se="http://schemas.microsoft.com/office/word/2015/wordml/symex" xmlns:wpg="http://schemas.microsoft.com/office/word/2010/wordprocessingGroup" xmlns:wpi="http://schemas.microsoft.com/office/word/2010/wordprocessingInk" xmlns:wne="http://schemas.microsoft.com/office/word/2006/wordml" xmlns:wps="http://schemas.microsoft.com/office/word/2010/wordprocessingShape" mc:Ignorable="w14 w15 w16se w16cid w16 w16cex w16sdtdh w16sdtfl w16du wp14">
+<w:footnotes xmlns:wpc="http://schemas.microsoft.com/office/word/2010/wordprocessingCanvas" xmlns:cx="http://schemas.microsoft.com/office/drawing/2014/chartex" xmlns:cx1="http://schemas.microsoft.com/office/drawing/2015/9/8/chartex" xmlns:mc="http://schemas.openxmlformats.org/markup-compatibility/2006" xmlns:o="urn:schemas-microsoft-com:office:office" xmlns:r="http://schemas.openxmlformats.org/officeDocument/2006/relationships" xmlns:m="http://schemas.openxmlformats.org/officeDocument/2006/math" xmlns:v="urn:schemas-microsoft-com:vml" xmlns:wp14="http://schemas.microsoft.com/office/word/2010/wordprocessingDrawing" xmlns:wp="http://schemas.openxmlformats.org/drawingml/2006/wordprocessingDrawing" xmlns:w10="urn:schemas-microsoft-com:office:word" xmlns:w="http://schemas.openxmlformats.org/wordprocessingml/2006/main" xmlns:w14="http://schemas.microsoft.com/office/word/2010/wordml" xmlns:w15="http://schemas.microsoft.com/office/word/2012/wordml" xmlns:w16se="http://schemas.microsoft.com/office/word/2015/wordml/symex" xmlns:wpg="http://schemas.microsoft.com/office/word/2010/wordprocessingGroup" xmlns:wpi="http://schemas.microsoft.com/office/word/2010/wordprocessingInk" xmlns:wne="http://schemas.microsoft.com/office/word/2006/wordml" xmlns:wps="http://schemas.microsoft.com/office/word/2010/wordprocessingShape" mc:Ignorable="w14 w15 w16se wp14">
   <w:footnote w:type="separator" w:id="-1">
     <w:p>
       <w:pPr>
@@ -4603,7 +7258,7 @@
 </file>
 
 <file path=word/styles.xml><?xml version="1.0" encoding="utf-8"?>
-<w:styles xmlns:mc="http://schemas.openxmlformats.org/markup-compatibility/2006" xmlns:r="http://schemas.openxmlformats.org/officeDocument/2006/relationships" xmlns:w="http://schemas.openxmlformats.org/wordprocessingml/2006/main" xmlns:w14="http://schemas.microsoft.com/office/word/2010/wordml" xmlns:w15="http://schemas.microsoft.com/office/word/2012/wordml" xmlns:w16cex="http://schemas.microsoft.com/office/word/2018/wordml/cex" xmlns:w16cid="http://schemas.microsoft.com/office/word/2016/wordml/cid" xmlns:w16="http://schemas.microsoft.com/office/word/2018/wordml" xmlns:w16du="http://schemas.microsoft.com/office/word/2023/wordml/word16du" xmlns:w16sdtdh="http://schemas.microsoft.com/office/word/2020/wordml/sdtdatahash" xmlns:w16sdtfl="http://schemas.microsoft.com/office/word/2024/wordml/sdtformatlock" xmlns:w16se="http://schemas.microsoft.com/office/word/2015/wordml/symex" mc:Ignorable="w14 w15 w16se w16cid w16 w16cex w16sdtdh w16sdtfl w16du">
+<w:styles xmlns:mc="http://schemas.openxmlformats.org/markup-compatibility/2006" xmlns:r="http://schemas.openxmlformats.org/officeDocument/2006/relationships" xmlns:w="http://schemas.openxmlformats.org/wordprocessingml/2006/main" xmlns:w14="http://schemas.microsoft.com/office/word/2010/wordml" xmlns:w15="http://schemas.microsoft.com/office/word/2012/wordml" xmlns:w16se="http://schemas.microsoft.com/office/word/2015/wordml/symex" mc:Ignorable="w14 w15 w16se">
   <w:docDefaults>
     <w:rPrDefault>
       <w:rPr>
@@ -4619,7 +7274,7 @@
       </w:pPr>
     </w:pPrDefault>
   </w:docDefaults>
-  <w:latentStyles w:defLockedState="0" w:defUIPriority="99" w:defSemiHidden="0" w:defUnhideWhenUsed="0" w:defQFormat="0" w:count="376">
+  <w:latentStyles w:defLockedState="0" w:defUIPriority="99" w:defSemiHidden="0" w:defUnhideWhenUsed="0" w:defQFormat="0" w:count="371">
     <w:lsdException w:name="Normal" w:uiPriority="0" w:qFormat="1"/>
     <w:lsdException w:name="heading 1" w:uiPriority="9" w:qFormat="1"/>
     <w:lsdException w:name="heading 2" w:semiHidden="1" w:uiPriority="9" w:unhideWhenUsed="1" w:qFormat="1"/>
@@ -4991,11 +7646,6 @@
     <w:lsdException w:name="List Table 5 Dark Accent 6" w:uiPriority="50"/>
     <w:lsdException w:name="List Table 6 Colorful Accent 6" w:uiPriority="51"/>
     <w:lsdException w:name="List Table 7 Colorful Accent 6" w:uiPriority="52"/>
-    <w:lsdException w:name="Mention" w:semiHidden="1" w:unhideWhenUsed="1"/>
-    <w:lsdException w:name="Smart Hyperlink" w:semiHidden="1" w:unhideWhenUsed="1"/>
-    <w:lsdException w:name="Hashtag" w:semiHidden="1" w:unhideWhenUsed="1"/>
-    <w:lsdException w:name="Unresolved Mention" w:semiHidden="1" w:unhideWhenUsed="1"/>
-    <w:lsdException w:name="Smart Link" w:semiHidden="1" w:unhideWhenUsed="1"/>
   </w:latentStyles>
   <w:style w:type="paragraph" w:default="1" w:styleId="a">
     <w:name w:val="Normal"/>
@@ -5004,6 +7654,27 @@
     <w:pPr>
       <w:spacing w:after="200" w:line="276" w:lineRule="auto"/>
     </w:pPr>
+  </w:style>
+  <w:style w:type="paragraph" w:styleId="1">
+    <w:name w:val="heading 1"/>
+    <w:basedOn w:val="a"/>
+    <w:next w:val="a"/>
+    <w:link w:val="10"/>
+    <w:uiPriority w:val="9"/>
+    <w:qFormat/>
+    <w:rsid w:val="00376488"/>
+    <w:pPr>
+      <w:keepNext/>
+      <w:keepLines/>
+      <w:spacing w:before="240" w:after="0"/>
+      <w:outlineLvl w:val="0"/>
+    </w:pPr>
+    <w:rPr>
+      <w:rFonts w:asciiTheme="majorHAnsi" w:eastAsiaTheme="majorEastAsia" w:hAnsiTheme="majorHAnsi" w:cstheme="majorBidi"/>
+      <w:color w:val="2F5496" w:themeColor="accent1" w:themeShade="BF"/>
+      <w:sz w:val="32"/>
+      <w:szCs w:val="32"/>
+    </w:rPr>
   </w:style>
   <w:style w:type="character" w:default="1" w:styleId="a0">
     <w:name w:val="Default Paragraph Font"/>
@@ -5136,7 +7807,7 @@
       <w:u w:val="single"/>
     </w:rPr>
   </w:style>
-  <w:style w:type="character" w:styleId="ab">
+  <w:style w:type="character" w:customStyle="1" w:styleId="UnresolvedMention">
     <w:name w:val="Unresolved Mention"/>
     <w:basedOn w:val="a0"/>
     <w:uiPriority w:val="99"/>
@@ -5148,7 +7819,7 @@
       <w:shd w:val="clear" w:color="auto" w:fill="E1DFDD"/>
     </w:rPr>
   </w:style>
-  <w:style w:type="character" w:styleId="ac">
+  <w:style w:type="character" w:styleId="ab">
     <w:name w:val="FollowedHyperlink"/>
     <w:basedOn w:val="a0"/>
     <w:uiPriority w:val="99"/>
@@ -5158,6 +7829,35 @@
     <w:rPr>
       <w:color w:val="954F72" w:themeColor="followedHyperlink"/>
       <w:u w:val="single"/>
+    </w:rPr>
+  </w:style>
+  <w:style w:type="character" w:customStyle="1" w:styleId="10">
+    <w:name w:val="Заголовок 1 Знак"/>
+    <w:basedOn w:val="a0"/>
+    <w:link w:val="1"/>
+    <w:uiPriority w:val="9"/>
+    <w:rsid w:val="00376488"/>
+    <w:rPr>
+      <w:rFonts w:asciiTheme="majorHAnsi" w:eastAsiaTheme="majorEastAsia" w:hAnsiTheme="majorHAnsi" w:cstheme="majorBidi"/>
+      <w:color w:val="2F5496" w:themeColor="accent1" w:themeShade="BF"/>
+      <w:sz w:val="32"/>
+      <w:szCs w:val="32"/>
+    </w:rPr>
+  </w:style>
+  <w:style w:type="paragraph" w:styleId="ac">
+    <w:name w:val="TOC Heading"/>
+    <w:basedOn w:val="1"/>
+    <w:next w:val="a"/>
+    <w:uiPriority w:val="39"/>
+    <w:unhideWhenUsed/>
+    <w:qFormat/>
+    <w:rsid w:val="00376488"/>
+    <w:pPr>
+      <w:spacing w:line="259" w:lineRule="auto"/>
+      <w:outlineLvl w:val="9"/>
+    </w:pPr>
+    <w:rPr>
+      <w:lang w:eastAsia="ru-RU"/>
     </w:rPr>
   </w:style>
 </w:styles>
@@ -5463,7 +8163,7 @@
 </file>
 
 <file path=customXml/itemProps1.xml><?xml version="1.0" encoding="utf-8"?>
-<ds:datastoreItem xmlns:ds="http://schemas.openxmlformats.org/officeDocument/2006/customXml" ds:itemID="{D7CEC470-85F1-4EB0-897F-2496B0559CF9}">
+<ds:datastoreItem xmlns:ds="http://schemas.openxmlformats.org/officeDocument/2006/customXml" ds:itemID="{0038E1EF-5E3C-450F-982E-80574F17EAA1}">
   <ds:schemaRefs>
     <ds:schemaRef ds:uri="http://schemas.openxmlformats.org/officeDocument/2006/bibliography"/>
   </ds:schemaRefs>
